--- a/Resources/word/word1.docx
+++ b/Resources/word/word1.docx
@@ -11,37 +11,12 @@
           <w:bCs/>
         </w:rPr>
       </w:pPr>
-      <w:proofErr w:type="spellStart"/>
       <w:r>
         <w:rPr>
           <w:b/>
           <w:bCs/>
         </w:rPr>
-        <w:t>Phụ</w:t>
-      </w:r>
-      <w:proofErr w:type="spellEnd"/>
-      <w:r>
-        <w:rPr>
-          <w:b/>
-          <w:bCs/>
-        </w:rPr>
-        <w:t xml:space="preserve"> </w:t>
-      </w:r>
-      <w:proofErr w:type="spellStart"/>
-      <w:r>
-        <w:rPr>
-          <w:b/>
-          <w:bCs/>
-        </w:rPr>
-        <w:t>lục</w:t>
-      </w:r>
-      <w:proofErr w:type="spellEnd"/>
-      <w:r>
-        <w:rPr>
-          <w:b/>
-          <w:bCs/>
-        </w:rPr>
-        <w:t xml:space="preserve"> 2</w:t>
+        <w:t>Phụ lục 2</w:t>
       </w:r>
     </w:p>
     <w:p>
@@ -233,95 +208,7 @@
           <w:szCs w:val="28"/>
           <w14:ligatures w14:val="none"/>
         </w:rPr>
-        <w:t xml:space="preserve">1. </w:t>
-      </w:r>
-      <w:proofErr w:type="spellStart"/>
-      <w:r>
-        <w:rPr>
-          <w:rFonts w:eastAsia="Calibri" w:cs="Times New Roman"/>
-          <w:b/>
-          <w:kern w:val="0"/>
-          <w:szCs w:val="28"/>
-          <w14:ligatures w14:val="none"/>
-        </w:rPr>
-        <w:t>Tổ</w:t>
-      </w:r>
-      <w:proofErr w:type="spellEnd"/>
-      <w:r>
-        <w:rPr>
-          <w:rFonts w:eastAsia="Calibri" w:cs="Times New Roman"/>
-          <w:b/>
-          <w:kern w:val="0"/>
-          <w:szCs w:val="28"/>
-          <w14:ligatures w14:val="none"/>
-        </w:rPr>
-        <w:t xml:space="preserve"> </w:t>
-      </w:r>
-      <w:proofErr w:type="spellStart"/>
-      <w:r>
-        <w:rPr>
-          <w:rFonts w:eastAsia="Calibri" w:cs="Times New Roman"/>
-          <w:b/>
-          <w:kern w:val="0"/>
-          <w:szCs w:val="28"/>
-          <w14:ligatures w14:val="none"/>
-        </w:rPr>
-        <w:t>chức</w:t>
-      </w:r>
-      <w:proofErr w:type="spellEnd"/>
-      <w:r>
-        <w:rPr>
-          <w:rFonts w:eastAsia="Calibri" w:cs="Times New Roman"/>
-          <w:b/>
-          <w:kern w:val="0"/>
-          <w:szCs w:val="28"/>
-          <w14:ligatures w14:val="none"/>
-        </w:rPr>
-        <w:t xml:space="preserve"> </w:t>
-      </w:r>
-      <w:proofErr w:type="spellStart"/>
-      <w:r>
-        <w:rPr>
-          <w:rFonts w:eastAsia="Calibri" w:cs="Times New Roman"/>
-          <w:b/>
-          <w:kern w:val="0"/>
-          <w:szCs w:val="28"/>
-          <w14:ligatures w14:val="none"/>
-        </w:rPr>
-        <w:t>lực</w:t>
-      </w:r>
-      <w:proofErr w:type="spellEnd"/>
-      <w:r>
-        <w:rPr>
-          <w:rFonts w:eastAsia="Calibri" w:cs="Times New Roman"/>
-          <w:b/>
-          <w:kern w:val="0"/>
-          <w:szCs w:val="28"/>
-          <w14:ligatures w14:val="none"/>
-        </w:rPr>
-        <w:t xml:space="preserve"> </w:t>
-      </w:r>
-      <w:proofErr w:type="spellStart"/>
-      <w:r>
-        <w:rPr>
-          <w:rFonts w:eastAsia="Calibri" w:cs="Times New Roman"/>
-          <w:b/>
-          <w:kern w:val="0"/>
-          <w:szCs w:val="28"/>
-          <w14:ligatures w14:val="none"/>
-        </w:rPr>
-        <w:t>lượng</w:t>
-      </w:r>
-      <w:proofErr w:type="spellEnd"/>
-      <w:r>
-        <w:rPr>
-          <w:rFonts w:eastAsia="Calibri" w:cs="Times New Roman"/>
-          <w:b/>
-          <w:kern w:val="0"/>
-          <w:szCs w:val="28"/>
-          <w14:ligatures w14:val="none"/>
-        </w:rPr>
-        <w:t xml:space="preserve"> </w:t>
+        <w:t xml:space="preserve">1. Tổ chức lực lượng </w:t>
       </w:r>
     </w:p>
     <w:p>
@@ -379,174 +266,8 @@
           <w:szCs w:val="28"/>
           <w14:ligatures w14:val="none"/>
         </w:rPr>
-        <w:t xml:space="preserve">2. </w:t>
+        <w:t>2. Dự kiến bố trí hậu cần, kỹ thuật</w:t>
       </w:r>
-      <w:proofErr w:type="spellStart"/>
-      <w:r>
-        <w:rPr>
-          <w:rFonts w:eastAsia="Calibri" w:cs="Times New Roman"/>
-          <w:b/>
-          <w:kern w:val="0"/>
-          <w:szCs w:val="28"/>
-          <w14:ligatures w14:val="none"/>
-        </w:rPr>
-        <w:t>Dự</w:t>
-      </w:r>
-      <w:proofErr w:type="spellEnd"/>
-      <w:r>
-        <w:rPr>
-          <w:rFonts w:eastAsia="Calibri" w:cs="Times New Roman"/>
-          <w:b/>
-          <w:kern w:val="0"/>
-          <w:szCs w:val="28"/>
-          <w14:ligatures w14:val="none"/>
-        </w:rPr>
-        <w:t xml:space="preserve"> </w:t>
-      </w:r>
-      <w:proofErr w:type="spellStart"/>
-      <w:r>
-        <w:rPr>
-          <w:rFonts w:eastAsia="Calibri" w:cs="Times New Roman"/>
-          <w:b/>
-          <w:kern w:val="0"/>
-          <w:szCs w:val="28"/>
-          <w14:ligatures w14:val="none"/>
-        </w:rPr>
-        <w:t>kiến</w:t>
-      </w:r>
-      <w:proofErr w:type="spellEnd"/>
-      <w:r>
-        <w:rPr>
-          <w:rFonts w:eastAsia="Calibri" w:cs="Times New Roman"/>
-          <w:b/>
-          <w:kern w:val="0"/>
-          <w:szCs w:val="28"/>
-          <w14:ligatures w14:val="none"/>
-        </w:rPr>
-        <w:t xml:space="preserve"> </w:t>
-      </w:r>
-      <w:proofErr w:type="spellStart"/>
-      <w:r>
-        <w:rPr>
-          <w:rFonts w:eastAsia="Calibri" w:cs="Times New Roman"/>
-          <w:b/>
-          <w:kern w:val="0"/>
-          <w:szCs w:val="28"/>
-          <w14:ligatures w14:val="none"/>
-        </w:rPr>
-        <w:t>bố</w:t>
-      </w:r>
-      <w:proofErr w:type="spellEnd"/>
-      <w:r>
-        <w:rPr>
-          <w:rFonts w:eastAsia="Calibri" w:cs="Times New Roman"/>
-          <w:b/>
-          <w:kern w:val="0"/>
-          <w:szCs w:val="28"/>
-          <w14:ligatures w14:val="none"/>
-        </w:rPr>
-        <w:t xml:space="preserve"> </w:t>
-      </w:r>
-      <w:proofErr w:type="spellStart"/>
-      <w:r>
-        <w:rPr>
-          <w:rFonts w:eastAsia="Calibri" w:cs="Times New Roman"/>
-          <w:b/>
-          <w:kern w:val="0"/>
-          <w:szCs w:val="28"/>
-          <w14:ligatures w14:val="none"/>
-        </w:rPr>
-        <w:t>trí</w:t>
-      </w:r>
-      <w:proofErr w:type="spellEnd"/>
-      <w:r>
-        <w:rPr>
-          <w:rFonts w:eastAsia="Calibri" w:cs="Times New Roman"/>
-          <w:b/>
-          <w:kern w:val="0"/>
-          <w:szCs w:val="28"/>
-          <w14:ligatures w14:val="none"/>
-        </w:rPr>
-        <w:t xml:space="preserve"> </w:t>
-      </w:r>
-      <w:proofErr w:type="spellStart"/>
-      <w:r>
-        <w:rPr>
-          <w:rFonts w:eastAsia="Calibri" w:cs="Times New Roman"/>
-          <w:b/>
-          <w:kern w:val="0"/>
-          <w:szCs w:val="28"/>
-          <w14:ligatures w14:val="none"/>
-        </w:rPr>
-        <w:t>hậu</w:t>
-      </w:r>
-      <w:proofErr w:type="spellEnd"/>
-      <w:r>
-        <w:rPr>
-          <w:rFonts w:eastAsia="Calibri" w:cs="Times New Roman"/>
-          <w:b/>
-          <w:kern w:val="0"/>
-          <w:szCs w:val="28"/>
-          <w14:ligatures w14:val="none"/>
-        </w:rPr>
-        <w:t xml:space="preserve"> </w:t>
-      </w:r>
-      <w:proofErr w:type="spellStart"/>
-      <w:r>
-        <w:rPr>
-          <w:rFonts w:eastAsia="Calibri" w:cs="Times New Roman"/>
-          <w:b/>
-          <w:kern w:val="0"/>
-          <w:szCs w:val="28"/>
-          <w14:ligatures w14:val="none"/>
-        </w:rPr>
-        <w:t>cần</w:t>
-      </w:r>
-      <w:proofErr w:type="spellEnd"/>
-      <w:r>
-        <w:rPr>
-          <w:rFonts w:eastAsia="Calibri" w:cs="Times New Roman"/>
-          <w:b/>
-          <w:kern w:val="0"/>
-          <w:szCs w:val="28"/>
-          <w14:ligatures w14:val="none"/>
-        </w:rPr>
-        <w:t xml:space="preserve">, </w:t>
-      </w:r>
-      <w:proofErr w:type="spellStart"/>
-      <w:r>
-        <w:rPr>
-          <w:rFonts w:eastAsia="Calibri" w:cs="Times New Roman"/>
-          <w:b/>
-          <w:kern w:val="0"/>
-          <w:szCs w:val="28"/>
-          <w14:ligatures w14:val="none"/>
-        </w:rPr>
-        <w:t>kỹ</w:t>
-      </w:r>
-      <w:proofErr w:type="spellEnd"/>
-      <w:r>
-        <w:rPr>
-          <w:rFonts w:eastAsia="Calibri" w:cs="Times New Roman"/>
-          <w:b/>
-          <w:kern w:val="0"/>
-          <w:szCs w:val="28"/>
-          <w14:ligatures w14:val="none"/>
-        </w:rPr>
-        <w:t xml:space="preserve"> </w:t>
-      </w:r>
-      <w:proofErr w:type="spellStart"/>
-      <w:r>
-        <w:rPr>
-          <w:rFonts w:eastAsia="Calibri" w:cs="Times New Roman"/>
-          <w:b/>
-          <w:kern w:val="0"/>
-          <w:szCs w:val="28"/>
-          <w14:ligatures w14:val="none"/>
-        </w:rPr>
-        <w:t>thuật</w:t>
-      </w:r>
-      <w:proofErr w:type="spellEnd"/>
     </w:p>
     <w:p>
       <w:pPr>
@@ -598,7 +319,7 @@
     </w:p>
     <w:p>
       <w:pPr>
-        <w:pStyle w:val="oancuaDanhsach"/>
+        <w:pStyle w:val="ListParagraph"/>
         <w:numPr>
           <w:ilvl w:val="0"/>
           <w:numId w:val="1"/>
@@ -676,7 +397,6 @@
                 <w14:ligatures w14:val="none"/>
               </w:rPr>
             </w:pPr>
-            <w:proofErr w:type="spellStart"/>
             <w:r>
               <w:rPr>
                 <w:rFonts w:ascii="Calibri" w:eastAsia="Times New Roman" w:hAnsi="Calibri" w:cs="Calibri"/>
@@ -687,20 +407,7 @@
                 <w:sz w:val="22"/>
                 <w14:ligatures w14:val="none"/>
               </w:rPr>
-              <w:t>Loại</w:t>
-            </w:r>
-            <w:proofErr w:type="spellEnd"/>
-            <w:r>
-              <w:rPr>
-                <w:rFonts w:ascii="Calibri" w:eastAsia="Times New Roman" w:hAnsi="Calibri" w:cs="Calibri"/>
-                <w:b/>
-                <w:bCs/>
-                <w:color w:val="000000"/>
-                <w:kern w:val="0"/>
-                <w:sz w:val="22"/>
-                <w14:ligatures w14:val="none"/>
-              </w:rPr>
-              <w:t xml:space="preserve"> TBKT</w:t>
+              <w:t>Loại TBKT</w:t>
             </w:r>
           </w:p>
         </w:tc>
@@ -784,22 +491,8 @@
                 <w:sz w:val="22"/>
                 <w14:ligatures w14:val="none"/>
               </w:rPr>
-              <w:t xml:space="preserve">Nhu </w:t>
-            </w:r>
-            <w:proofErr w:type="spellStart"/>
-            <w:r>
-              <w:rPr>
-                <w:rFonts w:ascii="Calibri" w:eastAsia="Times New Roman" w:hAnsi="Calibri" w:cs="Calibri"/>
-                <w:b/>
-                <w:bCs/>
-                <w:color w:val="000000"/>
-                <w:kern w:val="0"/>
-                <w:sz w:val="22"/>
-                <w14:ligatures w14:val="none"/>
-              </w:rPr>
-              <w:t>cầu</w:t>
-            </w:r>
-            <w:proofErr w:type="spellEnd"/>
+              <w:t>Nhu cầu</w:t>
+            </w:r>
           </w:p>
         </w:tc>
         <w:tc>
@@ -831,7 +524,6 @@
                 <w14:ligatures w14:val="none"/>
               </w:rPr>
             </w:pPr>
-            <w:proofErr w:type="spellStart"/>
             <w:r>
               <w:rPr>
                 <w:rFonts w:ascii="Calibri" w:eastAsia="Times New Roman" w:hAnsi="Calibri" w:cs="Calibri"/>
@@ -842,35 +534,8 @@
                 <w:sz w:val="22"/>
                 <w14:ligatures w14:val="none"/>
               </w:rPr>
-              <w:t>Hiện</w:t>
-            </w:r>
-            <w:proofErr w:type="spellEnd"/>
-            <w:r>
-              <w:rPr>
-                <w:rFonts w:ascii="Calibri" w:eastAsia="Times New Roman" w:hAnsi="Calibri" w:cs="Calibri"/>
-                <w:b/>
-                <w:bCs/>
-                <w:color w:val="000000"/>
-                <w:kern w:val="0"/>
-                <w:sz w:val="22"/>
-                <w14:ligatures w14:val="none"/>
-              </w:rPr>
-              <w:t xml:space="preserve"> </w:t>
-            </w:r>
-            <w:proofErr w:type="spellStart"/>
-            <w:r>
-              <w:rPr>
-                <w:rFonts w:ascii="Calibri" w:eastAsia="Times New Roman" w:hAnsi="Calibri" w:cs="Calibri"/>
-                <w:b/>
-                <w:bCs/>
-                <w:color w:val="000000"/>
-                <w:kern w:val="0"/>
-                <w:sz w:val="22"/>
-                <w14:ligatures w14:val="none"/>
-              </w:rPr>
-              <w:t>có</w:t>
-            </w:r>
-            <w:proofErr w:type="spellEnd"/>
+              <w:t>Hiện có</w:t>
+            </w:r>
           </w:p>
         </w:tc>
         <w:tc>
@@ -945,7 +610,6 @@
                 <w14:ligatures w14:val="none"/>
               </w:rPr>
             </w:pPr>
-            <w:proofErr w:type="spellStart"/>
             <w:r>
               <w:rPr>
                 <w:rFonts w:ascii="Calibri" w:eastAsia="Times New Roman" w:hAnsi="Calibri" w:cs="Calibri"/>
@@ -956,20 +620,7 @@
                 <w:sz w:val="22"/>
                 <w14:ligatures w14:val="none"/>
               </w:rPr>
-              <w:t>Bổ</w:t>
-            </w:r>
-            <w:proofErr w:type="spellEnd"/>
-            <w:r>
-              <w:rPr>
-                <w:rFonts w:ascii="Calibri" w:eastAsia="Times New Roman" w:hAnsi="Calibri" w:cs="Calibri"/>
-                <w:b/>
-                <w:bCs/>
-                <w:color w:val="000000"/>
-                <w:kern w:val="0"/>
-                <w:sz w:val="22"/>
-                <w14:ligatures w14:val="none"/>
-              </w:rPr>
-              <w:t xml:space="preserve"> sung</w:t>
+              <w:t>Bổ sung</w:t>
             </w:r>
           </w:p>
         </w:tc>
@@ -1132,7 +783,6 @@
                 <w14:ligatures w14:val="none"/>
               </w:rPr>
             </w:pPr>
-            <w:proofErr w:type="spellStart"/>
             <w:r>
               <w:rPr>
                 <w:rFonts w:ascii="Calibri" w:eastAsia="Times New Roman" w:hAnsi="Calibri" w:cs="Calibri"/>
@@ -1145,7 +795,6 @@
               </w:rPr>
               <w:t>Kbđ</w:t>
             </w:r>
-            <w:proofErr w:type="spellEnd"/>
           </w:p>
         </w:tc>
         <w:tc>
@@ -1218,7 +867,6 @@
                 <w14:ligatures w14:val="none"/>
               </w:rPr>
             </w:pPr>
-            <w:proofErr w:type="spellStart"/>
             <w:r>
               <w:rPr>
                 <w:rFonts w:ascii="Calibri" w:eastAsia="Times New Roman" w:hAnsi="Calibri" w:cs="Calibri"/>
@@ -1229,35 +877,8 @@
                 <w:sz w:val="22"/>
                 <w14:ligatures w14:val="none"/>
               </w:rPr>
-              <w:t>Số</w:t>
-            </w:r>
-            <w:proofErr w:type="spellEnd"/>
-            <w:r>
-              <w:rPr>
-                <w:rFonts w:ascii="Calibri" w:eastAsia="Times New Roman" w:hAnsi="Calibri" w:cs="Calibri"/>
-                <w:b/>
-                <w:bCs/>
-                <w:color w:val="000000"/>
-                <w:kern w:val="0"/>
-                <w:sz w:val="22"/>
-                <w14:ligatures w14:val="none"/>
-              </w:rPr>
-              <w:t xml:space="preserve"> </w:t>
-            </w:r>
-            <w:proofErr w:type="spellStart"/>
-            <w:r>
-              <w:rPr>
-                <w:rFonts w:ascii="Calibri" w:eastAsia="Times New Roman" w:hAnsi="Calibri" w:cs="Calibri"/>
-                <w:b/>
-                <w:bCs/>
-                <w:color w:val="000000"/>
-                <w:kern w:val="0"/>
-                <w:sz w:val="22"/>
-                <w14:ligatures w14:val="none"/>
-              </w:rPr>
-              <w:t>tốt</w:t>
-            </w:r>
-            <w:proofErr w:type="spellEnd"/>
+              <w:t>Số tốt</w:t>
+            </w:r>
           </w:p>
         </w:tc>
         <w:tc>
@@ -1385,7 +1006,6 @@
                 <w14:ligatures w14:val="none"/>
               </w:rPr>
             </w:pPr>
-            <w:proofErr w:type="spellStart"/>
             <w:r>
               <w:rPr>
                 <w:rFonts w:ascii="Calibri" w:eastAsia="Times New Roman" w:hAnsi="Calibri" w:cs="Calibri"/>
@@ -1396,7 +1016,6 @@
               </w:rPr>
               <w:t>Khẩu</w:t>
             </w:r>
-            <w:proofErr w:type="spellEnd"/>
           </w:p>
         </w:tc>
         <w:tc>
@@ -1744,7 +1363,6 @@
                 <w14:ligatures w14:val="none"/>
               </w:rPr>
             </w:pPr>
-            <w:proofErr w:type="spellStart"/>
             <w:r>
               <w:rPr>
                 <w:rFonts w:ascii="Calibri" w:eastAsia="Times New Roman" w:hAnsi="Calibri" w:cs="Calibri"/>
@@ -1755,7 +1373,6 @@
               </w:rPr>
               <w:t>Khẩu</w:t>
             </w:r>
-            <w:proofErr w:type="spellEnd"/>
           </w:p>
         </w:tc>
         <w:tc>
@@ -2065,7 +1682,6 @@
                 <w14:ligatures w14:val="none"/>
               </w:rPr>
             </w:pPr>
-            <w:proofErr w:type="spellStart"/>
             <w:r>
               <w:rPr>
                 <w:rFonts w:ascii="Calibri" w:eastAsia="Times New Roman" w:hAnsi="Calibri" w:cs="Calibri"/>
@@ -2076,7 +1692,6 @@
               </w:rPr>
               <w:t>Trl</w:t>
             </w:r>
-            <w:proofErr w:type="spellEnd"/>
           </w:p>
         </w:tc>
         <w:tc>
@@ -2105,7 +1720,6 @@
                 <w14:ligatures w14:val="none"/>
               </w:rPr>
             </w:pPr>
-            <w:proofErr w:type="spellStart"/>
             <w:r>
               <w:rPr>
                 <w:rFonts w:ascii="Calibri" w:eastAsia="Times New Roman" w:hAnsi="Calibri" w:cs="Calibri"/>
@@ -2116,7 +1730,6 @@
               </w:rPr>
               <w:t>Khẩu</w:t>
             </w:r>
-            <w:proofErr w:type="spellEnd"/>
           </w:p>
         </w:tc>
         <w:tc>
@@ -2464,7 +2077,6 @@
                 <w14:ligatures w14:val="none"/>
               </w:rPr>
             </w:pPr>
-            <w:proofErr w:type="spellStart"/>
             <w:r>
               <w:rPr>
                 <w:rFonts w:ascii="Calibri" w:eastAsia="Times New Roman" w:hAnsi="Calibri" w:cs="Calibri"/>
@@ -2475,7 +2087,6 @@
               </w:rPr>
               <w:t>Khẩu</w:t>
             </w:r>
-            <w:proofErr w:type="spellEnd"/>
           </w:p>
         </w:tc>
         <w:tc>
@@ -2785,7 +2396,6 @@
                 <w14:ligatures w14:val="none"/>
               </w:rPr>
             </w:pPr>
-            <w:proofErr w:type="spellStart"/>
             <w:r>
               <w:rPr>
                 <w:rFonts w:ascii="Calibri" w:eastAsia="Times New Roman" w:hAnsi="Calibri" w:cs="Calibri"/>
@@ -2794,31 +2404,8 @@
                 <w:sz w:val="22"/>
                 <w14:ligatures w14:val="none"/>
               </w:rPr>
-              <w:t>Lựu</w:t>
-            </w:r>
-            <w:proofErr w:type="spellEnd"/>
-            <w:r>
-              <w:rPr>
-                <w:rFonts w:ascii="Calibri" w:eastAsia="Times New Roman" w:hAnsi="Calibri" w:cs="Calibri"/>
-                <w:color w:val="000000"/>
-                <w:kern w:val="0"/>
-                <w:sz w:val="22"/>
-                <w14:ligatures w14:val="none"/>
-              </w:rPr>
-              <w:t xml:space="preserve"> </w:t>
-            </w:r>
-            <w:proofErr w:type="spellStart"/>
-            <w:r>
-              <w:rPr>
-                <w:rFonts w:ascii="Calibri" w:eastAsia="Times New Roman" w:hAnsi="Calibri" w:cs="Calibri"/>
-                <w:color w:val="000000"/>
-                <w:kern w:val="0"/>
-                <w:sz w:val="22"/>
-                <w14:ligatures w14:val="none"/>
-              </w:rPr>
-              <w:t>đạn</w:t>
-            </w:r>
-            <w:proofErr w:type="spellEnd"/>
+              <w:t>Lựu đạn</w:t>
+            </w:r>
           </w:p>
         </w:tc>
         <w:tc>
@@ -2847,7 +2434,6 @@
                 <w14:ligatures w14:val="none"/>
               </w:rPr>
             </w:pPr>
-            <w:proofErr w:type="spellStart"/>
             <w:r>
               <w:rPr>
                 <w:rFonts w:ascii="Calibri" w:eastAsia="Times New Roman" w:hAnsi="Calibri" w:cs="Calibri"/>
@@ -2858,7 +2444,6 @@
               </w:rPr>
               <w:t>Quả</w:t>
             </w:r>
-            <w:proofErr w:type="spellEnd"/>
           </w:p>
         </w:tc>
         <w:tc>
@@ -3181,7 +2766,6 @@
         </w:rPr>
         <w:t xml:space="preserve">2. Ý định </w:t>
       </w:r>
-      <w:proofErr w:type="spellStart"/>
       <w:r>
         <w:rPr>
           <w:rFonts w:eastAsia="Calibri" w:cs="Times New Roman"/>
@@ -3191,67 +2775,7 @@
           <w:szCs w:val="28"/>
           <w14:ligatures w14:val="none"/>
         </w:rPr>
-        <w:t>tiếp</w:t>
-      </w:r>
-      <w:proofErr w:type="spellEnd"/>
-      <w:r>
-        <w:rPr>
-          <w:rFonts w:eastAsia="Calibri" w:cs="Times New Roman"/>
-          <w:b/>
-          <w:bCs/>
-          <w:kern w:val="0"/>
-          <w:szCs w:val="28"/>
-          <w14:ligatures w14:val="none"/>
-        </w:rPr>
-        <w:t xml:space="preserve"> </w:t>
-      </w:r>
-      <w:proofErr w:type="spellStart"/>
-      <w:r>
-        <w:rPr>
-          <w:rFonts w:eastAsia="Calibri" w:cs="Times New Roman"/>
-          <w:b/>
-          <w:bCs/>
-          <w:kern w:val="0"/>
-          <w:szCs w:val="28"/>
-          <w14:ligatures w14:val="none"/>
-        </w:rPr>
-        <w:t>nhận</w:t>
-      </w:r>
-      <w:proofErr w:type="spellEnd"/>
-      <w:r>
-        <w:rPr>
-          <w:rFonts w:eastAsia="Calibri" w:cs="Times New Roman"/>
-          <w:b/>
-          <w:bCs/>
-          <w:kern w:val="0"/>
-          <w:szCs w:val="28"/>
-          <w14:ligatures w14:val="none"/>
-        </w:rPr>
-        <w:t xml:space="preserve">, </w:t>
-      </w:r>
-      <w:proofErr w:type="spellStart"/>
-      <w:r>
-        <w:rPr>
-          <w:rFonts w:eastAsia="Calibri" w:cs="Times New Roman"/>
-          <w:b/>
-          <w:bCs/>
-          <w:kern w:val="0"/>
-          <w:szCs w:val="28"/>
-          <w14:ligatures w14:val="none"/>
-        </w:rPr>
-        <w:t>bổ</w:t>
-      </w:r>
-      <w:proofErr w:type="spellEnd"/>
-      <w:r>
-        <w:rPr>
-          <w:rFonts w:eastAsia="Calibri" w:cs="Times New Roman"/>
-          <w:b/>
-          <w:bCs/>
-          <w:kern w:val="0"/>
-          <w:szCs w:val="28"/>
-          <w14:ligatures w14:val="none"/>
-        </w:rPr>
-        <w:t xml:space="preserve"> sung  </w:t>
+        <w:t xml:space="preserve">tiếp nhận, bổ sung  </w:t>
       </w:r>
     </w:p>
     <w:p>
@@ -3377,7 +2901,6 @@
                 <w14:ligatures w14:val="none"/>
               </w:rPr>
             </w:pPr>
-            <w:proofErr w:type="spellStart"/>
             <w:r>
               <w:rPr>
                 <w:rFonts w:eastAsia="Times New Roman" w:cs="Times New Roman"/>
@@ -3387,10 +2910,19 @@
                 <w:lang w:bidi="he-IL"/>
                 <w14:ligatures w14:val="none"/>
               </w:rPr>
-              <w:t>Loại</w:t>
-            </w:r>
-            <w:proofErr w:type="spellEnd"/>
-            <w:r>
+              <w:t>Loại vật chất</w:t>
+            </w:r>
+          </w:p>
+        </w:tc>
+        <w:tc>
+          <w:tcPr>
+            <w:tcW w:w="680" w:type="pct"/>
+            <w:vAlign w:val="center"/>
+          </w:tcPr>
+          <w:p>
+            <w:pPr>
+              <w:spacing w:after="0" w:line="340" w:lineRule="exact"/>
+              <w:jc w:val="center"/>
               <w:rPr>
                 <w:rFonts w:eastAsia="Times New Roman" w:cs="Times New Roman"/>
                 <w:b/>
@@ -3399,9 +2931,7 @@
                 <w:lang w:bidi="he-IL"/>
                 <w14:ligatures w14:val="none"/>
               </w:rPr>
-              <w:t xml:space="preserve"> </w:t>
-            </w:r>
-            <w:proofErr w:type="spellStart"/>
+            </w:pPr>
             <w:r>
               <w:rPr>
                 <w:rFonts w:eastAsia="Times New Roman" w:cs="Times New Roman"/>
@@ -3411,10 +2941,19 @@
                 <w:lang w:bidi="he-IL"/>
                 <w14:ligatures w14:val="none"/>
               </w:rPr>
-              <w:t>vật</w:t>
-            </w:r>
-            <w:proofErr w:type="spellEnd"/>
-            <w:r>
+              <w:t>ĐVT</w:t>
+            </w:r>
+          </w:p>
+        </w:tc>
+        <w:tc>
+          <w:tcPr>
+            <w:tcW w:w="1217" w:type="pct"/>
+            <w:vAlign w:val="center"/>
+          </w:tcPr>
+          <w:p>
+            <w:pPr>
+              <w:spacing w:after="0" w:line="340" w:lineRule="exact"/>
+              <w:jc w:val="center"/>
               <w:rPr>
                 <w:rFonts w:eastAsia="Times New Roman" w:cs="Times New Roman"/>
                 <w:b/>
@@ -3423,9 +2962,7 @@
                 <w:lang w:bidi="he-IL"/>
                 <w14:ligatures w14:val="none"/>
               </w:rPr>
-              <w:t xml:space="preserve"> </w:t>
-            </w:r>
-            <w:proofErr w:type="spellStart"/>
+            </w:pPr>
             <w:r>
               <w:rPr>
                 <w:rFonts w:eastAsia="Times New Roman" w:cs="Times New Roman"/>
@@ -3435,14 +2972,13 @@
                 <w:lang w:bidi="he-IL"/>
                 <w14:ligatures w14:val="none"/>
               </w:rPr>
-              <w:t>chất</w:t>
-            </w:r>
-            <w:proofErr w:type="spellEnd"/>
-          </w:p>
-        </w:tc>
-        <w:tc>
-          <w:tcPr>
-            <w:tcW w:w="680" w:type="pct"/>
+              <w:t>Quy định dự trữ</w:t>
+            </w:r>
+          </w:p>
+        </w:tc>
+        <w:tc>
+          <w:tcPr>
+            <w:tcW w:w="1015" w:type="pct"/>
             <w:vAlign w:val="center"/>
           </w:tcPr>
           <w:p>
@@ -3467,13 +3003,13 @@
                 <w:lang w:bidi="he-IL"/>
                 <w14:ligatures w14:val="none"/>
               </w:rPr>
-              <w:t>ĐVT</w:t>
-            </w:r>
-          </w:p>
-        </w:tc>
-        <w:tc>
-          <w:tcPr>
-            <w:tcW w:w="1217" w:type="pct"/>
+              <w:t>Hiện có</w:t>
+            </w:r>
+          </w:p>
+        </w:tc>
+        <w:tc>
+          <w:tcPr>
+            <w:tcW w:w="936" w:type="pct"/>
             <w:vAlign w:val="center"/>
           </w:tcPr>
           <w:p>
@@ -3498,169 +3034,7 @@
                 <w:lang w:bidi="he-IL"/>
                 <w14:ligatures w14:val="none"/>
               </w:rPr>
-              <w:t xml:space="preserve">Quy </w:t>
-            </w:r>
-            <w:proofErr w:type="spellStart"/>
-            <w:r>
-              <w:rPr>
-                <w:rFonts w:eastAsia="Times New Roman" w:cs="Times New Roman"/>
-                <w:b/>
-                <w:kern w:val="0"/>
-                <w:szCs w:val="28"/>
-                <w:lang w:bidi="he-IL"/>
-                <w14:ligatures w14:val="none"/>
-              </w:rPr>
-              <w:t>định</w:t>
-            </w:r>
-            <w:proofErr w:type="spellEnd"/>
-            <w:r>
-              <w:rPr>
-                <w:rFonts w:eastAsia="Times New Roman" w:cs="Times New Roman"/>
-                <w:b/>
-                <w:kern w:val="0"/>
-                <w:szCs w:val="28"/>
-                <w:lang w:bidi="he-IL"/>
-                <w14:ligatures w14:val="none"/>
-              </w:rPr>
-              <w:t xml:space="preserve"> </w:t>
-            </w:r>
-            <w:proofErr w:type="spellStart"/>
-            <w:r>
-              <w:rPr>
-                <w:rFonts w:eastAsia="Times New Roman" w:cs="Times New Roman"/>
-                <w:b/>
-                <w:kern w:val="0"/>
-                <w:szCs w:val="28"/>
-                <w:lang w:bidi="he-IL"/>
-                <w14:ligatures w14:val="none"/>
-              </w:rPr>
-              <w:t>dự</w:t>
-            </w:r>
-            <w:proofErr w:type="spellEnd"/>
-            <w:r>
-              <w:rPr>
-                <w:rFonts w:eastAsia="Times New Roman" w:cs="Times New Roman"/>
-                <w:b/>
-                <w:kern w:val="0"/>
-                <w:szCs w:val="28"/>
-                <w:lang w:bidi="he-IL"/>
-                <w14:ligatures w14:val="none"/>
-              </w:rPr>
-              <w:t xml:space="preserve"> </w:t>
-            </w:r>
-            <w:proofErr w:type="spellStart"/>
-            <w:r>
-              <w:rPr>
-                <w:rFonts w:eastAsia="Times New Roman" w:cs="Times New Roman"/>
-                <w:b/>
-                <w:kern w:val="0"/>
-                <w:szCs w:val="28"/>
-                <w:lang w:bidi="he-IL"/>
-                <w14:ligatures w14:val="none"/>
-              </w:rPr>
-              <w:t>trữ</w:t>
-            </w:r>
-            <w:proofErr w:type="spellEnd"/>
-          </w:p>
-        </w:tc>
-        <w:tc>
-          <w:tcPr>
-            <w:tcW w:w="1015" w:type="pct"/>
-            <w:vAlign w:val="center"/>
-          </w:tcPr>
-          <w:p>
-            <w:pPr>
-              <w:spacing w:after="0" w:line="340" w:lineRule="exact"/>
-              <w:jc w:val="center"/>
-              <w:rPr>
-                <w:rFonts w:eastAsia="Times New Roman" w:cs="Times New Roman"/>
-                <w:b/>
-                <w:kern w:val="0"/>
-                <w:szCs w:val="28"/>
-                <w:lang w:bidi="he-IL"/>
-                <w14:ligatures w14:val="none"/>
-              </w:rPr>
-            </w:pPr>
-            <w:proofErr w:type="spellStart"/>
-            <w:r>
-              <w:rPr>
-                <w:rFonts w:eastAsia="Times New Roman" w:cs="Times New Roman"/>
-                <w:b/>
-                <w:kern w:val="0"/>
-                <w:szCs w:val="28"/>
-                <w:lang w:bidi="he-IL"/>
-                <w14:ligatures w14:val="none"/>
-              </w:rPr>
-              <w:t>Hiện</w:t>
-            </w:r>
-            <w:proofErr w:type="spellEnd"/>
-            <w:r>
-              <w:rPr>
-                <w:rFonts w:eastAsia="Times New Roman" w:cs="Times New Roman"/>
-                <w:b/>
-                <w:kern w:val="0"/>
-                <w:szCs w:val="28"/>
-                <w:lang w:bidi="he-IL"/>
-                <w14:ligatures w14:val="none"/>
-              </w:rPr>
-              <w:t xml:space="preserve"> </w:t>
-            </w:r>
-            <w:proofErr w:type="spellStart"/>
-            <w:r>
-              <w:rPr>
-                <w:rFonts w:eastAsia="Times New Roman" w:cs="Times New Roman"/>
-                <w:b/>
-                <w:kern w:val="0"/>
-                <w:szCs w:val="28"/>
-                <w:lang w:bidi="he-IL"/>
-                <w14:ligatures w14:val="none"/>
-              </w:rPr>
-              <w:t>có</w:t>
-            </w:r>
-            <w:proofErr w:type="spellEnd"/>
-          </w:p>
-        </w:tc>
-        <w:tc>
-          <w:tcPr>
-            <w:tcW w:w="936" w:type="pct"/>
-            <w:vAlign w:val="center"/>
-          </w:tcPr>
-          <w:p>
-            <w:pPr>
-              <w:spacing w:after="0" w:line="340" w:lineRule="exact"/>
-              <w:jc w:val="center"/>
-              <w:rPr>
-                <w:rFonts w:eastAsia="Times New Roman" w:cs="Times New Roman"/>
-                <w:b/>
-                <w:kern w:val="0"/>
-                <w:szCs w:val="28"/>
-                <w:lang w:bidi="he-IL"/>
-                <w14:ligatures w14:val="none"/>
-              </w:rPr>
-            </w:pPr>
-            <w:proofErr w:type="spellStart"/>
-            <w:r>
-              <w:rPr>
-                <w:rFonts w:eastAsia="Times New Roman" w:cs="Times New Roman"/>
-                <w:b/>
-                <w:kern w:val="0"/>
-                <w:szCs w:val="28"/>
-                <w:lang w:bidi="he-IL"/>
-                <w14:ligatures w14:val="none"/>
-              </w:rPr>
-              <w:t>Phải</w:t>
-            </w:r>
-            <w:proofErr w:type="spellEnd"/>
-            <w:r>
-              <w:rPr>
-                <w:rFonts w:eastAsia="Times New Roman" w:cs="Times New Roman"/>
-                <w:b/>
-                <w:kern w:val="0"/>
-                <w:szCs w:val="28"/>
-                <w:lang w:bidi="he-IL"/>
-                <w14:ligatures w14:val="none"/>
-              </w:rPr>
-              <w:t xml:space="preserve"> bổ sung</w:t>
+              <w:t>Phải bổ sung</w:t>
             </w:r>
           </w:p>
         </w:tc>
@@ -3687,7 +3061,6 @@
                 <w14:ligatures w14:val="none"/>
               </w:rPr>
             </w:pPr>
-            <w:proofErr w:type="spellStart"/>
             <w:r>
               <w:rPr>
                 <w:rFonts w:eastAsia="Times New Roman" w:cs="Times New Roman"/>
@@ -3696,10 +3069,19 @@
                 <w:lang w:bidi="he-IL"/>
                 <w14:ligatures w14:val="none"/>
               </w:rPr>
-              <w:t>Đạn</w:t>
-            </w:r>
-            <w:proofErr w:type="spellEnd"/>
-            <w:r>
+              <w:t xml:space="preserve">Đạn, Lựu đạn </w:t>
+            </w:r>
+          </w:p>
+        </w:tc>
+        <w:tc>
+          <w:tcPr>
+            <w:tcW w:w="680" w:type="pct"/>
+            <w:vAlign w:val="center"/>
+          </w:tcPr>
+          <w:p>
+            <w:pPr>
+              <w:spacing w:after="0" w:line="340" w:lineRule="exact"/>
+              <w:jc w:val="center"/>
               <w:rPr>
                 <w:rFonts w:eastAsia="Times New Roman" w:cs="Times New Roman"/>
                 <w:kern w:val="0"/>
@@ -3707,9 +3089,7 @@
                 <w:lang w:bidi="he-IL"/>
                 <w14:ligatures w14:val="none"/>
               </w:rPr>
-              <w:t xml:space="preserve">, </w:t>
-            </w:r>
-            <w:proofErr w:type="spellStart"/>
+            </w:pPr>
             <w:r>
               <w:rPr>
                 <w:rFonts w:eastAsia="Times New Roman" w:cs="Times New Roman"/>
@@ -3718,72 +3098,8 @@
                 <w:lang w:bidi="he-IL"/>
                 <w14:ligatures w14:val="none"/>
               </w:rPr>
-              <w:t>Lựu</w:t>
-            </w:r>
-            <w:proofErr w:type="spellEnd"/>
-            <w:r>
-              <w:rPr>
-                <w:rFonts w:eastAsia="Times New Roman" w:cs="Times New Roman"/>
-                <w:kern w:val="0"/>
-                <w:szCs w:val="28"/>
-                <w:lang w:bidi="he-IL"/>
-                <w14:ligatures w14:val="none"/>
-              </w:rPr>
-              <w:t xml:space="preserve"> </w:t>
-            </w:r>
-            <w:proofErr w:type="spellStart"/>
-            <w:r>
-              <w:rPr>
-                <w:rFonts w:eastAsia="Times New Roman" w:cs="Times New Roman"/>
-                <w:kern w:val="0"/>
-                <w:szCs w:val="28"/>
-                <w:lang w:bidi="he-IL"/>
-                <w14:ligatures w14:val="none"/>
-              </w:rPr>
-              <w:t>đạn</w:t>
-            </w:r>
-            <w:proofErr w:type="spellEnd"/>
-            <w:r>
-              <w:rPr>
-                <w:rFonts w:eastAsia="Times New Roman" w:cs="Times New Roman"/>
-                <w:kern w:val="0"/>
-                <w:szCs w:val="28"/>
-                <w:lang w:bidi="he-IL"/>
-                <w14:ligatures w14:val="none"/>
-              </w:rPr>
-              <w:t xml:space="preserve"> </w:t>
-            </w:r>
-          </w:p>
-        </w:tc>
-        <w:tc>
-          <w:tcPr>
-            <w:tcW w:w="680" w:type="pct"/>
-            <w:vAlign w:val="center"/>
-          </w:tcPr>
-          <w:p>
-            <w:pPr>
-              <w:spacing w:after="0" w:line="340" w:lineRule="exact"/>
-              <w:jc w:val="center"/>
-              <w:rPr>
-                <w:rFonts w:eastAsia="Times New Roman" w:cs="Times New Roman"/>
-                <w:kern w:val="0"/>
-                <w:szCs w:val="28"/>
-                <w:lang w:bidi="he-IL"/>
-                <w14:ligatures w14:val="none"/>
-              </w:rPr>
-            </w:pPr>
-            <w:proofErr w:type="spellStart"/>
-            <w:r>
-              <w:rPr>
-                <w:rFonts w:eastAsia="Times New Roman" w:cs="Times New Roman"/>
-                <w:kern w:val="0"/>
-                <w:szCs w:val="28"/>
-                <w:lang w:bidi="he-IL"/>
-                <w14:ligatures w14:val="none"/>
-              </w:rPr>
               <w:t>Tấn</w:t>
             </w:r>
-            <w:proofErr w:type="spellEnd"/>
           </w:p>
         </w:tc>
         <w:tc>
@@ -3895,10 +3211,19 @@
                 <w:lang w:bidi="he-IL"/>
                 <w14:ligatures w14:val="none"/>
               </w:rPr>
-              <w:t xml:space="preserve">Quân </w:t>
-            </w:r>
-            <w:proofErr w:type="spellStart"/>
-            <w:r>
+              <w:t>Quân nhu</w:t>
+            </w:r>
+          </w:p>
+        </w:tc>
+        <w:tc>
+          <w:tcPr>
+            <w:tcW w:w="680" w:type="pct"/>
+            <w:vAlign w:val="center"/>
+          </w:tcPr>
+          <w:p>
+            <w:pPr>
+              <w:spacing w:after="0" w:line="340" w:lineRule="exact"/>
+              <w:jc w:val="center"/>
               <w:rPr>
                 <w:rFonts w:eastAsia="Times New Roman" w:cs="Times New Roman"/>
                 <w:kern w:val="0"/>
@@ -3906,20 +3231,8 @@
                 <w:lang w:bidi="he-IL"/>
                 <w14:ligatures w14:val="none"/>
               </w:rPr>
-              <w:t>nhu</w:t>
-            </w:r>
-            <w:proofErr w:type="spellEnd"/>
-          </w:p>
-        </w:tc>
-        <w:tc>
-          <w:tcPr>
-            <w:tcW w:w="680" w:type="pct"/>
-            <w:vAlign w:val="center"/>
-          </w:tcPr>
-          <w:p>
-            <w:pPr>
-              <w:spacing w:after="0" w:line="340" w:lineRule="exact"/>
-              <w:jc w:val="center"/>
+            </w:pPr>
+            <w:r>
               <w:rPr>
                 <w:rFonts w:eastAsia="Times New Roman" w:cs="Times New Roman"/>
                 <w:kern w:val="0"/>
@@ -3927,19 +3240,8 @@
                 <w:lang w:bidi="he-IL"/>
                 <w14:ligatures w14:val="none"/>
               </w:rPr>
-            </w:pPr>
-            <w:proofErr w:type="spellStart"/>
-            <w:r>
-              <w:rPr>
-                <w:rFonts w:eastAsia="Times New Roman" w:cs="Times New Roman"/>
-                <w:kern w:val="0"/>
-                <w:szCs w:val="28"/>
-                <w:lang w:bidi="he-IL"/>
-                <w14:ligatures w14:val="none"/>
-              </w:rPr>
               <w:t>Tấn</w:t>
             </w:r>
-            <w:proofErr w:type="spellEnd"/>
           </w:p>
         </w:tc>
         <w:tc>
@@ -4072,7 +3374,6 @@
                 <w14:ligatures w14:val="none"/>
               </w:rPr>
             </w:pPr>
-            <w:proofErr w:type="spellStart"/>
             <w:r>
               <w:rPr>
                 <w:rFonts w:eastAsia="Times New Roman" w:cs="Times New Roman"/>
@@ -4083,7 +3384,6 @@
               </w:rPr>
               <w:t>Tấn</w:t>
             </w:r>
-            <w:proofErr w:type="spellEnd"/>
           </w:p>
         </w:tc>
         <w:tc>
@@ -4195,10 +3495,19 @@
                 <w:lang w:bidi="he-IL"/>
                 <w14:ligatures w14:val="none"/>
               </w:rPr>
-              <w:t xml:space="preserve">Doanh </w:t>
-            </w:r>
-            <w:proofErr w:type="spellStart"/>
-            <w:r>
+              <w:t>Doanh trại</w:t>
+            </w:r>
+          </w:p>
+        </w:tc>
+        <w:tc>
+          <w:tcPr>
+            <w:tcW w:w="680" w:type="pct"/>
+            <w:vAlign w:val="center"/>
+          </w:tcPr>
+          <w:p>
+            <w:pPr>
+              <w:spacing w:after="0" w:line="340" w:lineRule="exact"/>
+              <w:jc w:val="center"/>
               <w:rPr>
                 <w:rFonts w:eastAsia="Times New Roman" w:cs="Times New Roman"/>
                 <w:kern w:val="0"/>
@@ -4206,20 +3515,8 @@
                 <w:lang w:bidi="he-IL"/>
                 <w14:ligatures w14:val="none"/>
               </w:rPr>
-              <w:t>trại</w:t>
-            </w:r>
-            <w:proofErr w:type="spellEnd"/>
-          </w:p>
-        </w:tc>
-        <w:tc>
-          <w:tcPr>
-            <w:tcW w:w="680" w:type="pct"/>
-            <w:vAlign w:val="center"/>
-          </w:tcPr>
-          <w:p>
-            <w:pPr>
-              <w:spacing w:after="0" w:line="340" w:lineRule="exact"/>
-              <w:jc w:val="center"/>
+            </w:pPr>
+            <w:r>
               <w:rPr>
                 <w:rFonts w:eastAsia="Times New Roman" w:cs="Times New Roman"/>
                 <w:kern w:val="0"/>
@@ -4227,19 +3524,8 @@
                 <w:lang w:bidi="he-IL"/>
                 <w14:ligatures w14:val="none"/>
               </w:rPr>
-            </w:pPr>
-            <w:proofErr w:type="spellStart"/>
-            <w:r>
-              <w:rPr>
-                <w:rFonts w:eastAsia="Times New Roman" w:cs="Times New Roman"/>
-                <w:kern w:val="0"/>
-                <w:szCs w:val="28"/>
-                <w:lang w:bidi="he-IL"/>
-                <w14:ligatures w14:val="none"/>
-              </w:rPr>
               <w:t>Tấn</w:t>
             </w:r>
-            <w:proofErr w:type="spellEnd"/>
           </w:p>
         </w:tc>
         <w:tc>
@@ -4343,7 +3629,6 @@
                 <w14:ligatures w14:val="none"/>
               </w:rPr>
             </w:pPr>
-            <w:proofErr w:type="spellStart"/>
             <w:r>
               <w:rPr>
                 <w:rFonts w:eastAsia="Times New Roman" w:cs="Times New Roman"/>
@@ -4352,10 +3637,19 @@
                 <w:lang w:bidi="he-IL"/>
                 <w14:ligatures w14:val="none"/>
               </w:rPr>
-              <w:t>Vật</w:t>
-            </w:r>
-            <w:proofErr w:type="spellEnd"/>
-            <w:r>
+              <w:t>Vật tư kỹ thuật</w:t>
+            </w:r>
+          </w:p>
+        </w:tc>
+        <w:tc>
+          <w:tcPr>
+            <w:tcW w:w="680" w:type="pct"/>
+            <w:vAlign w:val="center"/>
+          </w:tcPr>
+          <w:p>
+            <w:pPr>
+              <w:spacing w:after="0" w:line="340" w:lineRule="exact"/>
+              <w:jc w:val="center"/>
               <w:rPr>
                 <w:rFonts w:eastAsia="Times New Roman" w:cs="Times New Roman"/>
                 <w:kern w:val="0"/>
@@ -4363,9 +3657,7 @@
                 <w:lang w:bidi="he-IL"/>
                 <w14:ligatures w14:val="none"/>
               </w:rPr>
-              <w:t xml:space="preserve"> </w:t>
-            </w:r>
-            <w:proofErr w:type="spellStart"/>
+            </w:pPr>
             <w:r>
               <w:rPr>
                 <w:rFonts w:eastAsia="Times New Roman" w:cs="Times New Roman"/>
@@ -4374,84 +3666,8 @@
                 <w:lang w:bidi="he-IL"/>
                 <w14:ligatures w14:val="none"/>
               </w:rPr>
-              <w:t>tư</w:t>
-            </w:r>
-            <w:proofErr w:type="spellEnd"/>
-            <w:r>
-              <w:rPr>
-                <w:rFonts w:eastAsia="Times New Roman" w:cs="Times New Roman"/>
-                <w:kern w:val="0"/>
-                <w:szCs w:val="28"/>
-                <w:lang w:bidi="he-IL"/>
-                <w14:ligatures w14:val="none"/>
-              </w:rPr>
-              <w:t xml:space="preserve"> </w:t>
-            </w:r>
-            <w:proofErr w:type="spellStart"/>
-            <w:r>
-              <w:rPr>
-                <w:rFonts w:eastAsia="Times New Roman" w:cs="Times New Roman"/>
-                <w:kern w:val="0"/>
-                <w:szCs w:val="28"/>
-                <w:lang w:bidi="he-IL"/>
-                <w14:ligatures w14:val="none"/>
-              </w:rPr>
-              <w:t>kỹ</w:t>
-            </w:r>
-            <w:proofErr w:type="spellEnd"/>
-            <w:r>
-              <w:rPr>
-                <w:rFonts w:eastAsia="Times New Roman" w:cs="Times New Roman"/>
-                <w:kern w:val="0"/>
-                <w:szCs w:val="28"/>
-                <w:lang w:bidi="he-IL"/>
-                <w14:ligatures w14:val="none"/>
-              </w:rPr>
-              <w:t xml:space="preserve"> </w:t>
-            </w:r>
-            <w:proofErr w:type="spellStart"/>
-            <w:r>
-              <w:rPr>
-                <w:rFonts w:eastAsia="Times New Roman" w:cs="Times New Roman"/>
-                <w:kern w:val="0"/>
-                <w:szCs w:val="28"/>
-                <w:lang w:bidi="he-IL"/>
-                <w14:ligatures w14:val="none"/>
-              </w:rPr>
-              <w:t>thuật</w:t>
-            </w:r>
-            <w:proofErr w:type="spellEnd"/>
-          </w:p>
-        </w:tc>
-        <w:tc>
-          <w:tcPr>
-            <w:tcW w:w="680" w:type="pct"/>
-            <w:vAlign w:val="center"/>
-          </w:tcPr>
-          <w:p>
-            <w:pPr>
-              <w:spacing w:after="0" w:line="340" w:lineRule="exact"/>
-              <w:jc w:val="center"/>
-              <w:rPr>
-                <w:rFonts w:eastAsia="Times New Roman" w:cs="Times New Roman"/>
-                <w:kern w:val="0"/>
-                <w:szCs w:val="28"/>
-                <w:lang w:bidi="he-IL"/>
-                <w14:ligatures w14:val="none"/>
-              </w:rPr>
-            </w:pPr>
-            <w:proofErr w:type="spellStart"/>
-            <w:r>
-              <w:rPr>
-                <w:rFonts w:eastAsia="Times New Roman" w:cs="Times New Roman"/>
-                <w:kern w:val="0"/>
-                <w:szCs w:val="28"/>
-                <w:lang w:bidi="he-IL"/>
-                <w14:ligatures w14:val="none"/>
-              </w:rPr>
               <w:t>Tấn</w:t>
             </w:r>
-            <w:proofErr w:type="spellEnd"/>
           </w:p>
         </w:tc>
         <w:tc>
@@ -4556,7 +3772,6 @@
                 <w14:ligatures w14:val="none"/>
               </w:rPr>
             </w:pPr>
-            <w:proofErr w:type="spellStart"/>
             <w:r>
               <w:rPr>
                 <w:rFonts w:eastAsia="Times New Roman" w:cs="Times New Roman"/>
@@ -4568,7 +3783,6 @@
               </w:rPr>
               <w:t>Cộng</w:t>
             </w:r>
-            <w:proofErr w:type="spellEnd"/>
           </w:p>
         </w:tc>
         <w:tc>
@@ -4589,7 +3803,6 @@
                 <w14:ligatures w14:val="none"/>
               </w:rPr>
             </w:pPr>
-            <w:proofErr w:type="spellStart"/>
             <w:r>
               <w:rPr>
                 <w:rFonts w:eastAsia="Times New Roman" w:cs="Times New Roman"/>
@@ -4601,7 +3814,6 @@
               </w:rPr>
               <w:t>Tấn</w:t>
             </w:r>
-            <w:proofErr w:type="spellEnd"/>
           </w:p>
         </w:tc>
         <w:tc>
@@ -4848,27 +4060,15 @@
                 <w14:ligatures w14:val="none"/>
               </w:rPr>
             </w:pPr>
-            <w:proofErr w:type="spellStart"/>
-            <w:r>
-              <w:rPr>
-                <w:rFonts w:eastAsia="Times New Roman" w:cs="Times New Roman"/>
-                <w:b/>
-                <w:kern w:val="0"/>
-                <w:szCs w:val="28"/>
-                <w14:ligatures w14:val="none"/>
-              </w:rPr>
-              <w:t>Loại</w:t>
-            </w:r>
-            <w:proofErr w:type="spellEnd"/>
-            <w:r>
-              <w:rPr>
-                <w:rFonts w:eastAsia="Times New Roman" w:cs="Times New Roman"/>
-                <w:b/>
-                <w:kern w:val="0"/>
-                <w:szCs w:val="28"/>
-                <w14:ligatures w14:val="none"/>
-              </w:rPr>
-              <w:t xml:space="preserve"> </w:t>
+            <w:r>
+              <w:rPr>
+                <w:rFonts w:eastAsia="Times New Roman" w:cs="Times New Roman"/>
+                <w:b/>
+                <w:kern w:val="0"/>
+                <w:szCs w:val="28"/>
+                <w14:ligatures w14:val="none"/>
+              </w:rPr>
+              <w:t xml:space="preserve">Loại </w:t>
             </w:r>
             <w:r>
               <w:rPr>
@@ -4881,40 +4081,16 @@
               </w:rPr>
               <w:t>V</w:t>
             </w:r>
-            <w:proofErr w:type="spellStart"/>
-            <w:r>
-              <w:rPr>
-                <w:rFonts w:eastAsia="Times New Roman" w:cs="Times New Roman"/>
-                <w:b/>
-                <w:kern w:val="0"/>
-                <w:szCs w:val="28"/>
-                <w14:ligatures w14:val="none"/>
-              </w:rPr>
-              <w:t>ật</w:t>
-            </w:r>
-            <w:proofErr w:type="spellEnd"/>
-            <w:r>
-              <w:rPr>
-                <w:rFonts w:eastAsia="Times New Roman" w:cs="Times New Roman"/>
-                <w:b/>
-                <w:kern w:val="0"/>
-                <w:szCs w:val="28"/>
-                <w14:ligatures w14:val="none"/>
-              </w:rPr>
-              <w:t xml:space="preserve"> </w:t>
-            </w:r>
-            <w:proofErr w:type="spellStart"/>
-            <w:r>
-              <w:rPr>
-                <w:rFonts w:eastAsia="Times New Roman" w:cs="Times New Roman"/>
-                <w:b/>
-                <w:kern w:val="0"/>
-                <w:szCs w:val="28"/>
-                <w14:ligatures w14:val="none"/>
-              </w:rPr>
-              <w:t>chất</w:t>
-            </w:r>
-            <w:proofErr w:type="spellEnd"/>
+            <w:r>
+              <w:rPr>
+                <w:rFonts w:eastAsia="Times New Roman" w:cs="Times New Roman"/>
+                <w:b/>
+                <w:kern w:val="0"/>
+                <w:szCs w:val="28"/>
+                <w14:ligatures w14:val="none"/>
+              </w:rPr>
+              <w:t>ật chất</w:t>
+            </w:r>
           </w:p>
         </w:tc>
         <w:tc>
@@ -4980,49 +4156,15 @@
                 <w14:ligatures w14:val="none"/>
               </w:rPr>
             </w:pPr>
-            <w:proofErr w:type="spellStart"/>
-            <w:r>
-              <w:rPr>
-                <w:rFonts w:eastAsia="Times New Roman" w:cs="Times New Roman"/>
-                <w:b/>
-                <w:kern w:val="0"/>
-                <w:szCs w:val="28"/>
-                <w14:ligatures w14:val="none"/>
-              </w:rPr>
-              <w:t>Phải</w:t>
-            </w:r>
-            <w:proofErr w:type="spellEnd"/>
-            <w:r>
-              <w:rPr>
-                <w:rFonts w:eastAsia="Times New Roman" w:cs="Times New Roman"/>
-                <w:b/>
-                <w:kern w:val="0"/>
-                <w:szCs w:val="28"/>
-                <w14:ligatures w14:val="none"/>
-              </w:rPr>
-              <w:t xml:space="preserve"> </w:t>
-            </w:r>
-            <w:proofErr w:type="spellStart"/>
-            <w:r>
-              <w:rPr>
-                <w:rFonts w:eastAsia="Times New Roman" w:cs="Times New Roman"/>
-                <w:b/>
-                <w:kern w:val="0"/>
-                <w:szCs w:val="28"/>
-                <w14:ligatures w14:val="none"/>
-              </w:rPr>
-              <w:t>có</w:t>
-            </w:r>
-            <w:proofErr w:type="spellEnd"/>
-            <w:r>
-              <w:rPr>
-                <w:rFonts w:eastAsia="Times New Roman" w:cs="Times New Roman"/>
-                <w:b/>
-                <w:kern w:val="0"/>
-                <w:szCs w:val="28"/>
-                <w14:ligatures w14:val="none"/>
-              </w:rPr>
-              <w:t xml:space="preserve"> 04.00N</w:t>
+            <w:r>
+              <w:rPr>
+                <w:rFonts w:eastAsia="Times New Roman" w:cs="Times New Roman"/>
+                <w:b/>
+                <w:kern w:val="0"/>
+                <w:szCs w:val="28"/>
+                <w14:ligatures w14:val="none"/>
+              </w:rPr>
+              <w:t>Phải có 04.00N</w:t>
             </w:r>
           </w:p>
         </w:tc>
@@ -5051,106 +4193,16 @@
                 <w14:ligatures w14:val="none"/>
               </w:rPr>
             </w:pPr>
-            <w:proofErr w:type="spellStart"/>
-            <w:r>
-              <w:rPr>
-                <w:rFonts w:eastAsia="Times New Roman" w:cs="Times New Roman"/>
-                <w:b/>
-                <w:kern w:val="0"/>
-                <w:szCs w:val="28"/>
-                <w14:ligatures w14:val="none"/>
-              </w:rPr>
-              <w:t>Phải</w:t>
-            </w:r>
-            <w:proofErr w:type="spellEnd"/>
-            <w:r>
-              <w:rPr>
-                <w:rFonts w:eastAsia="Times New Roman" w:cs="Times New Roman"/>
-                <w:b/>
-                <w:kern w:val="0"/>
-                <w:szCs w:val="28"/>
-                <w14:ligatures w14:val="none"/>
-              </w:rPr>
-              <w:t xml:space="preserve"> </w:t>
-            </w:r>
-            <w:proofErr w:type="spellStart"/>
-            <w:r>
-              <w:rPr>
-                <w:rFonts w:eastAsia="Times New Roman" w:cs="Times New Roman"/>
-                <w:b/>
-                <w:kern w:val="0"/>
-                <w:szCs w:val="28"/>
-                <w14:ligatures w14:val="none"/>
-              </w:rPr>
-              <w:t>có</w:t>
-            </w:r>
-            <w:proofErr w:type="spellEnd"/>
-            <w:r>
-              <w:rPr>
-                <w:rFonts w:eastAsia="Times New Roman" w:cs="Times New Roman"/>
-                <w:b/>
-                <w:kern w:val="0"/>
-                <w:szCs w:val="28"/>
-                <w14:ligatures w14:val="none"/>
-              </w:rPr>
-              <w:t xml:space="preserve"> </w:t>
-            </w:r>
-            <w:proofErr w:type="spellStart"/>
-            <w:r>
-              <w:rPr>
-                <w:rFonts w:eastAsia="Times New Roman" w:cs="Times New Roman"/>
-                <w:b/>
-                <w:kern w:val="0"/>
-                <w:szCs w:val="28"/>
-                <w14:ligatures w14:val="none"/>
-              </w:rPr>
-              <w:t>sau</w:t>
-            </w:r>
-            <w:proofErr w:type="spellEnd"/>
-            <w:r>
-              <w:rPr>
-                <w:rFonts w:eastAsia="Times New Roman" w:cs="Times New Roman"/>
-                <w:b/>
-                <w:kern w:val="0"/>
-                <w:szCs w:val="28"/>
-                <w14:ligatures w14:val="none"/>
-              </w:rPr>
-              <w:t xml:space="preserve"> </w:t>
-            </w:r>
-            <w:proofErr w:type="spellStart"/>
-            <w:r>
-              <w:rPr>
-                <w:rFonts w:eastAsia="Times New Roman" w:cs="Times New Roman"/>
-                <w:b/>
-                <w:kern w:val="0"/>
-                <w:szCs w:val="28"/>
-                <w14:ligatures w14:val="none"/>
-              </w:rPr>
-              <w:t>chiến</w:t>
-            </w:r>
-            <w:proofErr w:type="spellEnd"/>
-            <w:r>
-              <w:rPr>
-                <w:rFonts w:eastAsia="Times New Roman" w:cs="Times New Roman"/>
-                <w:b/>
-                <w:kern w:val="0"/>
-                <w:szCs w:val="28"/>
-                <w14:ligatures w14:val="none"/>
-              </w:rPr>
-              <w:t xml:space="preserve"> </w:t>
-            </w:r>
-            <w:proofErr w:type="spellStart"/>
-            <w:r>
-              <w:rPr>
-                <w:rFonts w:eastAsia="Times New Roman" w:cs="Times New Roman"/>
-                <w:b/>
-                <w:kern w:val="0"/>
-                <w:szCs w:val="28"/>
-                <w14:ligatures w14:val="none"/>
-              </w:rPr>
-              <w:t>đấu</w:t>
-            </w:r>
-            <w:proofErr w:type="spellEnd"/>
+            <w:r>
+              <w:rPr>
+                <w:rFonts w:eastAsia="Times New Roman" w:cs="Times New Roman"/>
+                <w:b/>
+                <w:kern w:val="0"/>
+                <w:szCs w:val="28"/>
+                <w14:ligatures w14:val="none"/>
+              </w:rPr>
+              <w:t>Phải có sau chiến đấu</w:t>
+            </w:r>
           </w:p>
         </w:tc>
       </w:tr>
@@ -5308,7 +4360,6 @@
                 <w14:ligatures w14:val="none"/>
               </w:rPr>
             </w:pPr>
-            <w:proofErr w:type="spellStart"/>
             <w:r>
               <w:rPr>
                 <w:rFonts w:ascii="Times New Roman Bold" w:eastAsia="Times New Roman" w:hAnsi="Times New Roman Bold" w:cs="Times New Roman"/>
@@ -5319,10 +4370,25 @@
                 <w:szCs w:val="24"/>
                 <w14:ligatures w14:val="none"/>
               </w:rPr>
-              <w:t>Đơn</w:t>
-            </w:r>
-            <w:proofErr w:type="spellEnd"/>
-            <w:r>
+              <w:t>Đơn vị</w:t>
+            </w:r>
+          </w:p>
+        </w:tc>
+        <w:tc>
+          <w:tcPr>
+            <w:tcW w:w="1306" w:type="dxa"/>
+            <w:tcBorders>
+              <w:top w:val="single" w:sz="4" w:space="0" w:color="auto"/>
+              <w:left w:val="single" w:sz="4" w:space="0" w:color="auto"/>
+              <w:bottom w:val="single" w:sz="4" w:space="0" w:color="auto"/>
+              <w:right w:val="single" w:sz="4" w:space="0" w:color="auto"/>
+            </w:tcBorders>
+          </w:tcPr>
+          <w:p>
+            <w:pPr>
+              <w:spacing w:after="0" w:line="340" w:lineRule="exact"/>
+              <w:ind w:firstLine="132"/>
+              <w:jc w:val="center"/>
               <w:rPr>
                 <w:rFonts w:ascii="Times New Roman Bold" w:eastAsia="Times New Roman" w:hAnsi="Times New Roman Bold" w:cs="Times New Roman"/>
                 <w:b/>
@@ -5332,9 +4398,7 @@
                 <w:szCs w:val="24"/>
                 <w14:ligatures w14:val="none"/>
               </w:rPr>
-              <w:t xml:space="preserve"> </w:t>
-            </w:r>
-            <w:proofErr w:type="spellStart"/>
+            </w:pPr>
             <w:r>
               <w:rPr>
                 <w:rFonts w:ascii="Times New Roman Bold" w:eastAsia="Times New Roman" w:hAnsi="Times New Roman Bold" w:cs="Times New Roman"/>
@@ -5345,9 +4409,8 @@
                 <w:szCs w:val="24"/>
                 <w14:ligatures w14:val="none"/>
               </w:rPr>
-              <w:t>vị</w:t>
-            </w:r>
-            <w:proofErr w:type="spellEnd"/>
+              <w:t>Tổng</w:t>
+            </w:r>
           </w:p>
         </w:tc>
         <w:tc>
@@ -5359,6 +4422,7 @@
               <w:bottom w:val="single" w:sz="4" w:space="0" w:color="auto"/>
               <w:right w:val="single" w:sz="4" w:space="0" w:color="auto"/>
             </w:tcBorders>
+            <w:hideMark/>
           </w:tcPr>
           <w:p>
             <w:pPr>
@@ -5375,7 +4439,6 @@
                 <w14:ligatures w14:val="none"/>
               </w:rPr>
             </w:pPr>
-            <w:proofErr w:type="spellStart"/>
             <w:r>
               <w:rPr>
                 <w:rFonts w:ascii="Times New Roman Bold" w:eastAsia="Times New Roman" w:hAnsi="Times New Roman Bold" w:cs="Times New Roman"/>
@@ -5386,9 +4449,8 @@
                 <w:szCs w:val="24"/>
                 <w14:ligatures w14:val="none"/>
               </w:rPr>
-              <w:t>Tổng</w:t>
-            </w:r>
-            <w:proofErr w:type="spellEnd"/>
+              <w:t>Kho d</w:t>
+            </w:r>
           </w:p>
         </w:tc>
         <w:tc>
@@ -5412,8 +4474,8 @@
                 <w:b/>
                 <w:spacing w:val="-8"/>
                 <w:kern w:val="0"/>
-                <w:sz w:val="24"/>
-                <w:szCs w:val="24"/>
+                <w:sz w:val="26"/>
+                <w:szCs w:val="26"/>
                 <w14:ligatures w14:val="none"/>
               </w:rPr>
             </w:pPr>
@@ -5423,11 +4485,11 @@
                 <w:b/>
                 <w:spacing w:val="-8"/>
                 <w:kern w:val="0"/>
-                <w:sz w:val="24"/>
-                <w:szCs w:val="24"/>
-                <w14:ligatures w14:val="none"/>
-              </w:rPr>
-              <w:t>Kho d</w:t>
+                <w:sz w:val="26"/>
+                <w:szCs w:val="26"/>
+                <w14:ligatures w14:val="none"/>
+              </w:rPr>
+              <w:t>Đơn vị</w:t>
             </w:r>
           </w:p>
         </w:tc>
@@ -5440,7 +4502,6 @@
               <w:bottom w:val="single" w:sz="4" w:space="0" w:color="auto"/>
               <w:right w:val="single" w:sz="4" w:space="0" w:color="auto"/>
             </w:tcBorders>
-            <w:hideMark/>
           </w:tcPr>
           <w:p>
             <w:pPr>
@@ -5448,81 +4509,13 @@
               <w:ind w:firstLine="132"/>
               <w:jc w:val="center"/>
               <w:rPr>
-                <w:rFonts w:ascii="Times New Roman Bold" w:eastAsia="Times New Roman" w:hAnsi="Times New Roman Bold" w:cs="Times New Roman"/>
-                <w:b/>
-                <w:spacing w:val="-8"/>
-                <w:kern w:val="0"/>
-                <w:sz w:val="26"/>
-                <w:szCs w:val="26"/>
-                <w14:ligatures w14:val="none"/>
-              </w:rPr>
-            </w:pPr>
-            <w:proofErr w:type="spellStart"/>
-            <w:r>
-              <w:rPr>
-                <w:rFonts w:ascii="Times New Roman Bold" w:eastAsia="Times New Roman" w:hAnsi="Times New Roman Bold" w:cs="Times New Roman"/>
-                <w:b/>
-                <w:spacing w:val="-8"/>
-                <w:kern w:val="0"/>
-                <w:sz w:val="26"/>
-                <w:szCs w:val="26"/>
-                <w14:ligatures w14:val="none"/>
-              </w:rPr>
-              <w:t>Đơn</w:t>
-            </w:r>
-            <w:proofErr w:type="spellEnd"/>
-            <w:r>
-              <w:rPr>
-                <w:rFonts w:ascii="Times New Roman Bold" w:eastAsia="Times New Roman" w:hAnsi="Times New Roman Bold" w:cs="Times New Roman"/>
-                <w:b/>
-                <w:spacing w:val="-8"/>
-                <w:kern w:val="0"/>
-                <w:sz w:val="26"/>
-                <w:szCs w:val="26"/>
-                <w14:ligatures w14:val="none"/>
-              </w:rPr>
-              <w:t xml:space="preserve"> </w:t>
-            </w:r>
-            <w:proofErr w:type="spellStart"/>
-            <w:r>
-              <w:rPr>
-                <w:rFonts w:ascii="Times New Roman Bold" w:eastAsia="Times New Roman" w:hAnsi="Times New Roman Bold" w:cs="Times New Roman"/>
-                <w:b/>
-                <w:spacing w:val="-8"/>
-                <w:kern w:val="0"/>
-                <w:sz w:val="26"/>
-                <w:szCs w:val="26"/>
-                <w14:ligatures w14:val="none"/>
-              </w:rPr>
-              <w:t>vị</w:t>
-            </w:r>
-            <w:proofErr w:type="spellEnd"/>
-          </w:p>
-        </w:tc>
-        <w:tc>
-          <w:tcPr>
-            <w:tcW w:w="1306" w:type="dxa"/>
-            <w:tcBorders>
-              <w:top w:val="single" w:sz="4" w:space="0" w:color="auto"/>
-              <w:left w:val="single" w:sz="4" w:space="0" w:color="auto"/>
-              <w:bottom w:val="single" w:sz="4" w:space="0" w:color="auto"/>
-              <w:right w:val="single" w:sz="4" w:space="0" w:color="auto"/>
-            </w:tcBorders>
-          </w:tcPr>
-          <w:p>
-            <w:pPr>
-              <w:spacing w:after="0" w:line="340" w:lineRule="exact"/>
-              <w:ind w:firstLine="132"/>
-              <w:jc w:val="center"/>
-              <w:rPr>
-                <w:rFonts w:eastAsia="Times New Roman" w:cs="Times New Roman"/>
-                <w:b/>
-                <w:kern w:val="0"/>
-                <w:szCs w:val="28"/>
-                <w14:ligatures w14:val="none"/>
-              </w:rPr>
-            </w:pPr>
-            <w:proofErr w:type="spellStart"/>
+                <w:rFonts w:eastAsia="Times New Roman" w:cs="Times New Roman"/>
+                <w:b/>
+                <w:kern w:val="0"/>
+                <w:szCs w:val="28"/>
+                <w14:ligatures w14:val="none"/>
+              </w:rPr>
+            </w:pPr>
             <w:r>
               <w:rPr>
                 <w:rFonts w:eastAsia="Times New Roman" w:cs="Times New Roman"/>
@@ -5533,7 +4526,6 @@
               </w:rPr>
               <w:t>Tổng</w:t>
             </w:r>
-            <w:proofErr w:type="spellEnd"/>
           </w:p>
         </w:tc>
       </w:tr>
@@ -5602,7 +4594,6 @@
                 <w14:ligatures w14:val="none"/>
               </w:rPr>
             </w:pPr>
-            <w:proofErr w:type="spellStart"/>
             <w:r>
               <w:rPr>
                 <w:rFonts w:eastAsia="Times New Roman" w:cs="Times New Roman"/>
@@ -5611,53 +4602,8 @@
                 <w:szCs w:val="26"/>
                 <w14:ligatures w14:val="none"/>
               </w:rPr>
-              <w:t>Gạo</w:t>
-            </w:r>
-            <w:proofErr w:type="spellEnd"/>
-            <w:r>
-              <w:rPr>
-                <w:rFonts w:eastAsia="Times New Roman" w:cs="Times New Roman"/>
-                <w:kern w:val="0"/>
-                <w:sz w:val="26"/>
-                <w:szCs w:val="26"/>
-                <w14:ligatures w14:val="none"/>
-              </w:rPr>
-              <w:t xml:space="preserve">, </w:t>
-            </w:r>
-            <w:proofErr w:type="spellStart"/>
-            <w:r>
-              <w:rPr>
-                <w:rFonts w:eastAsia="Times New Roman" w:cs="Times New Roman"/>
-                <w:kern w:val="0"/>
-                <w:sz w:val="26"/>
-                <w:szCs w:val="26"/>
-                <w14:ligatures w14:val="none"/>
-              </w:rPr>
-              <w:t>thực</w:t>
-            </w:r>
-            <w:proofErr w:type="spellEnd"/>
-            <w:r>
-              <w:rPr>
-                <w:rFonts w:eastAsia="Times New Roman" w:cs="Times New Roman"/>
-                <w:kern w:val="0"/>
-                <w:sz w:val="26"/>
-                <w:szCs w:val="26"/>
-                <w14:ligatures w14:val="none"/>
-              </w:rPr>
-              <w:t xml:space="preserve"> </w:t>
-            </w:r>
-            <w:proofErr w:type="spellStart"/>
-            <w:r>
-              <w:rPr>
-                <w:rFonts w:eastAsia="Times New Roman" w:cs="Times New Roman"/>
-                <w:kern w:val="0"/>
-                <w:sz w:val="26"/>
-                <w:szCs w:val="26"/>
-                <w14:ligatures w14:val="none"/>
-              </w:rPr>
-              <w:t>phẩm</w:t>
-            </w:r>
-            <w:proofErr w:type="spellEnd"/>
+              <w:t>Gạo, thực phẩm</w:t>
+            </w:r>
           </w:p>
         </w:tc>
         <w:tc>
@@ -5684,7 +4630,6 @@
                 <w14:ligatures w14:val="none"/>
               </w:rPr>
             </w:pPr>
-            <w:proofErr w:type="spellStart"/>
             <w:r>
               <w:rPr>
                 <w:rFonts w:eastAsia="Times New Roman" w:cs="Times New Roman"/>
@@ -5693,31 +4638,8 @@
                 <w:szCs w:val="28"/>
                 <w14:ligatures w14:val="none"/>
               </w:rPr>
-              <w:t>Ngày</w:t>
-            </w:r>
-            <w:proofErr w:type="spellEnd"/>
-            <w:r>
-              <w:rPr>
-                <w:rFonts w:eastAsia="Times New Roman" w:cs="Times New Roman"/>
-                <w:spacing w:val="-16"/>
-                <w:kern w:val="0"/>
-                <w:szCs w:val="28"/>
-                <w14:ligatures w14:val="none"/>
-              </w:rPr>
-              <w:t xml:space="preserve"> </w:t>
-            </w:r>
-            <w:proofErr w:type="spellStart"/>
-            <w:r>
-              <w:rPr>
-                <w:rFonts w:eastAsia="Times New Roman" w:cs="Times New Roman"/>
-                <w:spacing w:val="-16"/>
-                <w:kern w:val="0"/>
-                <w:szCs w:val="28"/>
-                <w14:ligatures w14:val="none"/>
-              </w:rPr>
-              <w:t>ăn</w:t>
-            </w:r>
-            <w:proofErr w:type="spellEnd"/>
+              <w:t>Ngày ăn</w:t>
+            </w:r>
           </w:p>
         </w:tc>
         <w:tc>
@@ -6064,20 +4986,8 @@
                 <w:szCs w:val="26"/>
                 <w14:ligatures w14:val="none"/>
               </w:rPr>
-              <w:t xml:space="preserve">Lương </w:t>
-            </w:r>
-            <w:proofErr w:type="spellStart"/>
-            <w:r>
-              <w:rPr>
-                <w:rFonts w:eastAsia="Times New Roman" w:cs="Times New Roman"/>
-                <w:kern w:val="0"/>
-                <w:sz w:val="26"/>
-                <w:szCs w:val="26"/>
-                <w14:ligatures w14:val="none"/>
-              </w:rPr>
-              <w:t>khô</w:t>
-            </w:r>
-            <w:proofErr w:type="spellEnd"/>
+              <w:t>Lương khô</w:t>
+            </w:r>
           </w:p>
         </w:tc>
         <w:tc>
@@ -6487,7 +5397,6 @@
                 <w14:ligatures w14:val="none"/>
               </w:rPr>
             </w:pPr>
-            <w:proofErr w:type="spellStart"/>
             <w:r>
               <w:rPr>
                 <w:rFonts w:eastAsia="Times New Roman" w:cs="Times New Roman"/>
@@ -6497,81 +5406,8 @@
                 <w:szCs w:val="26"/>
                 <w14:ligatures w14:val="none"/>
               </w:rPr>
-              <w:t>Đường</w:t>
-            </w:r>
-            <w:proofErr w:type="spellEnd"/>
-            <w:r>
-              <w:rPr>
-                <w:rFonts w:eastAsia="Times New Roman" w:cs="Times New Roman"/>
-                <w:spacing w:val="-20"/>
-                <w:kern w:val="0"/>
-                <w:sz w:val="26"/>
-                <w:szCs w:val="26"/>
-                <w14:ligatures w14:val="none"/>
-              </w:rPr>
-              <w:t xml:space="preserve"> </w:t>
-            </w:r>
-            <w:proofErr w:type="spellStart"/>
-            <w:r>
-              <w:rPr>
-                <w:rFonts w:eastAsia="Times New Roman" w:cs="Times New Roman"/>
-                <w:spacing w:val="-20"/>
-                <w:kern w:val="0"/>
-                <w:sz w:val="26"/>
-                <w:szCs w:val="26"/>
-                <w14:ligatures w14:val="none"/>
-              </w:rPr>
-              <w:t>sữa</w:t>
-            </w:r>
-            <w:proofErr w:type="spellEnd"/>
-            <w:r>
-              <w:rPr>
-                <w:rFonts w:eastAsia="Times New Roman" w:cs="Times New Roman"/>
-                <w:spacing w:val="-20"/>
-                <w:kern w:val="0"/>
-                <w:sz w:val="26"/>
-                <w:szCs w:val="26"/>
-                <w14:ligatures w14:val="none"/>
-              </w:rPr>
-              <w:t xml:space="preserve"> </w:t>
-            </w:r>
-            <w:proofErr w:type="spellStart"/>
-            <w:r>
-              <w:rPr>
-                <w:rFonts w:eastAsia="Times New Roman" w:cs="Times New Roman"/>
-                <w:spacing w:val="-20"/>
-                <w:kern w:val="0"/>
-                <w:sz w:val="26"/>
-                <w:szCs w:val="26"/>
-                <w14:ligatures w14:val="none"/>
-              </w:rPr>
-              <w:t>thương</w:t>
-            </w:r>
-            <w:proofErr w:type="spellEnd"/>
-            <w:r>
-              <w:rPr>
-                <w:rFonts w:eastAsia="Times New Roman" w:cs="Times New Roman"/>
-                <w:spacing w:val="-20"/>
-                <w:kern w:val="0"/>
-                <w:sz w:val="26"/>
-                <w:szCs w:val="26"/>
-                <w14:ligatures w14:val="none"/>
-              </w:rPr>
-              <w:t xml:space="preserve"> </w:t>
-            </w:r>
-            <w:proofErr w:type="spellStart"/>
-            <w:r>
-              <w:rPr>
-                <w:rFonts w:eastAsia="Times New Roman" w:cs="Times New Roman"/>
-                <w:spacing w:val="-20"/>
-                <w:kern w:val="0"/>
-                <w:sz w:val="26"/>
-                <w:szCs w:val="26"/>
-                <w14:ligatures w14:val="none"/>
-              </w:rPr>
-              <w:t>binh</w:t>
-            </w:r>
-            <w:proofErr w:type="spellEnd"/>
+              <w:t>Đường sữa thương binh</w:t>
+            </w:r>
           </w:p>
         </w:tc>
         <w:tc>
@@ -6990,69 +5826,8 @@
                 <w:szCs w:val="26"/>
                 <w14:ligatures w14:val="none"/>
               </w:rPr>
-              <w:t xml:space="preserve">Quân </w:t>
-            </w:r>
-            <w:proofErr w:type="spellStart"/>
-            <w:r>
-              <w:rPr>
-                <w:rFonts w:eastAsia="Times New Roman" w:cs="Times New Roman"/>
-                <w:spacing w:val="-12"/>
-                <w:kern w:val="0"/>
-                <w:sz w:val="26"/>
-                <w:szCs w:val="26"/>
-                <w14:ligatures w14:val="none"/>
-              </w:rPr>
-              <w:t>lương</w:t>
-            </w:r>
-            <w:proofErr w:type="spellEnd"/>
-            <w:r>
-              <w:rPr>
-                <w:rFonts w:eastAsia="Times New Roman" w:cs="Times New Roman"/>
-                <w:spacing w:val="-12"/>
-                <w:kern w:val="0"/>
-                <w:sz w:val="26"/>
-                <w:szCs w:val="26"/>
-                <w14:ligatures w14:val="none"/>
-              </w:rPr>
-              <w:t xml:space="preserve"> </w:t>
-            </w:r>
-            <w:proofErr w:type="spellStart"/>
-            <w:r>
-              <w:rPr>
-                <w:rFonts w:eastAsia="Times New Roman" w:cs="Times New Roman"/>
-                <w:spacing w:val="-12"/>
-                <w:kern w:val="0"/>
-                <w:sz w:val="26"/>
-                <w:szCs w:val="26"/>
-                <w14:ligatures w14:val="none"/>
-              </w:rPr>
-              <w:t>chiến</w:t>
-            </w:r>
-            <w:proofErr w:type="spellEnd"/>
-            <w:r>
-              <w:rPr>
-                <w:rFonts w:eastAsia="Times New Roman" w:cs="Times New Roman"/>
-                <w:spacing w:val="-12"/>
-                <w:kern w:val="0"/>
-                <w:sz w:val="26"/>
-                <w:szCs w:val="26"/>
-                <w14:ligatures w14:val="none"/>
-              </w:rPr>
-              <w:t xml:space="preserve"> </w:t>
-            </w:r>
-            <w:proofErr w:type="spellStart"/>
-            <w:r>
-              <w:rPr>
-                <w:rFonts w:eastAsia="Times New Roman" w:cs="Times New Roman"/>
-                <w:spacing w:val="-12"/>
-                <w:kern w:val="0"/>
-                <w:sz w:val="26"/>
-                <w:szCs w:val="26"/>
-                <w14:ligatures w14:val="none"/>
-              </w:rPr>
-              <w:t>đấu</w:t>
-            </w:r>
-            <w:proofErr w:type="spellEnd"/>
+              <w:t>Quân lương chiến đấu</w:t>
+            </w:r>
           </w:p>
         </w:tc>
         <w:tc>
@@ -7491,74 +6266,8 @@
                 <w:lang w:val="fr-FR"/>
                 <w14:ligatures w14:val="none"/>
               </w:rPr>
-              <w:t xml:space="preserve">Quân </w:t>
-            </w:r>
-            <w:proofErr w:type="spellStart"/>
-            <w:r>
-              <w:rPr>
-                <w:rFonts w:eastAsia="Times New Roman" w:cs="Times New Roman"/>
-                <w:spacing w:val="-12"/>
-                <w:kern w:val="0"/>
-                <w:sz w:val="26"/>
-                <w:szCs w:val="26"/>
-                <w:lang w:val="fr-FR"/>
-                <w14:ligatures w14:val="none"/>
-              </w:rPr>
-              <w:t>trang</w:t>
-            </w:r>
-            <w:proofErr w:type="spellEnd"/>
-            <w:r>
-              <w:rPr>
-                <w:rFonts w:eastAsia="Times New Roman" w:cs="Times New Roman"/>
-                <w:spacing w:val="-12"/>
-                <w:kern w:val="0"/>
-                <w:sz w:val="26"/>
-                <w:szCs w:val="26"/>
-                <w:lang w:val="fr-FR"/>
-                <w14:ligatures w14:val="none"/>
-              </w:rPr>
-              <w:t xml:space="preserve"> </w:t>
-            </w:r>
-            <w:proofErr w:type="spellStart"/>
-            <w:r>
-              <w:rPr>
-                <w:rFonts w:eastAsia="Times New Roman" w:cs="Times New Roman"/>
-                <w:spacing w:val="-12"/>
-                <w:kern w:val="0"/>
-                <w:sz w:val="26"/>
-                <w:szCs w:val="26"/>
-                <w:lang w:val="fr-FR"/>
-                <w14:ligatures w14:val="none"/>
-              </w:rPr>
-              <w:t>chiến</w:t>
-            </w:r>
-            <w:proofErr w:type="spellEnd"/>
-            <w:r>
-              <w:rPr>
-                <w:rFonts w:eastAsia="Times New Roman" w:cs="Times New Roman"/>
-                <w:spacing w:val="-12"/>
-                <w:kern w:val="0"/>
-                <w:sz w:val="26"/>
-                <w:szCs w:val="26"/>
-                <w:lang w:val="fr-FR"/>
-                <w14:ligatures w14:val="none"/>
-              </w:rPr>
-              <w:t xml:space="preserve"> </w:t>
-            </w:r>
-            <w:proofErr w:type="spellStart"/>
-            <w:r>
-              <w:rPr>
-                <w:rFonts w:eastAsia="Times New Roman" w:cs="Times New Roman"/>
-                <w:spacing w:val="-12"/>
-                <w:kern w:val="0"/>
-                <w:sz w:val="26"/>
-                <w:szCs w:val="26"/>
-                <w:lang w:val="fr-FR"/>
-                <w14:ligatures w14:val="none"/>
-              </w:rPr>
-              <w:t>đấu</w:t>
-            </w:r>
-            <w:proofErr w:type="spellEnd"/>
+              <w:t>Quân trang chiến đấu</w:t>
+            </w:r>
           </w:p>
         </w:tc>
         <w:tc>
@@ -7977,69 +6686,8 @@
                 <w:szCs w:val="26"/>
                 <w14:ligatures w14:val="none"/>
               </w:rPr>
-              <w:t xml:space="preserve">Quân </w:t>
-            </w:r>
-            <w:proofErr w:type="spellStart"/>
-            <w:r>
-              <w:rPr>
-                <w:rFonts w:eastAsia="Times New Roman" w:cs="Times New Roman"/>
-                <w:spacing w:val="-18"/>
-                <w:kern w:val="0"/>
-                <w:sz w:val="26"/>
-                <w:szCs w:val="26"/>
-                <w14:ligatures w14:val="none"/>
-              </w:rPr>
-              <w:t>trang</w:t>
-            </w:r>
-            <w:proofErr w:type="spellEnd"/>
-            <w:r>
-              <w:rPr>
-                <w:rFonts w:eastAsia="Times New Roman" w:cs="Times New Roman"/>
-                <w:spacing w:val="-18"/>
-                <w:kern w:val="0"/>
-                <w:sz w:val="26"/>
-                <w:szCs w:val="26"/>
-                <w14:ligatures w14:val="none"/>
-              </w:rPr>
-              <w:t xml:space="preserve"> </w:t>
-            </w:r>
-            <w:proofErr w:type="spellStart"/>
-            <w:r>
-              <w:rPr>
-                <w:rFonts w:eastAsia="Times New Roman" w:cs="Times New Roman"/>
-                <w:spacing w:val="-18"/>
-                <w:kern w:val="0"/>
-                <w:sz w:val="26"/>
-                <w:szCs w:val="26"/>
-                <w14:ligatures w14:val="none"/>
-              </w:rPr>
-              <w:t>thương</w:t>
-            </w:r>
-            <w:proofErr w:type="spellEnd"/>
-            <w:r>
-              <w:rPr>
-                <w:rFonts w:eastAsia="Times New Roman" w:cs="Times New Roman"/>
-                <w:spacing w:val="-18"/>
-                <w:kern w:val="0"/>
-                <w:sz w:val="26"/>
-                <w:szCs w:val="26"/>
-                <w14:ligatures w14:val="none"/>
-              </w:rPr>
-              <w:t xml:space="preserve"> </w:t>
-            </w:r>
-            <w:proofErr w:type="spellStart"/>
-            <w:r>
-              <w:rPr>
-                <w:rFonts w:eastAsia="Times New Roman" w:cs="Times New Roman"/>
-                <w:spacing w:val="-18"/>
-                <w:kern w:val="0"/>
-                <w:sz w:val="26"/>
-                <w:szCs w:val="26"/>
-                <w14:ligatures w14:val="none"/>
-              </w:rPr>
-              <w:t>binh</w:t>
-            </w:r>
-            <w:proofErr w:type="spellEnd"/>
+              <w:t>Quân trang thương binh</w:t>
+            </w:r>
           </w:p>
         </w:tc>
         <w:tc>
@@ -8466,7 +7114,6 @@
                 <w14:ligatures w14:val="none"/>
               </w:rPr>
             </w:pPr>
-            <w:proofErr w:type="spellStart"/>
             <w:r>
               <w:rPr>
                 <w:rFonts w:eastAsia="Times New Roman" w:cs="Times New Roman"/>
@@ -8475,31 +7122,8 @@
                 <w:szCs w:val="26"/>
                 <w14:ligatures w14:val="none"/>
               </w:rPr>
-              <w:t>Túi</w:t>
-            </w:r>
-            <w:proofErr w:type="spellEnd"/>
-            <w:r>
-              <w:rPr>
-                <w:rFonts w:eastAsia="Times New Roman" w:cs="Times New Roman"/>
-                <w:kern w:val="0"/>
-                <w:sz w:val="26"/>
-                <w:szCs w:val="26"/>
-                <w14:ligatures w14:val="none"/>
-              </w:rPr>
-              <w:t xml:space="preserve"> y </w:t>
-            </w:r>
-            <w:proofErr w:type="spellStart"/>
-            <w:r>
-              <w:rPr>
-                <w:rFonts w:eastAsia="Times New Roman" w:cs="Times New Roman"/>
-                <w:kern w:val="0"/>
-                <w:sz w:val="26"/>
-                <w:szCs w:val="26"/>
-                <w14:ligatures w14:val="none"/>
-              </w:rPr>
-              <w:t>sỹ</w:t>
-            </w:r>
-            <w:proofErr w:type="spellEnd"/>
+              <w:t>Túi y sỹ</w:t>
+            </w:r>
           </w:p>
         </w:tc>
         <w:tc>
@@ -8525,7 +7149,6 @@
                 <w14:ligatures w14:val="none"/>
               </w:rPr>
             </w:pPr>
-            <w:proofErr w:type="spellStart"/>
             <w:r>
               <w:rPr>
                 <w:rFonts w:eastAsia="Times New Roman" w:cs="Times New Roman"/>
@@ -8535,7 +7158,6 @@
               </w:rPr>
               <w:t>Túi</w:t>
             </w:r>
-            <w:proofErr w:type="spellEnd"/>
           </w:p>
         </w:tc>
         <w:tc>
@@ -8946,7 +7568,6 @@
                 <w14:ligatures w14:val="none"/>
               </w:rPr>
             </w:pPr>
-            <w:proofErr w:type="spellStart"/>
             <w:r>
               <w:rPr>
                 <w:rFonts w:eastAsia="Times New Roman" w:cs="Times New Roman"/>
@@ -8955,31 +7576,8 @@
                 <w:szCs w:val="26"/>
                 <w14:ligatures w14:val="none"/>
               </w:rPr>
-              <w:t>Túi</w:t>
-            </w:r>
-            <w:proofErr w:type="spellEnd"/>
-            <w:r>
-              <w:rPr>
-                <w:rFonts w:eastAsia="Times New Roman" w:cs="Times New Roman"/>
-                <w:kern w:val="0"/>
-                <w:sz w:val="26"/>
-                <w:szCs w:val="26"/>
-                <w14:ligatures w14:val="none"/>
-              </w:rPr>
-              <w:t xml:space="preserve"> y </w:t>
-            </w:r>
-            <w:proofErr w:type="spellStart"/>
-            <w:r>
-              <w:rPr>
-                <w:rFonts w:eastAsia="Times New Roman" w:cs="Times New Roman"/>
-                <w:kern w:val="0"/>
-                <w:sz w:val="26"/>
-                <w:szCs w:val="26"/>
-                <w14:ligatures w14:val="none"/>
-              </w:rPr>
-              <w:t>tá</w:t>
-            </w:r>
-            <w:proofErr w:type="spellEnd"/>
+              <w:t>Túi y tá</w:t>
+            </w:r>
           </w:p>
         </w:tc>
         <w:tc>
@@ -9316,7 +7914,6 @@
                 <w14:ligatures w14:val="none"/>
               </w:rPr>
             </w:pPr>
-            <w:proofErr w:type="spellStart"/>
             <w:r>
               <w:rPr>
                 <w:rFonts w:eastAsia="Times New Roman" w:cs="Times New Roman"/>
@@ -9325,53 +7922,8 @@
                 <w:szCs w:val="26"/>
                 <w14:ligatures w14:val="none"/>
               </w:rPr>
-              <w:t>Túi</w:t>
-            </w:r>
-            <w:proofErr w:type="spellEnd"/>
-            <w:r>
-              <w:rPr>
-                <w:rFonts w:eastAsia="Times New Roman" w:cs="Times New Roman"/>
-                <w:kern w:val="0"/>
-                <w:sz w:val="26"/>
-                <w:szCs w:val="26"/>
-                <w14:ligatures w14:val="none"/>
-              </w:rPr>
-              <w:t xml:space="preserve"> </w:t>
-            </w:r>
-            <w:proofErr w:type="spellStart"/>
-            <w:r>
-              <w:rPr>
-                <w:rFonts w:eastAsia="Times New Roman" w:cs="Times New Roman"/>
-                <w:kern w:val="0"/>
-                <w:sz w:val="26"/>
-                <w:szCs w:val="26"/>
-                <w14:ligatures w14:val="none"/>
-              </w:rPr>
-              <w:t>cứu</w:t>
-            </w:r>
-            <w:proofErr w:type="spellEnd"/>
-            <w:r>
-              <w:rPr>
-                <w:rFonts w:eastAsia="Times New Roman" w:cs="Times New Roman"/>
-                <w:kern w:val="0"/>
-                <w:sz w:val="26"/>
-                <w:szCs w:val="26"/>
-                <w14:ligatures w14:val="none"/>
-              </w:rPr>
-              <w:t xml:space="preserve"> </w:t>
-            </w:r>
-            <w:proofErr w:type="spellStart"/>
-            <w:r>
-              <w:rPr>
-                <w:rFonts w:eastAsia="Times New Roman" w:cs="Times New Roman"/>
-                <w:kern w:val="0"/>
-                <w:sz w:val="26"/>
-                <w:szCs w:val="26"/>
-                <w14:ligatures w14:val="none"/>
-              </w:rPr>
-              <w:t>thương</w:t>
-            </w:r>
-            <w:proofErr w:type="spellEnd"/>
+              <w:t>Túi cứu thương</w:t>
+            </w:r>
           </w:p>
         </w:tc>
         <w:tc>
@@ -9672,7 +8224,6 @@
                 <w14:ligatures w14:val="none"/>
               </w:rPr>
             </w:pPr>
-            <w:proofErr w:type="spellStart"/>
             <w:r>
               <w:rPr>
                 <w:rFonts w:eastAsia="Times New Roman" w:cs="Times New Roman"/>
@@ -9681,53 +8232,8 @@
                 <w:szCs w:val="26"/>
                 <w14:ligatures w14:val="none"/>
               </w:rPr>
-              <w:t>Băng</w:t>
-            </w:r>
-            <w:proofErr w:type="spellEnd"/>
-            <w:r>
-              <w:rPr>
-                <w:rFonts w:eastAsia="Times New Roman" w:cs="Times New Roman"/>
-                <w:kern w:val="0"/>
-                <w:sz w:val="26"/>
-                <w:szCs w:val="26"/>
-                <w14:ligatures w14:val="none"/>
-              </w:rPr>
-              <w:t xml:space="preserve"> </w:t>
-            </w:r>
-            <w:proofErr w:type="spellStart"/>
-            <w:r>
-              <w:rPr>
-                <w:rFonts w:eastAsia="Times New Roman" w:cs="Times New Roman"/>
-                <w:kern w:val="0"/>
-                <w:sz w:val="26"/>
-                <w:szCs w:val="26"/>
-                <w14:ligatures w14:val="none"/>
-              </w:rPr>
-              <w:t>cá</w:t>
-            </w:r>
-            <w:proofErr w:type="spellEnd"/>
-            <w:r>
-              <w:rPr>
-                <w:rFonts w:eastAsia="Times New Roman" w:cs="Times New Roman"/>
-                <w:kern w:val="0"/>
-                <w:sz w:val="26"/>
-                <w:szCs w:val="26"/>
-                <w14:ligatures w14:val="none"/>
-              </w:rPr>
-              <w:t xml:space="preserve"> </w:t>
-            </w:r>
-            <w:proofErr w:type="spellStart"/>
-            <w:r>
-              <w:rPr>
-                <w:rFonts w:eastAsia="Times New Roman" w:cs="Times New Roman"/>
-                <w:kern w:val="0"/>
-                <w:sz w:val="26"/>
-                <w:szCs w:val="26"/>
-                <w14:ligatures w14:val="none"/>
-              </w:rPr>
-              <w:t>nhân</w:t>
-            </w:r>
-            <w:proofErr w:type="spellEnd"/>
+              <w:t>Băng cá nhân</w:t>
+            </w:r>
           </w:p>
         </w:tc>
         <w:tc>
@@ -9760,19 +8266,8 @@
                 <w:szCs w:val="28"/>
                 <w14:ligatures w14:val="none"/>
               </w:rPr>
-              <w:t>C/</w:t>
-            </w:r>
-            <w:proofErr w:type="spellStart"/>
-            <w:r>
-              <w:rPr>
-                <w:rFonts w:eastAsia="Times New Roman" w:cs="Times New Roman"/>
-                <w:kern w:val="0"/>
-                <w:szCs w:val="28"/>
-                <w14:ligatures w14:val="none"/>
-              </w:rPr>
-              <w:t>người</w:t>
-            </w:r>
-            <w:proofErr w:type="spellEnd"/>
+              <w:t>C/người</w:t>
+            </w:r>
           </w:p>
         </w:tc>
         <w:tc>
@@ -10038,7 +8533,6 @@
                 <w14:ligatures w14:val="none"/>
               </w:rPr>
             </w:pPr>
-            <w:proofErr w:type="spellStart"/>
             <w:r>
               <w:rPr>
                 <w:rFonts w:eastAsia="Times New Roman" w:cs="Times New Roman"/>
@@ -10047,31 +8541,8 @@
                 <w:szCs w:val="26"/>
                 <w14:ligatures w14:val="none"/>
               </w:rPr>
-              <w:t>Dầu</w:t>
-            </w:r>
-            <w:proofErr w:type="spellEnd"/>
-            <w:r>
-              <w:rPr>
-                <w:rFonts w:eastAsia="Times New Roman" w:cs="Times New Roman"/>
-                <w:kern w:val="0"/>
-                <w:sz w:val="26"/>
-                <w:szCs w:val="26"/>
-                <w14:ligatures w14:val="none"/>
-              </w:rPr>
-              <w:t xml:space="preserve"> </w:t>
-            </w:r>
-            <w:proofErr w:type="spellStart"/>
-            <w:r>
-              <w:rPr>
-                <w:rFonts w:eastAsia="Times New Roman" w:cs="Times New Roman"/>
-                <w:kern w:val="0"/>
-                <w:sz w:val="26"/>
-                <w:szCs w:val="26"/>
-                <w14:ligatures w14:val="none"/>
-              </w:rPr>
-              <w:t>thắp</w:t>
-            </w:r>
-            <w:proofErr w:type="spellEnd"/>
+              <w:t>Dầu thắp</w:t>
+            </w:r>
           </w:p>
         </w:tc>
         <w:tc>
@@ -10097,7 +8568,6 @@
                 <w14:ligatures w14:val="none"/>
               </w:rPr>
             </w:pPr>
-            <w:proofErr w:type="spellStart"/>
             <w:r>
               <w:rPr>
                 <w:rFonts w:eastAsia="Times New Roman" w:cs="Times New Roman"/>
@@ -10107,7 +8577,6 @@
               </w:rPr>
               <w:t>Ngày</w:t>
             </w:r>
-            <w:proofErr w:type="spellEnd"/>
           </w:p>
         </w:tc>
         <w:tc>
@@ -10335,7 +8804,6 @@
         </w:rPr>
         <w:t xml:space="preserve">3. Ý định </w:t>
       </w:r>
-      <w:proofErr w:type="spellStart"/>
       <w:r>
         <w:rPr>
           <w:rFonts w:eastAsia="Times New Roman" w:cs="Times New Roman"/>
@@ -10344,106 +8812,7 @@
           <w:szCs w:val="28"/>
           <w14:ligatures w14:val="none"/>
         </w:rPr>
-        <w:t>tổ</w:t>
-      </w:r>
-      <w:proofErr w:type="spellEnd"/>
-      <w:r>
-        <w:rPr>
-          <w:rFonts w:eastAsia="Times New Roman" w:cs="Times New Roman"/>
-          <w:b/>
-          <w:kern w:val="0"/>
-          <w:szCs w:val="28"/>
-          <w14:ligatures w14:val="none"/>
-        </w:rPr>
-        <w:t xml:space="preserve"> </w:t>
-      </w:r>
-      <w:proofErr w:type="spellStart"/>
-      <w:r>
-        <w:rPr>
-          <w:rFonts w:eastAsia="Times New Roman" w:cs="Times New Roman"/>
-          <w:b/>
-          <w:kern w:val="0"/>
-          <w:szCs w:val="28"/>
-          <w14:ligatures w14:val="none"/>
-        </w:rPr>
-        <w:t>chức</w:t>
-      </w:r>
-      <w:proofErr w:type="spellEnd"/>
-      <w:r>
-        <w:rPr>
-          <w:rFonts w:eastAsia="Times New Roman" w:cs="Times New Roman"/>
-          <w:b/>
-          <w:kern w:val="0"/>
-          <w:szCs w:val="28"/>
-          <w14:ligatures w14:val="none"/>
-        </w:rPr>
-        <w:t xml:space="preserve"> </w:t>
-      </w:r>
-      <w:proofErr w:type="spellStart"/>
-      <w:r>
-        <w:rPr>
-          <w:rFonts w:eastAsia="Times New Roman" w:cs="Times New Roman"/>
-          <w:b/>
-          <w:kern w:val="0"/>
-          <w:szCs w:val="28"/>
-          <w14:ligatures w14:val="none"/>
-        </w:rPr>
-        <w:t>tiếp</w:t>
-      </w:r>
-      <w:proofErr w:type="spellEnd"/>
-      <w:r>
-        <w:rPr>
-          <w:rFonts w:eastAsia="Times New Roman" w:cs="Times New Roman"/>
-          <w:b/>
-          <w:kern w:val="0"/>
-          <w:szCs w:val="28"/>
-          <w14:ligatures w14:val="none"/>
-        </w:rPr>
-        <w:t xml:space="preserve"> </w:t>
-      </w:r>
-      <w:proofErr w:type="spellStart"/>
-      <w:r>
-        <w:rPr>
-          <w:rFonts w:eastAsia="Times New Roman" w:cs="Times New Roman"/>
-          <w:b/>
-          <w:kern w:val="0"/>
-          <w:szCs w:val="28"/>
-          <w14:ligatures w14:val="none"/>
-        </w:rPr>
-        <w:t>nhận</w:t>
-      </w:r>
-      <w:proofErr w:type="spellEnd"/>
-      <w:r>
-        <w:rPr>
-          <w:rFonts w:eastAsia="Times New Roman" w:cs="Times New Roman"/>
-          <w:b/>
-          <w:kern w:val="0"/>
-          <w:szCs w:val="28"/>
-          <w14:ligatures w14:val="none"/>
-        </w:rPr>
-        <w:t xml:space="preserve">, </w:t>
-      </w:r>
-      <w:proofErr w:type="spellStart"/>
-      <w:r>
-        <w:rPr>
-          <w:rFonts w:eastAsia="Times New Roman" w:cs="Times New Roman"/>
-          <w:b/>
-          <w:kern w:val="0"/>
-          <w:szCs w:val="28"/>
-          <w14:ligatures w14:val="none"/>
-        </w:rPr>
-        <w:t>bổ</w:t>
-      </w:r>
-      <w:proofErr w:type="spellEnd"/>
-      <w:r>
-        <w:rPr>
-          <w:rFonts w:eastAsia="Times New Roman" w:cs="Times New Roman"/>
-          <w:b/>
-          <w:kern w:val="0"/>
-          <w:szCs w:val="28"/>
-          <w14:ligatures w14:val="none"/>
-        </w:rPr>
-        <w:t xml:space="preserve"> sung</w:t>
+        <w:t>tổ chức tiếp nhận, bổ sung</w:t>
       </w:r>
     </w:p>
     <w:p>
@@ -10585,7 +8954,6 @@
         </w:rPr>
         <w:t xml:space="preserve">2. Bảo đảm </w:t>
       </w:r>
-      <w:proofErr w:type="spellStart"/>
       <w:r>
         <w:rPr>
           <w:rFonts w:eastAsia="Times New Roman" w:cs="Times New Roman"/>
@@ -10596,7 +8964,6 @@
         </w:rPr>
         <w:t>mặc</w:t>
       </w:r>
-      <w:proofErr w:type="spellEnd"/>
     </w:p>
     <w:p>
       <w:pPr>
@@ -10654,51 +9021,7 @@
           <w:szCs w:val="28"/>
           <w14:ligatures w14:val="none"/>
         </w:rPr>
-        <w:t xml:space="preserve">, </w:t>
-      </w:r>
-      <w:proofErr w:type="spellStart"/>
-      <w:r>
-        <w:rPr>
-          <w:rFonts w:eastAsia="Times New Roman" w:cs="Times New Roman"/>
-          <w:b/>
-          <w:kern w:val="0"/>
-          <w:szCs w:val="28"/>
-          <w14:ligatures w14:val="none"/>
-        </w:rPr>
-        <w:t>ngủ</w:t>
-      </w:r>
-      <w:proofErr w:type="spellEnd"/>
-      <w:r>
-        <w:rPr>
-          <w:rFonts w:eastAsia="Times New Roman" w:cs="Times New Roman"/>
-          <w:b/>
-          <w:kern w:val="0"/>
-          <w:szCs w:val="28"/>
-          <w14:ligatures w14:val="none"/>
-        </w:rPr>
-        <w:t xml:space="preserve"> </w:t>
-      </w:r>
-      <w:proofErr w:type="spellStart"/>
-      <w:r>
-        <w:rPr>
-          <w:rFonts w:eastAsia="Times New Roman" w:cs="Times New Roman"/>
-          <w:b/>
-          <w:kern w:val="0"/>
-          <w:szCs w:val="28"/>
-          <w14:ligatures w14:val="none"/>
-        </w:rPr>
-        <w:t>nghỉ</w:t>
-      </w:r>
-      <w:proofErr w:type="spellEnd"/>
-      <w:r>
-        <w:rPr>
-          <w:rFonts w:eastAsia="Times New Roman" w:cs="Times New Roman"/>
-          <w:b/>
-          <w:kern w:val="0"/>
-          <w:szCs w:val="28"/>
-          <w14:ligatures w14:val="none"/>
-        </w:rPr>
-        <w:t>.</w:t>
+        <w:t>, ngủ nghỉ.</w:t>
       </w:r>
     </w:p>
     <w:p>
@@ -10869,7 +9192,6 @@
                 <w14:ligatures w14:val="none"/>
               </w:rPr>
             </w:pPr>
-            <w:proofErr w:type="spellStart"/>
             <w:r>
               <w:rPr>
                 <w:rFonts w:ascii="Calibri" w:eastAsia="Times New Roman" w:hAnsi="Calibri" w:cs="Calibri"/>
@@ -10881,21 +9203,7 @@
                 <w:szCs w:val="18"/>
                 <w14:ligatures w14:val="none"/>
               </w:rPr>
-              <w:t>Nội</w:t>
-            </w:r>
-            <w:proofErr w:type="spellEnd"/>
-            <w:r>
-              <w:rPr>
-                <w:rFonts w:ascii="Calibri" w:eastAsia="Times New Roman" w:hAnsi="Calibri" w:cs="Calibri"/>
-                <w:b/>
-                <w:bCs/>
-                <w:color w:val="000000"/>
-                <w:kern w:val="0"/>
-                <w:sz w:val="18"/>
-                <w:szCs w:val="18"/>
-                <w14:ligatures w14:val="none"/>
-              </w:rPr>
-              <w:t xml:space="preserve"> dung</w:t>
+              <w:t>Nội dung</w:t>
             </w:r>
           </w:p>
         </w:tc>
@@ -10939,10 +9247,28 @@
                 <w:szCs w:val="18"/>
                 <w14:ligatures w14:val="none"/>
               </w:rPr>
-              <w:t xml:space="preserve">Quân </w:t>
-            </w:r>
-            <w:proofErr w:type="spellStart"/>
-            <w:r>
+              <w:t>Quân số</w:t>
+            </w:r>
+          </w:p>
+        </w:tc>
+        <w:tc>
+          <w:tcPr>
+            <w:tcW w:w="6720" w:type="dxa"/>
+            <w:gridSpan w:val="7"/>
+            <w:tcBorders>
+              <w:top w:val="single" w:sz="4" w:space="0" w:color="auto"/>
+              <w:left w:val="nil"/>
+              <w:bottom w:val="single" w:sz="4" w:space="0" w:color="auto"/>
+              <w:right w:val="single" w:sz="4" w:space="0" w:color="000000"/>
+            </w:tcBorders>
+            <w:shd w:val="clear" w:color="000000" w:fill="D9E1F2"/>
+            <w:vAlign w:val="center"/>
+            <w:hideMark/>
+          </w:tcPr>
+          <w:p>
+            <w:pPr>
+              <w:spacing w:after="0" w:line="240" w:lineRule="auto"/>
+              <w:jc w:val="center"/>
               <w:rPr>
                 <w:rFonts w:ascii="Calibri" w:eastAsia="Times New Roman" w:hAnsi="Calibri" w:cs="Calibri"/>
                 <w:b/>
@@ -10953,29 +9279,8 @@
                 <w:szCs w:val="18"/>
                 <w14:ligatures w14:val="none"/>
               </w:rPr>
-              <w:t>số</w:t>
-            </w:r>
-            <w:proofErr w:type="spellEnd"/>
-          </w:p>
-        </w:tc>
-        <w:tc>
-          <w:tcPr>
-            <w:tcW w:w="6720" w:type="dxa"/>
-            <w:gridSpan w:val="7"/>
-            <w:tcBorders>
-              <w:top w:val="single" w:sz="4" w:space="0" w:color="auto"/>
-              <w:left w:val="nil"/>
-              <w:bottom w:val="single" w:sz="4" w:space="0" w:color="auto"/>
-              <w:right w:val="single" w:sz="4" w:space="0" w:color="000000"/>
-            </w:tcBorders>
-            <w:shd w:val="clear" w:color="000000" w:fill="D9E1F2"/>
-            <w:vAlign w:val="center"/>
-            <w:hideMark/>
-          </w:tcPr>
-          <w:p>
-            <w:pPr>
-              <w:spacing w:after="0" w:line="240" w:lineRule="auto"/>
-              <w:jc w:val="center"/>
+            </w:pPr>
+            <w:r>
               <w:rPr>
                 <w:rFonts w:ascii="Calibri" w:eastAsia="Times New Roman" w:hAnsi="Calibri" w:cs="Calibri"/>
                 <w:b/>
@@ -10986,118 +9291,7 @@
                 <w:szCs w:val="18"/>
                 <w14:ligatures w14:val="none"/>
               </w:rPr>
-            </w:pPr>
-            <w:proofErr w:type="spellStart"/>
-            <w:r>
-              <w:rPr>
-                <w:rFonts w:ascii="Calibri" w:eastAsia="Times New Roman" w:hAnsi="Calibri" w:cs="Calibri"/>
-                <w:b/>
-                <w:bCs/>
-                <w:color w:val="000000"/>
-                <w:kern w:val="0"/>
-                <w:sz w:val="18"/>
-                <w:szCs w:val="18"/>
-                <w14:ligatures w14:val="none"/>
-              </w:rPr>
-              <w:t>Dự</w:t>
-            </w:r>
-            <w:proofErr w:type="spellEnd"/>
-            <w:r>
-              <w:rPr>
-                <w:rFonts w:ascii="Calibri" w:eastAsia="Times New Roman" w:hAnsi="Calibri" w:cs="Calibri"/>
-                <w:b/>
-                <w:bCs/>
-                <w:color w:val="000000"/>
-                <w:kern w:val="0"/>
-                <w:sz w:val="18"/>
-                <w:szCs w:val="18"/>
-                <w14:ligatures w14:val="none"/>
-              </w:rPr>
-              <w:t xml:space="preserve"> </w:t>
-            </w:r>
-            <w:proofErr w:type="spellStart"/>
-            <w:r>
-              <w:rPr>
-                <w:rFonts w:ascii="Calibri" w:eastAsia="Times New Roman" w:hAnsi="Calibri" w:cs="Calibri"/>
-                <w:b/>
-                <w:bCs/>
-                <w:color w:val="000000"/>
-                <w:kern w:val="0"/>
-                <w:sz w:val="18"/>
-                <w:szCs w:val="18"/>
-                <w14:ligatures w14:val="none"/>
-              </w:rPr>
-              <w:t>kiến</w:t>
-            </w:r>
-            <w:proofErr w:type="spellEnd"/>
-            <w:r>
-              <w:rPr>
-                <w:rFonts w:ascii="Calibri" w:eastAsia="Times New Roman" w:hAnsi="Calibri" w:cs="Calibri"/>
-                <w:b/>
-                <w:bCs/>
-                <w:color w:val="000000"/>
-                <w:kern w:val="0"/>
-                <w:sz w:val="18"/>
-                <w:szCs w:val="18"/>
-                <w14:ligatures w14:val="none"/>
-              </w:rPr>
-              <w:t xml:space="preserve"> </w:t>
-            </w:r>
-            <w:proofErr w:type="spellStart"/>
-            <w:r>
-              <w:rPr>
-                <w:rFonts w:ascii="Calibri" w:eastAsia="Times New Roman" w:hAnsi="Calibri" w:cs="Calibri"/>
-                <w:b/>
-                <w:bCs/>
-                <w:color w:val="000000"/>
-                <w:kern w:val="0"/>
-                <w:sz w:val="18"/>
-                <w:szCs w:val="18"/>
-                <w14:ligatures w14:val="none"/>
-              </w:rPr>
-              <w:t>tỷ</w:t>
-            </w:r>
-            <w:proofErr w:type="spellEnd"/>
-            <w:r>
-              <w:rPr>
-                <w:rFonts w:ascii="Calibri" w:eastAsia="Times New Roman" w:hAnsi="Calibri" w:cs="Calibri"/>
-                <w:b/>
-                <w:bCs/>
-                <w:color w:val="000000"/>
-                <w:kern w:val="0"/>
-                <w:sz w:val="18"/>
-                <w:szCs w:val="18"/>
-                <w14:ligatures w14:val="none"/>
-              </w:rPr>
-              <w:t xml:space="preserve"> </w:t>
-            </w:r>
-            <w:proofErr w:type="spellStart"/>
-            <w:r>
-              <w:rPr>
-                <w:rFonts w:ascii="Calibri" w:eastAsia="Times New Roman" w:hAnsi="Calibri" w:cs="Calibri"/>
-                <w:b/>
-                <w:bCs/>
-                <w:color w:val="000000"/>
-                <w:kern w:val="0"/>
-                <w:sz w:val="18"/>
-                <w:szCs w:val="18"/>
-                <w14:ligatures w14:val="none"/>
-              </w:rPr>
-              <w:t>lệ</w:t>
-            </w:r>
-            <w:proofErr w:type="spellEnd"/>
-            <w:r>
-              <w:rPr>
-                <w:rFonts w:ascii="Calibri" w:eastAsia="Times New Roman" w:hAnsi="Calibri" w:cs="Calibri"/>
-                <w:b/>
-                <w:bCs/>
-                <w:color w:val="000000"/>
-                <w:kern w:val="0"/>
-                <w:sz w:val="18"/>
-                <w:szCs w:val="18"/>
-                <w14:ligatures w14:val="none"/>
-              </w:rPr>
-              <w:t xml:space="preserve"> TBB</w:t>
+              <w:t>Dự kiến tỷ lệ TBB</w:t>
             </w:r>
           </w:p>
         </w:tc>
@@ -11490,7 +9684,6 @@
                 <w14:ligatures w14:val="none"/>
               </w:rPr>
             </w:pPr>
-            <w:proofErr w:type="spellStart"/>
             <w:r>
               <w:rPr>
                 <w:rFonts w:ascii="Calibri" w:eastAsia="Times New Roman" w:hAnsi="Calibri" w:cs="Calibri"/>
@@ -11502,37 +9695,8 @@
                 <w:szCs w:val="18"/>
                 <w14:ligatures w14:val="none"/>
               </w:rPr>
-              <w:t>Số</w:t>
-            </w:r>
-            <w:proofErr w:type="spellEnd"/>
-            <w:r>
-              <w:rPr>
-                <w:rFonts w:ascii="Calibri" w:eastAsia="Times New Roman" w:hAnsi="Calibri" w:cs="Calibri"/>
-                <w:b/>
-                <w:bCs/>
-                <w:color w:val="000000"/>
-                <w:kern w:val="0"/>
-                <w:sz w:val="18"/>
-                <w:szCs w:val="18"/>
-                <w14:ligatures w14:val="none"/>
-              </w:rPr>
-              <w:t xml:space="preserve"> </w:t>
-            </w:r>
-            <w:proofErr w:type="spellStart"/>
-            <w:r>
-              <w:rPr>
-                <w:rFonts w:ascii="Calibri" w:eastAsia="Times New Roman" w:hAnsi="Calibri" w:cs="Calibri"/>
-                <w:b/>
-                <w:bCs/>
-                <w:color w:val="000000"/>
-                <w:kern w:val="0"/>
-                <w:sz w:val="18"/>
-                <w:szCs w:val="18"/>
-                <w14:ligatures w14:val="none"/>
-              </w:rPr>
-              <w:t>người</w:t>
-            </w:r>
-            <w:proofErr w:type="spellEnd"/>
+              <w:t>Số người</w:t>
+            </w:r>
           </w:p>
         </w:tc>
         <w:tc>
@@ -11652,7 +9816,6 @@
                 <w14:ligatures w14:val="none"/>
               </w:rPr>
             </w:pPr>
-            <w:proofErr w:type="spellStart"/>
             <w:r>
               <w:rPr>
                 <w:rFonts w:ascii="Calibri" w:eastAsia="Times New Roman" w:hAnsi="Calibri" w:cs="Calibri"/>
@@ -11664,37 +9827,8 @@
                 <w:szCs w:val="18"/>
                 <w14:ligatures w14:val="none"/>
               </w:rPr>
-              <w:t>Số</w:t>
-            </w:r>
-            <w:proofErr w:type="spellEnd"/>
-            <w:r>
-              <w:rPr>
-                <w:rFonts w:ascii="Calibri" w:eastAsia="Times New Roman" w:hAnsi="Calibri" w:cs="Calibri"/>
-                <w:b/>
-                <w:bCs/>
-                <w:color w:val="000000"/>
-                <w:kern w:val="0"/>
-                <w:sz w:val="18"/>
-                <w:szCs w:val="18"/>
-                <w14:ligatures w14:val="none"/>
-              </w:rPr>
-              <w:t xml:space="preserve"> </w:t>
-            </w:r>
-            <w:proofErr w:type="spellStart"/>
-            <w:r>
-              <w:rPr>
-                <w:rFonts w:ascii="Calibri" w:eastAsia="Times New Roman" w:hAnsi="Calibri" w:cs="Calibri"/>
-                <w:b/>
-                <w:bCs/>
-                <w:color w:val="000000"/>
-                <w:kern w:val="0"/>
-                <w:sz w:val="18"/>
-                <w:szCs w:val="18"/>
-                <w14:ligatures w14:val="none"/>
-              </w:rPr>
-              <w:t>người</w:t>
-            </w:r>
-            <w:proofErr w:type="spellEnd"/>
+              <w:t>Số người</w:t>
+            </w:r>
           </w:p>
         </w:tc>
         <w:tc>
@@ -11947,7 +10081,6 @@
                 <w14:ligatures w14:val="none"/>
               </w:rPr>
             </w:pPr>
-            <w:proofErr w:type="spellStart"/>
             <w:r>
               <w:rPr>
                 <w:rFonts w:ascii="Calibri" w:eastAsia="Times New Roman" w:hAnsi="Calibri" w:cs="Calibri"/>
@@ -11959,37 +10092,8 @@
                 <w:szCs w:val="18"/>
                 <w14:ligatures w14:val="none"/>
               </w:rPr>
-              <w:t>Số</w:t>
-            </w:r>
-            <w:proofErr w:type="spellEnd"/>
-            <w:r>
-              <w:rPr>
-                <w:rFonts w:ascii="Calibri" w:eastAsia="Times New Roman" w:hAnsi="Calibri" w:cs="Calibri"/>
-                <w:b/>
-                <w:bCs/>
-                <w:color w:val="000000"/>
-                <w:kern w:val="0"/>
-                <w:sz w:val="18"/>
-                <w:szCs w:val="18"/>
-                <w14:ligatures w14:val="none"/>
-              </w:rPr>
-              <w:t xml:space="preserve"> </w:t>
-            </w:r>
-            <w:proofErr w:type="spellStart"/>
-            <w:r>
-              <w:rPr>
-                <w:rFonts w:ascii="Calibri" w:eastAsia="Times New Roman" w:hAnsi="Calibri" w:cs="Calibri"/>
-                <w:b/>
-                <w:bCs/>
-                <w:color w:val="000000"/>
-                <w:kern w:val="0"/>
-                <w:sz w:val="18"/>
-                <w:szCs w:val="18"/>
-                <w14:ligatures w14:val="none"/>
-              </w:rPr>
-              <w:t>người</w:t>
-            </w:r>
-            <w:proofErr w:type="spellEnd"/>
+              <w:t>Số người</w:t>
+            </w:r>
           </w:p>
         </w:tc>
         <w:tc>
@@ -12078,7 +10182,6 @@
                 <w14:ligatures w14:val="none"/>
               </w:rPr>
             </w:pPr>
-            <w:proofErr w:type="spellStart"/>
             <w:r>
               <w:rPr>
                 <w:rFonts w:ascii="Calibri" w:eastAsia="Times New Roman" w:hAnsi="Calibri" w:cs="Calibri"/>
@@ -12092,7 +10195,6 @@
               </w:rPr>
               <w:t>Người</w:t>
             </w:r>
-            <w:proofErr w:type="spellEnd"/>
           </w:p>
         </w:tc>
       </w:tr>
@@ -12166,7 +10268,6 @@
                 <w14:ligatures w14:val="none"/>
               </w:rPr>
             </w:pPr>
-            <w:proofErr w:type="spellStart"/>
             <w:r>
               <w:rPr>
                 <w:rFonts w:ascii="Calibri" w:eastAsia="Times New Roman" w:hAnsi="Calibri" w:cs="Calibri"/>
@@ -12176,33 +10277,8 @@
                 <w:szCs w:val="18"/>
                 <w14:ligatures w14:val="none"/>
               </w:rPr>
-              <w:t>Toàn</w:t>
-            </w:r>
-            <w:proofErr w:type="spellEnd"/>
-            <w:r>
-              <w:rPr>
-                <w:rFonts w:ascii="Calibri" w:eastAsia="Times New Roman" w:hAnsi="Calibri" w:cs="Calibri"/>
-                <w:color w:val="000000"/>
-                <w:kern w:val="0"/>
-                <w:sz w:val="18"/>
-                <w:szCs w:val="18"/>
-                <w14:ligatures w14:val="none"/>
-              </w:rPr>
-              <w:t xml:space="preserve"> </w:t>
-            </w:r>
-            <w:proofErr w:type="spellStart"/>
-            <w:r>
-              <w:rPr>
-                <w:rFonts w:ascii="Calibri" w:eastAsia="Times New Roman" w:hAnsi="Calibri" w:cs="Calibri"/>
-                <w:color w:val="000000"/>
-                <w:kern w:val="0"/>
-                <w:sz w:val="18"/>
-                <w:szCs w:val="18"/>
-                <w14:ligatures w14:val="none"/>
-              </w:rPr>
-              <w:t>trận</w:t>
-            </w:r>
-            <w:proofErr w:type="spellEnd"/>
+              <w:t>Toàn trận</w:t>
+            </w:r>
           </w:p>
         </w:tc>
         <w:tc>
@@ -12651,7 +10727,6 @@
                 <w14:ligatures w14:val="none"/>
               </w:rPr>
             </w:pPr>
-            <w:proofErr w:type="spellStart"/>
             <w:r>
               <w:rPr>
                 <w:rFonts w:ascii="Calibri" w:eastAsia="Times New Roman" w:hAnsi="Calibri" w:cs="Calibri"/>
@@ -12661,57 +10736,8 @@
                 <w:szCs w:val="18"/>
                 <w14:ligatures w14:val="none"/>
               </w:rPr>
-              <w:t>Hướng</w:t>
-            </w:r>
-            <w:proofErr w:type="spellEnd"/>
-            <w:r>
-              <w:rPr>
-                <w:rFonts w:ascii="Calibri" w:eastAsia="Times New Roman" w:hAnsi="Calibri" w:cs="Calibri"/>
-                <w:color w:val="000000"/>
-                <w:kern w:val="0"/>
-                <w:sz w:val="18"/>
-                <w:szCs w:val="18"/>
-                <w14:ligatures w14:val="none"/>
-              </w:rPr>
-              <w:t xml:space="preserve"> </w:t>
-            </w:r>
-            <w:proofErr w:type="spellStart"/>
-            <w:r>
-              <w:rPr>
-                <w:rFonts w:ascii="Calibri" w:eastAsia="Times New Roman" w:hAnsi="Calibri" w:cs="Calibri"/>
-                <w:color w:val="000000"/>
-                <w:kern w:val="0"/>
-                <w:sz w:val="18"/>
-                <w:szCs w:val="18"/>
-                <w14:ligatures w14:val="none"/>
-              </w:rPr>
-              <w:t>chủ</w:t>
-            </w:r>
-            <w:proofErr w:type="spellEnd"/>
-            <w:r>
-              <w:rPr>
-                <w:rFonts w:ascii="Calibri" w:eastAsia="Times New Roman" w:hAnsi="Calibri" w:cs="Calibri"/>
-                <w:color w:val="000000"/>
-                <w:kern w:val="0"/>
-                <w:sz w:val="18"/>
-                <w:szCs w:val="18"/>
-                <w14:ligatures w14:val="none"/>
-              </w:rPr>
-              <w:t xml:space="preserve"> </w:t>
-            </w:r>
-            <w:proofErr w:type="spellStart"/>
-            <w:r>
-              <w:rPr>
-                <w:rFonts w:ascii="Calibri" w:eastAsia="Times New Roman" w:hAnsi="Calibri" w:cs="Calibri"/>
-                <w:color w:val="000000"/>
-                <w:kern w:val="0"/>
-                <w:sz w:val="18"/>
-                <w:szCs w:val="18"/>
-                <w14:ligatures w14:val="none"/>
-              </w:rPr>
-              <w:t>yếu</w:t>
-            </w:r>
-            <w:proofErr w:type="spellEnd"/>
+              <w:t>Hướng chủ yếu</w:t>
+            </w:r>
           </w:p>
         </w:tc>
         <w:tc>
@@ -13160,7 +11186,6 @@
                 <w14:ligatures w14:val="none"/>
               </w:rPr>
             </w:pPr>
-            <w:proofErr w:type="spellStart"/>
             <w:r>
               <w:rPr>
                 <w:rFonts w:ascii="Calibri" w:eastAsia="Times New Roman" w:hAnsi="Calibri" w:cs="Calibri"/>
@@ -13170,57 +11195,8 @@
                 <w:szCs w:val="18"/>
                 <w14:ligatures w14:val="none"/>
               </w:rPr>
-              <w:t>Hướng</w:t>
-            </w:r>
-            <w:proofErr w:type="spellEnd"/>
-            <w:r>
-              <w:rPr>
-                <w:rFonts w:ascii="Calibri" w:eastAsia="Times New Roman" w:hAnsi="Calibri" w:cs="Calibri"/>
-                <w:color w:val="000000"/>
-                <w:kern w:val="0"/>
-                <w:sz w:val="18"/>
-                <w:szCs w:val="18"/>
-                <w14:ligatures w14:val="none"/>
-              </w:rPr>
-              <w:t xml:space="preserve"> </w:t>
-            </w:r>
-            <w:proofErr w:type="spellStart"/>
-            <w:r>
-              <w:rPr>
-                <w:rFonts w:ascii="Calibri" w:eastAsia="Times New Roman" w:hAnsi="Calibri" w:cs="Calibri"/>
-                <w:color w:val="000000"/>
-                <w:kern w:val="0"/>
-                <w:sz w:val="18"/>
-                <w:szCs w:val="18"/>
-                <w14:ligatures w14:val="none"/>
-              </w:rPr>
-              <w:t>thứ</w:t>
-            </w:r>
-            <w:proofErr w:type="spellEnd"/>
-            <w:r>
-              <w:rPr>
-                <w:rFonts w:ascii="Calibri" w:eastAsia="Times New Roman" w:hAnsi="Calibri" w:cs="Calibri"/>
-                <w:color w:val="000000"/>
-                <w:kern w:val="0"/>
-                <w:sz w:val="18"/>
-                <w:szCs w:val="18"/>
-                <w14:ligatures w14:val="none"/>
-              </w:rPr>
-              <w:t xml:space="preserve"> </w:t>
-            </w:r>
-            <w:proofErr w:type="spellStart"/>
-            <w:r>
-              <w:rPr>
-                <w:rFonts w:ascii="Calibri" w:eastAsia="Times New Roman" w:hAnsi="Calibri" w:cs="Calibri"/>
-                <w:color w:val="000000"/>
-                <w:kern w:val="0"/>
-                <w:sz w:val="18"/>
-                <w:szCs w:val="18"/>
-                <w14:ligatures w14:val="none"/>
-              </w:rPr>
-              <w:t>yếu</w:t>
-            </w:r>
-            <w:proofErr w:type="spellEnd"/>
+              <w:t>Hướng thứ yếu</w:t>
+            </w:r>
           </w:p>
         </w:tc>
         <w:tc>
@@ -13669,7 +11645,6 @@
                 <w14:ligatures w14:val="none"/>
               </w:rPr>
             </w:pPr>
-            <w:proofErr w:type="spellStart"/>
             <w:r>
               <w:rPr>
                 <w:rFonts w:ascii="Calibri" w:eastAsia="Times New Roman" w:hAnsi="Calibri" w:cs="Calibri"/>
@@ -13679,81 +11654,8 @@
                 <w:szCs w:val="18"/>
                 <w14:ligatures w14:val="none"/>
               </w:rPr>
-              <w:t>Phòng</w:t>
-            </w:r>
-            <w:proofErr w:type="spellEnd"/>
-            <w:r>
-              <w:rPr>
-                <w:rFonts w:ascii="Calibri" w:eastAsia="Times New Roman" w:hAnsi="Calibri" w:cs="Calibri"/>
-                <w:color w:val="000000"/>
-                <w:kern w:val="0"/>
-                <w:sz w:val="18"/>
-                <w:szCs w:val="18"/>
-                <w14:ligatures w14:val="none"/>
-              </w:rPr>
-              <w:t xml:space="preserve"> </w:t>
-            </w:r>
-            <w:proofErr w:type="spellStart"/>
-            <w:r>
-              <w:rPr>
-                <w:rFonts w:ascii="Calibri" w:eastAsia="Times New Roman" w:hAnsi="Calibri" w:cs="Calibri"/>
-                <w:color w:val="000000"/>
-                <w:kern w:val="0"/>
-                <w:sz w:val="18"/>
-                <w:szCs w:val="18"/>
-                <w14:ligatures w14:val="none"/>
-              </w:rPr>
-              <w:t>ngự</w:t>
-            </w:r>
-            <w:proofErr w:type="spellEnd"/>
-            <w:r>
-              <w:rPr>
-                <w:rFonts w:ascii="Calibri" w:eastAsia="Times New Roman" w:hAnsi="Calibri" w:cs="Calibri"/>
-                <w:color w:val="000000"/>
-                <w:kern w:val="0"/>
-                <w:sz w:val="18"/>
-                <w:szCs w:val="18"/>
-                <w14:ligatures w14:val="none"/>
-              </w:rPr>
-              <w:t xml:space="preserve"> </w:t>
-            </w:r>
-            <w:proofErr w:type="spellStart"/>
-            <w:r>
-              <w:rPr>
-                <w:rFonts w:ascii="Calibri" w:eastAsia="Times New Roman" w:hAnsi="Calibri" w:cs="Calibri"/>
-                <w:color w:val="000000"/>
-                <w:kern w:val="0"/>
-                <w:sz w:val="18"/>
-                <w:szCs w:val="18"/>
-                <w14:ligatures w14:val="none"/>
-              </w:rPr>
-              <w:t>phía</w:t>
-            </w:r>
-            <w:proofErr w:type="spellEnd"/>
-            <w:r>
-              <w:rPr>
-                <w:rFonts w:ascii="Calibri" w:eastAsia="Times New Roman" w:hAnsi="Calibri" w:cs="Calibri"/>
-                <w:color w:val="000000"/>
-                <w:kern w:val="0"/>
-                <w:sz w:val="18"/>
-                <w:szCs w:val="18"/>
-                <w14:ligatures w14:val="none"/>
-              </w:rPr>
-              <w:t xml:space="preserve"> </w:t>
-            </w:r>
-            <w:proofErr w:type="spellStart"/>
-            <w:r>
-              <w:rPr>
-                <w:rFonts w:ascii="Calibri" w:eastAsia="Times New Roman" w:hAnsi="Calibri" w:cs="Calibri"/>
-                <w:color w:val="000000"/>
-                <w:kern w:val="0"/>
-                <w:sz w:val="18"/>
-                <w:szCs w:val="18"/>
-                <w14:ligatures w14:val="none"/>
-              </w:rPr>
-              <w:t>sau</w:t>
-            </w:r>
-            <w:proofErr w:type="spellEnd"/>
+              <w:t>Phòng ngự phía sau</w:t>
+            </w:r>
           </w:p>
         </w:tc>
         <w:tc>
@@ -14211,45 +12113,8 @@
                 <w:szCs w:val="18"/>
                 <w14:ligatures w14:val="none"/>
               </w:rPr>
-              <w:t xml:space="preserve">CĐ </w:t>
-            </w:r>
-            <w:proofErr w:type="spellStart"/>
-            <w:r>
-              <w:rPr>
-                <w:rFonts w:ascii="Calibri" w:eastAsia="Times New Roman" w:hAnsi="Calibri" w:cs="Calibri"/>
-                <w:color w:val="000000"/>
-                <w:kern w:val="0"/>
-                <w:sz w:val="18"/>
-                <w:szCs w:val="18"/>
-                <w14:ligatures w14:val="none"/>
-              </w:rPr>
-              <w:t>vòng</w:t>
-            </w:r>
-            <w:proofErr w:type="spellEnd"/>
-            <w:r>
-              <w:rPr>
-                <w:rFonts w:ascii="Calibri" w:eastAsia="Times New Roman" w:hAnsi="Calibri" w:cs="Calibri"/>
-                <w:color w:val="000000"/>
-                <w:kern w:val="0"/>
-                <w:sz w:val="18"/>
-                <w:szCs w:val="18"/>
-                <w14:ligatures w14:val="none"/>
-              </w:rPr>
-              <w:t xml:space="preserve"> </w:t>
-            </w:r>
-            <w:proofErr w:type="spellStart"/>
-            <w:r>
-              <w:rPr>
-                <w:rFonts w:ascii="Calibri" w:eastAsia="Times New Roman" w:hAnsi="Calibri" w:cs="Calibri"/>
-                <w:color w:val="000000"/>
-                <w:kern w:val="0"/>
-                <w:sz w:val="18"/>
-                <w:szCs w:val="18"/>
-                <w14:ligatures w14:val="none"/>
-              </w:rPr>
-              <w:t>ngoài</w:t>
-            </w:r>
-            <w:proofErr w:type="spellEnd"/>
+              <w:t>CĐ vòng ngoài</w:t>
+            </w:r>
           </w:p>
         </w:tc>
         <w:tc>
@@ -14698,7 +12563,6 @@
                 <w14:ligatures w14:val="none"/>
               </w:rPr>
             </w:pPr>
-            <w:proofErr w:type="spellStart"/>
             <w:r>
               <w:rPr>
                 <w:rFonts w:ascii="Calibri" w:eastAsia="Times New Roman" w:hAnsi="Calibri" w:cs="Calibri"/>
@@ -14708,81 +12572,8 @@
                 <w:szCs w:val="18"/>
                 <w14:ligatures w14:val="none"/>
               </w:rPr>
-              <w:t>Dự</w:t>
-            </w:r>
-            <w:proofErr w:type="spellEnd"/>
-            <w:r>
-              <w:rPr>
-                <w:rFonts w:ascii="Calibri" w:eastAsia="Times New Roman" w:hAnsi="Calibri" w:cs="Calibri"/>
-                <w:color w:val="000000"/>
-                <w:kern w:val="0"/>
-                <w:sz w:val="18"/>
-                <w:szCs w:val="18"/>
-                <w14:ligatures w14:val="none"/>
-              </w:rPr>
-              <w:t xml:space="preserve"> </w:t>
-            </w:r>
-            <w:proofErr w:type="spellStart"/>
-            <w:r>
-              <w:rPr>
-                <w:rFonts w:ascii="Calibri" w:eastAsia="Times New Roman" w:hAnsi="Calibri" w:cs="Calibri"/>
-                <w:color w:val="000000"/>
-                <w:kern w:val="0"/>
-                <w:sz w:val="18"/>
-                <w:szCs w:val="18"/>
-                <w14:ligatures w14:val="none"/>
-              </w:rPr>
-              <w:t>bị</w:t>
-            </w:r>
-            <w:proofErr w:type="spellEnd"/>
-            <w:r>
-              <w:rPr>
-                <w:rFonts w:ascii="Calibri" w:eastAsia="Times New Roman" w:hAnsi="Calibri" w:cs="Calibri"/>
-                <w:color w:val="000000"/>
-                <w:kern w:val="0"/>
-                <w:sz w:val="18"/>
-                <w:szCs w:val="18"/>
-                <w14:ligatures w14:val="none"/>
-              </w:rPr>
-              <w:t xml:space="preserve"> </w:t>
-            </w:r>
-            <w:proofErr w:type="spellStart"/>
-            <w:r>
-              <w:rPr>
-                <w:rFonts w:ascii="Calibri" w:eastAsia="Times New Roman" w:hAnsi="Calibri" w:cs="Calibri"/>
-                <w:color w:val="000000"/>
-                <w:kern w:val="0"/>
-                <w:sz w:val="18"/>
-                <w:szCs w:val="18"/>
-                <w14:ligatures w14:val="none"/>
-              </w:rPr>
-              <w:t>cơ</w:t>
-            </w:r>
-            <w:proofErr w:type="spellEnd"/>
-            <w:r>
-              <w:rPr>
-                <w:rFonts w:ascii="Calibri" w:eastAsia="Times New Roman" w:hAnsi="Calibri" w:cs="Calibri"/>
-                <w:color w:val="000000"/>
-                <w:kern w:val="0"/>
-                <w:sz w:val="18"/>
-                <w:szCs w:val="18"/>
-                <w14:ligatures w14:val="none"/>
-              </w:rPr>
-              <w:t xml:space="preserve"> </w:t>
-            </w:r>
-            <w:proofErr w:type="spellStart"/>
-            <w:r>
-              <w:rPr>
-                <w:rFonts w:ascii="Calibri" w:eastAsia="Times New Roman" w:hAnsi="Calibri" w:cs="Calibri"/>
-                <w:color w:val="000000"/>
-                <w:kern w:val="0"/>
-                <w:sz w:val="18"/>
-                <w:szCs w:val="18"/>
-                <w14:ligatures w14:val="none"/>
-              </w:rPr>
-              <w:t>động</w:t>
-            </w:r>
-            <w:proofErr w:type="spellEnd"/>
+              <w:t>Dự bị cơ động</w:t>
+            </w:r>
           </w:p>
         </w:tc>
         <w:tc>
@@ -15240,45 +13031,8 @@
                 <w:szCs w:val="18"/>
                 <w14:ligatures w14:val="none"/>
               </w:rPr>
-              <w:t xml:space="preserve">LL </w:t>
-            </w:r>
-            <w:proofErr w:type="spellStart"/>
-            <w:r>
-              <w:rPr>
-                <w:rFonts w:ascii="Calibri" w:eastAsia="Times New Roman" w:hAnsi="Calibri" w:cs="Calibri"/>
-                <w:color w:val="000000"/>
-                <w:kern w:val="0"/>
-                <w:sz w:val="18"/>
-                <w:szCs w:val="18"/>
-                <w14:ligatures w14:val="none"/>
-              </w:rPr>
-              <w:t>còn</w:t>
-            </w:r>
-            <w:proofErr w:type="spellEnd"/>
-            <w:r>
-              <w:rPr>
-                <w:rFonts w:ascii="Calibri" w:eastAsia="Times New Roman" w:hAnsi="Calibri" w:cs="Calibri"/>
-                <w:color w:val="000000"/>
-                <w:kern w:val="0"/>
-                <w:sz w:val="18"/>
-                <w:szCs w:val="18"/>
-                <w14:ligatures w14:val="none"/>
-              </w:rPr>
-              <w:t xml:space="preserve"> </w:t>
-            </w:r>
-            <w:proofErr w:type="spellStart"/>
-            <w:r>
-              <w:rPr>
-                <w:rFonts w:ascii="Calibri" w:eastAsia="Times New Roman" w:hAnsi="Calibri" w:cs="Calibri"/>
-                <w:color w:val="000000"/>
-                <w:kern w:val="0"/>
-                <w:sz w:val="18"/>
-                <w:szCs w:val="18"/>
-                <w14:ligatures w14:val="none"/>
-              </w:rPr>
-              <w:t>lại</w:t>
-            </w:r>
-            <w:proofErr w:type="spellEnd"/>
+              <w:t>LL còn lại</w:t>
+            </w:r>
           </w:p>
         </w:tc>
         <w:tc>
@@ -15727,7 +13481,6 @@
                 <w14:ligatures w14:val="none"/>
               </w:rPr>
             </w:pPr>
-            <w:proofErr w:type="spellStart"/>
             <w:r>
               <w:rPr>
                 <w:rFonts w:ascii="Calibri" w:eastAsia="Times New Roman" w:hAnsi="Calibri" w:cs="Calibri"/>
@@ -15737,57 +13490,8 @@
                 <w:szCs w:val="18"/>
                 <w14:ligatures w14:val="none"/>
               </w:rPr>
-              <w:t>Ngày</w:t>
-            </w:r>
-            <w:proofErr w:type="spellEnd"/>
-            <w:r>
-              <w:rPr>
-                <w:rFonts w:ascii="Calibri" w:eastAsia="Times New Roman" w:hAnsi="Calibri" w:cs="Calibri"/>
-                <w:color w:val="000000"/>
-                <w:kern w:val="0"/>
-                <w:sz w:val="18"/>
-                <w:szCs w:val="18"/>
-                <w14:ligatures w14:val="none"/>
-              </w:rPr>
-              <w:t xml:space="preserve"> </w:t>
-            </w:r>
-            <w:proofErr w:type="spellStart"/>
-            <w:r>
-              <w:rPr>
-                <w:rFonts w:ascii="Calibri" w:eastAsia="Times New Roman" w:hAnsi="Calibri" w:cs="Calibri"/>
-                <w:color w:val="000000"/>
-                <w:kern w:val="0"/>
-                <w:sz w:val="18"/>
-                <w:szCs w:val="18"/>
-                <w14:ligatures w14:val="none"/>
-              </w:rPr>
-              <w:t>cao</w:t>
-            </w:r>
-            <w:proofErr w:type="spellEnd"/>
-            <w:r>
-              <w:rPr>
-                <w:rFonts w:ascii="Calibri" w:eastAsia="Times New Roman" w:hAnsi="Calibri" w:cs="Calibri"/>
-                <w:color w:val="000000"/>
-                <w:kern w:val="0"/>
-                <w:sz w:val="18"/>
-                <w:szCs w:val="18"/>
-                <w14:ligatures w14:val="none"/>
-              </w:rPr>
-              <w:t xml:space="preserve"> </w:t>
-            </w:r>
-            <w:proofErr w:type="spellStart"/>
-            <w:r>
-              <w:rPr>
-                <w:rFonts w:ascii="Calibri" w:eastAsia="Times New Roman" w:hAnsi="Calibri" w:cs="Calibri"/>
-                <w:color w:val="000000"/>
-                <w:kern w:val="0"/>
-                <w:sz w:val="18"/>
-                <w:szCs w:val="18"/>
-                <w14:ligatures w14:val="none"/>
-              </w:rPr>
-              <w:t>nhất</w:t>
-            </w:r>
-            <w:proofErr w:type="spellEnd"/>
+              <w:t>Ngày cao nhất</w:t>
+            </w:r>
           </w:p>
         </w:tc>
         <w:tc>
@@ -16189,42 +13893,8 @@
           <w:szCs w:val="28"/>
           <w14:ligatures w14:val="none"/>
         </w:rPr>
-        <w:t xml:space="preserve">2. </w:t>
+        <w:t>2. Cân đối</w:t>
       </w:r>
-      <w:proofErr w:type="spellStart"/>
-      <w:r>
-        <w:rPr>
-          <w:rFonts w:eastAsia="Calibri" w:cs="Times New Roman"/>
-          <w:b/>
-          <w:kern w:val="0"/>
-          <w:szCs w:val="28"/>
-          <w14:ligatures w14:val="none"/>
-        </w:rPr>
-        <w:t>Cân</w:t>
-      </w:r>
-      <w:proofErr w:type="spellEnd"/>
-      <w:r>
-        <w:rPr>
-          <w:rFonts w:eastAsia="Calibri" w:cs="Times New Roman"/>
-          <w:b/>
-          <w:kern w:val="0"/>
-          <w:szCs w:val="28"/>
-          <w14:ligatures w14:val="none"/>
-        </w:rPr>
-        <w:t xml:space="preserve"> </w:t>
-      </w:r>
-      <w:proofErr w:type="spellStart"/>
-      <w:r>
-        <w:rPr>
-          <w:rFonts w:eastAsia="Calibri" w:cs="Times New Roman"/>
-          <w:b/>
-          <w:kern w:val="0"/>
-          <w:szCs w:val="28"/>
-          <w14:ligatures w14:val="none"/>
-        </w:rPr>
-        <w:t>đối</w:t>
-      </w:r>
-      <w:proofErr w:type="spellEnd"/>
     </w:p>
     <w:p>
       <w:pPr>
@@ -16467,6 +14137,16 @@
           <w:lang w:val="nl-NL"/>
           <w14:ligatures w14:val="none"/>
         </w:rPr>
+        <w:t xml:space="preserve"> {{37}}</w:t>
+      </w:r>
+      <w:r>
+        <w:rPr>
+          <w:rFonts w:eastAsia="Times New Roman" w:cs="Times New Roman"/>
+          <w:kern w:val="0"/>
+          <w:szCs w:val="28"/>
+          <w:lang w:val="nl-NL"/>
+          <w14:ligatures w14:val="none"/>
+        </w:rPr>
         <w:t xml:space="preserve"> </w:t>
       </w:r>
       <w:r>
@@ -16474,30 +14154,9 @@
           <w:rFonts w:eastAsia="Times New Roman" w:cs="Times New Roman"/>
           <w:kern w:val="0"/>
           <w:szCs w:val="28"/>
-          <w:lang w:val="nl-NL"/>
-          <w14:ligatures w14:val="none"/>
-        </w:rPr>
-        <w:t>{{3</w:t>
-      </w:r>
-      <w:r>
-        <w:rPr>
-          <w:rFonts w:eastAsia="Times New Roman" w:cs="Times New Roman"/>
-          <w:kern w:val="0"/>
-          <w:szCs w:val="28"/>
-          <w:lang w:val="nl-NL"/>
-          <w14:ligatures w14:val="none"/>
-        </w:rPr>
-        <w:t>7</w:t>
-      </w:r>
-      <w:r>
-        <w:rPr>
-          <w:rFonts w:eastAsia="Times New Roman" w:cs="Times New Roman"/>
-          <w:kern w:val="0"/>
-          <w:szCs w:val="28"/>
-          <w:lang w:val="nl-NL"/>
-          <w14:ligatures w14:val="none"/>
-        </w:rPr>
-        <w:t>}}</w:t>
+          <w14:ligatures w14:val="none"/>
+        </w:rPr>
+        <w:sym w:font="Symbol" w:char="F0B8"/>
       </w:r>
       <w:r>
         <w:rPr>
@@ -16514,49 +14173,10 @@
           <w:rFonts w:eastAsia="Times New Roman" w:cs="Times New Roman"/>
           <w:kern w:val="0"/>
           <w:szCs w:val="28"/>
-          <w14:ligatures w14:val="none"/>
-        </w:rPr>
-        <w:sym w:font="Symbol" w:char="F0B8"/>
-      </w:r>
-      <w:r>
-        <w:rPr>
-          <w:rFonts w:eastAsia="Times New Roman" w:cs="Times New Roman"/>
-          <w:kern w:val="0"/>
-          <w:szCs w:val="28"/>
           <w:lang w:val="nl-NL"/>
           <w14:ligatures w14:val="none"/>
         </w:rPr>
-        <w:t xml:space="preserve"> </w:t>
-      </w:r>
-      <w:r>
-        <w:rPr>
-          <w:rFonts w:eastAsia="Times New Roman" w:cs="Times New Roman"/>
-          <w:kern w:val="0"/>
-          <w:szCs w:val="28"/>
-          <w:lang w:val="nl-NL"/>
-          <w14:ligatures w14:val="none"/>
-        </w:rPr>
-        <w:t>{{3</w:t>
-      </w:r>
-      <w:r>
-        <w:rPr>
-          <w:rFonts w:eastAsia="Times New Roman" w:cs="Times New Roman"/>
-          <w:kern w:val="0"/>
-          <w:szCs w:val="28"/>
-          <w:lang w:val="nl-NL"/>
-          <w14:ligatures w14:val="none"/>
-        </w:rPr>
-        <w:t>8</w:t>
-      </w:r>
-      <w:r>
-        <w:rPr>
-          <w:rFonts w:eastAsia="Times New Roman" w:cs="Times New Roman"/>
-          <w:kern w:val="0"/>
-          <w:szCs w:val="28"/>
-          <w:lang w:val="nl-NL"/>
-          <w14:ligatures w14:val="none"/>
-        </w:rPr>
-        <w:t>}}</w:t>
+        <w:t>{{38}}</w:t>
       </w:r>
       <w:r>
         <w:rPr>
@@ -16891,6 +14511,33 @@
     <w:bookmarkEnd w:id="2"/>
     <w:p>
       <w:pPr>
+        <w:rPr>
+          <w:rFonts w:eastAsia="Times New Roman" w:cs="Times New Roman"/>
+          <w:b/>
+          <w:bCs/>
+          <w:iCs/>
+          <w:kern w:val="0"/>
+          <w:szCs w:val="28"/>
+          <w:lang w:val="pl-PL"/>
+          <w14:ligatures w14:val="none"/>
+        </w:rPr>
+      </w:pPr>
+      <w:r>
+        <w:rPr>
+          <w:rFonts w:eastAsia="Times New Roman" w:cs="Times New Roman"/>
+          <w:b/>
+          <w:bCs/>
+          <w:iCs/>
+          <w:kern w:val="0"/>
+          <w:szCs w:val="28"/>
+          <w:lang w:val="pl-PL"/>
+          <w14:ligatures w14:val="none"/>
+        </w:rPr>
+        <w:br w:type="page"/>
+      </w:r>
+    </w:p>
+    <w:p>
+      <w:pPr>
         <w:spacing w:after="0" w:line="410" w:lineRule="exact"/>
         <w:ind w:firstLine="720"/>
         <w:jc w:val="both"/>
@@ -16916,8 +14563,2952 @@
           <w:lang w:val="pl-PL"/>
           <w14:ligatures w14:val="none"/>
         </w:rPr>
+        <w:lastRenderedPageBreak/>
         <w:t>2. Sửa chữa</w:t>
       </w:r>
+    </w:p>
+    <w:p>
+      <w:pPr>
+        <w:spacing w:after="0" w:line="410" w:lineRule="exact"/>
+        <w:ind w:firstLine="720"/>
+        <w:jc w:val="both"/>
+        <w:rPr>
+          <w:rFonts w:eastAsia="Times New Roman" w:cs="Times New Roman"/>
+          <w:b/>
+          <w:bCs/>
+          <w:iCs/>
+          <w:kern w:val="0"/>
+          <w:szCs w:val="28"/>
+          <w:lang w:val="pl-PL"/>
+          <w14:ligatures w14:val="none"/>
+        </w:rPr>
+      </w:pPr>
+    </w:p>
+    <w:tbl>
+      <w:tblPr>
+        <w:tblW w:w="11200" w:type="dxa"/>
+        <w:tblLayout w:type="fixed"/>
+        <w:tblLook w:val="04A0" w:firstRow="1" w:lastRow="0" w:firstColumn="1" w:lastColumn="0" w:noHBand="0" w:noVBand="1"/>
+      </w:tblPr>
+      <w:tblGrid>
+        <w:gridCol w:w="675"/>
+        <w:gridCol w:w="1251"/>
+        <w:gridCol w:w="1188"/>
+        <w:gridCol w:w="1136"/>
+        <w:gridCol w:w="1279"/>
+        <w:gridCol w:w="1272"/>
+        <w:gridCol w:w="1276"/>
+        <w:gridCol w:w="1138"/>
+        <w:gridCol w:w="1417"/>
+        <w:gridCol w:w="236"/>
+        <w:gridCol w:w="332"/>
+      </w:tblGrid>
+      <w:tr>
+        <w:trPr>
+          <w:gridAfter w:val="2"/>
+          <w:wAfter w:w="568" w:type="dxa"/>
+          <w:trHeight w:val="507"/>
+        </w:trPr>
+        <w:tc>
+          <w:tcPr>
+            <w:tcW w:w="675" w:type="dxa"/>
+            <w:vMerge w:val="restart"/>
+            <w:tcBorders>
+              <w:top w:val="single" w:sz="4" w:space="0" w:color="auto"/>
+              <w:left w:val="single" w:sz="4" w:space="0" w:color="auto"/>
+              <w:bottom w:val="single" w:sz="4" w:space="0" w:color="000000"/>
+              <w:right w:val="single" w:sz="4" w:space="0" w:color="auto"/>
+            </w:tcBorders>
+            <w:shd w:val="clear" w:color="auto" w:fill="FCE4D6"/>
+            <w:noWrap/>
+            <w:vAlign w:val="center"/>
+            <w:hideMark/>
+          </w:tcPr>
+          <w:p>
+            <w:pPr>
+              <w:spacing w:after="0" w:line="410" w:lineRule="exact"/>
+              <w:ind w:firstLine="720"/>
+              <w:jc w:val="both"/>
+              <w:rPr>
+                <w:rFonts w:eastAsia="Times New Roman" w:cs="Times New Roman"/>
+                <w:b/>
+                <w:bCs/>
+                <w:i/>
+                <w:iCs/>
+                <w:kern w:val="0"/>
+                <w:szCs w:val="28"/>
+                <w14:ligatures w14:val="none"/>
+              </w:rPr>
+            </w:pPr>
+            <w:r>
+              <w:rPr>
+                <w:rFonts w:eastAsia="Times New Roman" w:cs="Times New Roman"/>
+                <w:b/>
+                <w:bCs/>
+                <w:i/>
+                <w:iCs/>
+                <w:kern w:val="0"/>
+                <w:szCs w:val="28"/>
+                <w14:ligatures w14:val="none"/>
+              </w:rPr>
+              <w:t>TT</w:t>
+            </w:r>
+          </w:p>
+        </w:tc>
+        <w:tc>
+          <w:tcPr>
+            <w:tcW w:w="1251" w:type="dxa"/>
+            <w:vMerge w:val="restart"/>
+            <w:tcBorders>
+              <w:top w:val="single" w:sz="4" w:space="0" w:color="auto"/>
+              <w:left w:val="single" w:sz="4" w:space="0" w:color="auto"/>
+              <w:bottom w:val="single" w:sz="4" w:space="0" w:color="000000"/>
+              <w:right w:val="single" w:sz="4" w:space="0" w:color="auto"/>
+            </w:tcBorders>
+            <w:shd w:val="clear" w:color="auto" w:fill="FCE4D6"/>
+            <w:vAlign w:val="center"/>
+            <w:hideMark/>
+          </w:tcPr>
+          <w:p>
+            <w:pPr>
+              <w:spacing w:after="0" w:line="410" w:lineRule="exact"/>
+              <w:rPr>
+                <w:rFonts w:eastAsia="Times New Roman" w:cs="Times New Roman"/>
+                <w:b/>
+                <w:bCs/>
+                <w:i/>
+                <w:iCs/>
+                <w:kern w:val="0"/>
+                <w:szCs w:val="28"/>
+                <w14:ligatures w14:val="none"/>
+              </w:rPr>
+            </w:pPr>
+            <w:r>
+              <w:rPr>
+                <w:rFonts w:eastAsia="Times New Roman" w:cs="Times New Roman"/>
+                <w:b/>
+                <w:bCs/>
+                <w:i/>
+                <w:iCs/>
+                <w:kern w:val="0"/>
+                <w:szCs w:val="28"/>
+                <w14:ligatures w14:val="none"/>
+              </w:rPr>
+              <w:t>Loại VKTBKT</w:t>
+            </w:r>
+          </w:p>
+        </w:tc>
+        <w:tc>
+          <w:tcPr>
+            <w:tcW w:w="1188" w:type="dxa"/>
+            <w:vMerge w:val="restart"/>
+            <w:tcBorders>
+              <w:top w:val="single" w:sz="4" w:space="0" w:color="auto"/>
+              <w:left w:val="single" w:sz="4" w:space="0" w:color="auto"/>
+              <w:bottom w:val="single" w:sz="4" w:space="0" w:color="000000"/>
+              <w:right w:val="single" w:sz="4" w:space="0" w:color="auto"/>
+            </w:tcBorders>
+            <w:shd w:val="clear" w:color="auto" w:fill="FCE4D6"/>
+            <w:vAlign w:val="center"/>
+            <w:hideMark/>
+          </w:tcPr>
+          <w:p>
+            <w:pPr>
+              <w:spacing w:after="0" w:line="410" w:lineRule="exact"/>
+              <w:rPr>
+                <w:rFonts w:eastAsia="Times New Roman" w:cs="Times New Roman"/>
+                <w:b/>
+                <w:bCs/>
+                <w:i/>
+                <w:iCs/>
+                <w:kern w:val="0"/>
+                <w:szCs w:val="28"/>
+                <w14:ligatures w14:val="none"/>
+              </w:rPr>
+            </w:pPr>
+            <w:r>
+              <w:rPr>
+                <w:rFonts w:eastAsia="Times New Roman" w:cs="Times New Roman"/>
+                <w:b/>
+                <w:bCs/>
+                <w:i/>
+                <w:iCs/>
+                <w:kern w:val="0"/>
+                <w:szCs w:val="28"/>
+                <w14:ligatures w14:val="none"/>
+              </w:rPr>
+              <w:t>Số lượng TBKT tham gia CĐ</w:t>
+            </w:r>
+          </w:p>
+        </w:tc>
+        <w:tc>
+          <w:tcPr>
+            <w:tcW w:w="1136" w:type="dxa"/>
+            <w:vMerge w:val="restart"/>
+            <w:tcBorders>
+              <w:top w:val="single" w:sz="4" w:space="0" w:color="auto"/>
+              <w:left w:val="single" w:sz="4" w:space="0" w:color="auto"/>
+              <w:bottom w:val="single" w:sz="4" w:space="0" w:color="000000"/>
+              <w:right w:val="single" w:sz="4" w:space="0" w:color="auto"/>
+            </w:tcBorders>
+            <w:shd w:val="clear" w:color="auto" w:fill="FCE4D6"/>
+            <w:vAlign w:val="center"/>
+            <w:hideMark/>
+          </w:tcPr>
+          <w:p>
+            <w:pPr>
+              <w:spacing w:after="0" w:line="410" w:lineRule="exact"/>
+              <w:rPr>
+                <w:rFonts w:eastAsia="Times New Roman" w:cs="Times New Roman"/>
+                <w:b/>
+                <w:bCs/>
+                <w:i/>
+                <w:iCs/>
+                <w:kern w:val="0"/>
+                <w:szCs w:val="28"/>
+                <w14:ligatures w14:val="none"/>
+              </w:rPr>
+            </w:pPr>
+            <w:r>
+              <w:rPr>
+                <w:rFonts w:eastAsia="Times New Roman" w:cs="Times New Roman"/>
+                <w:b/>
+                <w:bCs/>
+                <w:i/>
+                <w:iCs/>
+                <w:kern w:val="0"/>
+                <w:szCs w:val="28"/>
+                <w14:ligatures w14:val="none"/>
+              </w:rPr>
+              <w:t>Dự kiến tỷ lệ hư hỏng 1 ngày đêm (%)</w:t>
+            </w:r>
+          </w:p>
+        </w:tc>
+        <w:tc>
+          <w:tcPr>
+            <w:tcW w:w="6382" w:type="dxa"/>
+            <w:gridSpan w:val="5"/>
+            <w:vMerge w:val="restart"/>
+            <w:tcBorders>
+              <w:top w:val="single" w:sz="4" w:space="0" w:color="auto"/>
+              <w:left w:val="single" w:sz="4" w:space="0" w:color="auto"/>
+              <w:bottom w:val="single" w:sz="4" w:space="0" w:color="000000"/>
+              <w:right w:val="single" w:sz="4" w:space="0" w:color="000000"/>
+            </w:tcBorders>
+            <w:shd w:val="clear" w:color="auto" w:fill="FCE4D6"/>
+            <w:noWrap/>
+            <w:vAlign w:val="center"/>
+            <w:hideMark/>
+          </w:tcPr>
+          <w:p>
+            <w:pPr>
+              <w:spacing w:after="0" w:line="410" w:lineRule="exact"/>
+              <w:jc w:val="center"/>
+              <w:rPr>
+                <w:rFonts w:eastAsia="Times New Roman" w:cs="Times New Roman"/>
+                <w:b/>
+                <w:bCs/>
+                <w:i/>
+                <w:iCs/>
+                <w:kern w:val="0"/>
+                <w:szCs w:val="28"/>
+                <w14:ligatures w14:val="none"/>
+              </w:rPr>
+            </w:pPr>
+            <w:r>
+              <w:rPr>
+                <w:rFonts w:eastAsia="Times New Roman" w:cs="Times New Roman"/>
+                <w:b/>
+                <w:bCs/>
+                <w:i/>
+                <w:iCs/>
+                <w:kern w:val="0"/>
+                <w:szCs w:val="28"/>
+                <w14:ligatures w14:val="none"/>
+              </w:rPr>
+              <w:t>Tổng số TBKT hư hỏng</w:t>
+            </w:r>
+          </w:p>
+        </w:tc>
+      </w:tr>
+      <w:tr>
+        <w:trPr>
+          <w:gridAfter w:val="1"/>
+          <w:wAfter w:w="332" w:type="dxa"/>
+          <w:trHeight w:val="300"/>
+        </w:trPr>
+        <w:tc>
+          <w:tcPr>
+            <w:tcW w:w="675" w:type="dxa"/>
+            <w:vMerge/>
+            <w:tcBorders>
+              <w:top w:val="single" w:sz="4" w:space="0" w:color="auto"/>
+              <w:left w:val="single" w:sz="4" w:space="0" w:color="auto"/>
+              <w:bottom w:val="single" w:sz="4" w:space="0" w:color="000000"/>
+              <w:right w:val="single" w:sz="4" w:space="0" w:color="auto"/>
+            </w:tcBorders>
+            <w:vAlign w:val="center"/>
+            <w:hideMark/>
+          </w:tcPr>
+          <w:p>
+            <w:pPr>
+              <w:spacing w:after="0" w:line="410" w:lineRule="exact"/>
+              <w:ind w:firstLine="720"/>
+              <w:jc w:val="both"/>
+              <w:rPr>
+                <w:rFonts w:eastAsia="Times New Roman" w:cs="Times New Roman"/>
+                <w:b/>
+                <w:bCs/>
+                <w:i/>
+                <w:iCs/>
+                <w:kern w:val="0"/>
+                <w:szCs w:val="28"/>
+                <w14:ligatures w14:val="none"/>
+              </w:rPr>
+            </w:pPr>
+          </w:p>
+        </w:tc>
+        <w:tc>
+          <w:tcPr>
+            <w:tcW w:w="1251" w:type="dxa"/>
+            <w:vMerge/>
+            <w:tcBorders>
+              <w:top w:val="single" w:sz="4" w:space="0" w:color="auto"/>
+              <w:left w:val="single" w:sz="4" w:space="0" w:color="auto"/>
+              <w:bottom w:val="single" w:sz="4" w:space="0" w:color="000000"/>
+              <w:right w:val="single" w:sz="4" w:space="0" w:color="auto"/>
+            </w:tcBorders>
+            <w:vAlign w:val="center"/>
+            <w:hideMark/>
+          </w:tcPr>
+          <w:p>
+            <w:pPr>
+              <w:spacing w:after="0" w:line="410" w:lineRule="exact"/>
+              <w:ind w:firstLine="720"/>
+              <w:jc w:val="both"/>
+              <w:rPr>
+                <w:rFonts w:eastAsia="Times New Roman" w:cs="Times New Roman"/>
+                <w:b/>
+                <w:bCs/>
+                <w:i/>
+                <w:iCs/>
+                <w:kern w:val="0"/>
+                <w:szCs w:val="28"/>
+                <w14:ligatures w14:val="none"/>
+              </w:rPr>
+            </w:pPr>
+          </w:p>
+        </w:tc>
+        <w:tc>
+          <w:tcPr>
+            <w:tcW w:w="1188" w:type="dxa"/>
+            <w:vMerge/>
+            <w:tcBorders>
+              <w:top w:val="single" w:sz="4" w:space="0" w:color="auto"/>
+              <w:left w:val="single" w:sz="4" w:space="0" w:color="auto"/>
+              <w:bottom w:val="single" w:sz="4" w:space="0" w:color="000000"/>
+              <w:right w:val="single" w:sz="4" w:space="0" w:color="auto"/>
+            </w:tcBorders>
+            <w:vAlign w:val="center"/>
+            <w:hideMark/>
+          </w:tcPr>
+          <w:p>
+            <w:pPr>
+              <w:spacing w:after="0" w:line="410" w:lineRule="exact"/>
+              <w:ind w:firstLine="720"/>
+              <w:jc w:val="both"/>
+              <w:rPr>
+                <w:rFonts w:eastAsia="Times New Roman" w:cs="Times New Roman"/>
+                <w:b/>
+                <w:bCs/>
+                <w:i/>
+                <w:iCs/>
+                <w:kern w:val="0"/>
+                <w:szCs w:val="28"/>
+                <w14:ligatures w14:val="none"/>
+              </w:rPr>
+            </w:pPr>
+          </w:p>
+        </w:tc>
+        <w:tc>
+          <w:tcPr>
+            <w:tcW w:w="1136" w:type="dxa"/>
+            <w:vMerge/>
+            <w:tcBorders>
+              <w:top w:val="single" w:sz="4" w:space="0" w:color="auto"/>
+              <w:left w:val="single" w:sz="4" w:space="0" w:color="auto"/>
+              <w:bottom w:val="single" w:sz="4" w:space="0" w:color="000000"/>
+              <w:right w:val="single" w:sz="4" w:space="0" w:color="auto"/>
+            </w:tcBorders>
+            <w:vAlign w:val="center"/>
+            <w:hideMark/>
+          </w:tcPr>
+          <w:p>
+            <w:pPr>
+              <w:spacing w:after="0" w:line="410" w:lineRule="exact"/>
+              <w:ind w:firstLine="720"/>
+              <w:jc w:val="both"/>
+              <w:rPr>
+                <w:rFonts w:eastAsia="Times New Roman" w:cs="Times New Roman"/>
+                <w:b/>
+                <w:bCs/>
+                <w:i/>
+                <w:iCs/>
+                <w:kern w:val="0"/>
+                <w:szCs w:val="28"/>
+                <w14:ligatures w14:val="none"/>
+              </w:rPr>
+            </w:pPr>
+          </w:p>
+        </w:tc>
+        <w:tc>
+          <w:tcPr>
+            <w:tcW w:w="6382" w:type="dxa"/>
+            <w:gridSpan w:val="5"/>
+            <w:vMerge/>
+            <w:tcBorders>
+              <w:top w:val="single" w:sz="4" w:space="0" w:color="auto"/>
+              <w:left w:val="single" w:sz="4" w:space="0" w:color="auto"/>
+              <w:bottom w:val="single" w:sz="4" w:space="0" w:color="000000"/>
+              <w:right w:val="single" w:sz="4" w:space="0" w:color="000000"/>
+            </w:tcBorders>
+            <w:vAlign w:val="center"/>
+            <w:hideMark/>
+          </w:tcPr>
+          <w:p>
+            <w:pPr>
+              <w:spacing w:after="0" w:line="410" w:lineRule="exact"/>
+              <w:ind w:firstLine="720"/>
+              <w:jc w:val="both"/>
+              <w:rPr>
+                <w:rFonts w:eastAsia="Times New Roman" w:cs="Times New Roman"/>
+                <w:b/>
+                <w:bCs/>
+                <w:i/>
+                <w:iCs/>
+                <w:kern w:val="0"/>
+                <w:szCs w:val="28"/>
+                <w14:ligatures w14:val="none"/>
+              </w:rPr>
+            </w:pPr>
+          </w:p>
+        </w:tc>
+        <w:tc>
+          <w:tcPr>
+            <w:tcW w:w="236" w:type="dxa"/>
+            <w:noWrap/>
+            <w:vAlign w:val="bottom"/>
+            <w:hideMark/>
+          </w:tcPr>
+          <w:p>
+            <w:pPr>
+              <w:spacing w:after="0" w:line="410" w:lineRule="exact"/>
+              <w:ind w:firstLine="720"/>
+              <w:jc w:val="both"/>
+              <w:rPr>
+                <w:rFonts w:eastAsia="Times New Roman" w:cs="Times New Roman"/>
+                <w:b/>
+                <w:bCs/>
+                <w:iCs/>
+                <w:kern w:val="0"/>
+                <w:szCs w:val="28"/>
+                <w14:ligatures w14:val="none"/>
+              </w:rPr>
+            </w:pPr>
+          </w:p>
+        </w:tc>
+      </w:tr>
+      <w:tr>
+        <w:trPr>
+          <w:trHeight w:val="300"/>
+        </w:trPr>
+        <w:tc>
+          <w:tcPr>
+            <w:tcW w:w="675" w:type="dxa"/>
+            <w:vMerge/>
+            <w:tcBorders>
+              <w:top w:val="single" w:sz="4" w:space="0" w:color="auto"/>
+              <w:left w:val="single" w:sz="4" w:space="0" w:color="auto"/>
+              <w:bottom w:val="single" w:sz="4" w:space="0" w:color="000000"/>
+              <w:right w:val="single" w:sz="4" w:space="0" w:color="auto"/>
+            </w:tcBorders>
+            <w:vAlign w:val="center"/>
+            <w:hideMark/>
+          </w:tcPr>
+          <w:p>
+            <w:pPr>
+              <w:spacing w:after="0" w:line="410" w:lineRule="exact"/>
+              <w:ind w:firstLine="720"/>
+              <w:jc w:val="both"/>
+              <w:rPr>
+                <w:rFonts w:eastAsia="Times New Roman" w:cs="Times New Roman"/>
+                <w:b/>
+                <w:bCs/>
+                <w:i/>
+                <w:iCs/>
+                <w:kern w:val="0"/>
+                <w:szCs w:val="28"/>
+                <w14:ligatures w14:val="none"/>
+              </w:rPr>
+            </w:pPr>
+          </w:p>
+        </w:tc>
+        <w:tc>
+          <w:tcPr>
+            <w:tcW w:w="1251" w:type="dxa"/>
+            <w:vMerge/>
+            <w:tcBorders>
+              <w:top w:val="single" w:sz="4" w:space="0" w:color="auto"/>
+              <w:left w:val="single" w:sz="4" w:space="0" w:color="auto"/>
+              <w:bottom w:val="single" w:sz="4" w:space="0" w:color="000000"/>
+              <w:right w:val="single" w:sz="4" w:space="0" w:color="auto"/>
+            </w:tcBorders>
+            <w:vAlign w:val="center"/>
+            <w:hideMark/>
+          </w:tcPr>
+          <w:p>
+            <w:pPr>
+              <w:spacing w:after="0" w:line="410" w:lineRule="exact"/>
+              <w:ind w:firstLine="720"/>
+              <w:jc w:val="both"/>
+              <w:rPr>
+                <w:rFonts w:eastAsia="Times New Roman" w:cs="Times New Roman"/>
+                <w:b/>
+                <w:bCs/>
+                <w:i/>
+                <w:iCs/>
+                <w:kern w:val="0"/>
+                <w:szCs w:val="28"/>
+                <w14:ligatures w14:val="none"/>
+              </w:rPr>
+            </w:pPr>
+          </w:p>
+        </w:tc>
+        <w:tc>
+          <w:tcPr>
+            <w:tcW w:w="1188" w:type="dxa"/>
+            <w:vMerge/>
+            <w:tcBorders>
+              <w:top w:val="single" w:sz="4" w:space="0" w:color="auto"/>
+              <w:left w:val="single" w:sz="4" w:space="0" w:color="auto"/>
+              <w:bottom w:val="single" w:sz="4" w:space="0" w:color="000000"/>
+              <w:right w:val="single" w:sz="4" w:space="0" w:color="auto"/>
+            </w:tcBorders>
+            <w:vAlign w:val="center"/>
+            <w:hideMark/>
+          </w:tcPr>
+          <w:p>
+            <w:pPr>
+              <w:spacing w:after="0" w:line="410" w:lineRule="exact"/>
+              <w:ind w:firstLine="720"/>
+              <w:jc w:val="both"/>
+              <w:rPr>
+                <w:rFonts w:eastAsia="Times New Roman" w:cs="Times New Roman"/>
+                <w:b/>
+                <w:bCs/>
+                <w:i/>
+                <w:iCs/>
+                <w:kern w:val="0"/>
+                <w:szCs w:val="28"/>
+                <w14:ligatures w14:val="none"/>
+              </w:rPr>
+            </w:pPr>
+          </w:p>
+        </w:tc>
+        <w:tc>
+          <w:tcPr>
+            <w:tcW w:w="1136" w:type="dxa"/>
+            <w:vMerge/>
+            <w:tcBorders>
+              <w:top w:val="single" w:sz="4" w:space="0" w:color="auto"/>
+              <w:left w:val="single" w:sz="4" w:space="0" w:color="auto"/>
+              <w:bottom w:val="single" w:sz="4" w:space="0" w:color="000000"/>
+              <w:right w:val="single" w:sz="4" w:space="0" w:color="auto"/>
+            </w:tcBorders>
+            <w:vAlign w:val="center"/>
+            <w:hideMark/>
+          </w:tcPr>
+          <w:p>
+            <w:pPr>
+              <w:spacing w:after="0" w:line="410" w:lineRule="exact"/>
+              <w:ind w:firstLine="720"/>
+              <w:jc w:val="both"/>
+              <w:rPr>
+                <w:rFonts w:eastAsia="Times New Roman" w:cs="Times New Roman"/>
+                <w:b/>
+                <w:bCs/>
+                <w:i/>
+                <w:iCs/>
+                <w:kern w:val="0"/>
+                <w:szCs w:val="28"/>
+                <w14:ligatures w14:val="none"/>
+              </w:rPr>
+            </w:pPr>
+          </w:p>
+        </w:tc>
+        <w:tc>
+          <w:tcPr>
+            <w:tcW w:w="1279" w:type="dxa"/>
+            <w:tcBorders>
+              <w:top w:val="nil"/>
+              <w:left w:val="nil"/>
+              <w:bottom w:val="single" w:sz="4" w:space="0" w:color="auto"/>
+              <w:right w:val="single" w:sz="4" w:space="0" w:color="auto"/>
+            </w:tcBorders>
+            <w:shd w:val="clear" w:color="auto" w:fill="FCE4D6"/>
+            <w:noWrap/>
+            <w:vAlign w:val="center"/>
+            <w:hideMark/>
+          </w:tcPr>
+          <w:p>
+            <w:pPr>
+              <w:spacing w:after="0" w:line="410" w:lineRule="exact"/>
+              <w:jc w:val="center"/>
+              <w:rPr>
+                <w:rFonts w:eastAsia="Times New Roman" w:cs="Times New Roman"/>
+                <w:b/>
+                <w:bCs/>
+                <w:i/>
+                <w:iCs/>
+                <w:kern w:val="0"/>
+                <w:szCs w:val="28"/>
+                <w14:ligatures w14:val="none"/>
+              </w:rPr>
+            </w:pPr>
+            <w:r>
+              <w:rPr>
+                <w:rFonts w:eastAsia="Times New Roman" w:cs="Times New Roman"/>
+                <w:b/>
+                <w:bCs/>
+                <w:i/>
+                <w:iCs/>
+                <w:kern w:val="0"/>
+                <w:szCs w:val="28"/>
+                <w14:ligatures w14:val="none"/>
+              </w:rPr>
+              <w:t>Nhẹ</w:t>
+            </w:r>
+          </w:p>
+        </w:tc>
+        <w:tc>
+          <w:tcPr>
+            <w:tcW w:w="1272" w:type="dxa"/>
+            <w:tcBorders>
+              <w:top w:val="nil"/>
+              <w:left w:val="nil"/>
+              <w:bottom w:val="single" w:sz="4" w:space="0" w:color="auto"/>
+              <w:right w:val="single" w:sz="4" w:space="0" w:color="auto"/>
+            </w:tcBorders>
+            <w:shd w:val="clear" w:color="auto" w:fill="FCE4D6"/>
+            <w:noWrap/>
+            <w:vAlign w:val="center"/>
+            <w:hideMark/>
+          </w:tcPr>
+          <w:p>
+            <w:pPr>
+              <w:spacing w:after="0" w:line="410" w:lineRule="exact"/>
+              <w:jc w:val="center"/>
+              <w:rPr>
+                <w:rFonts w:eastAsia="Times New Roman" w:cs="Times New Roman"/>
+                <w:b/>
+                <w:bCs/>
+                <w:i/>
+                <w:iCs/>
+                <w:kern w:val="0"/>
+                <w:szCs w:val="28"/>
+                <w14:ligatures w14:val="none"/>
+              </w:rPr>
+            </w:pPr>
+            <w:r>
+              <w:rPr>
+                <w:rFonts w:eastAsia="Times New Roman" w:cs="Times New Roman"/>
+                <w:b/>
+                <w:bCs/>
+                <w:i/>
+                <w:iCs/>
+                <w:kern w:val="0"/>
+                <w:szCs w:val="28"/>
+                <w14:ligatures w14:val="none"/>
+              </w:rPr>
+              <w:t>Vừa</w:t>
+            </w:r>
+          </w:p>
+        </w:tc>
+        <w:tc>
+          <w:tcPr>
+            <w:tcW w:w="1276" w:type="dxa"/>
+            <w:tcBorders>
+              <w:top w:val="nil"/>
+              <w:left w:val="nil"/>
+              <w:bottom w:val="single" w:sz="4" w:space="0" w:color="auto"/>
+              <w:right w:val="single" w:sz="4" w:space="0" w:color="auto"/>
+            </w:tcBorders>
+            <w:shd w:val="clear" w:color="auto" w:fill="FCE4D6"/>
+            <w:noWrap/>
+            <w:vAlign w:val="center"/>
+            <w:hideMark/>
+          </w:tcPr>
+          <w:p>
+            <w:pPr>
+              <w:spacing w:after="0" w:line="410" w:lineRule="exact"/>
+              <w:jc w:val="center"/>
+              <w:rPr>
+                <w:rFonts w:eastAsia="Times New Roman" w:cs="Times New Roman"/>
+                <w:b/>
+                <w:bCs/>
+                <w:i/>
+                <w:iCs/>
+                <w:kern w:val="0"/>
+                <w:szCs w:val="28"/>
+                <w14:ligatures w14:val="none"/>
+              </w:rPr>
+            </w:pPr>
+            <w:r>
+              <w:rPr>
+                <w:rFonts w:eastAsia="Times New Roman" w:cs="Times New Roman"/>
+                <w:b/>
+                <w:bCs/>
+                <w:i/>
+                <w:iCs/>
+                <w:kern w:val="0"/>
+                <w:szCs w:val="28"/>
+                <w14:ligatures w14:val="none"/>
+              </w:rPr>
+              <w:t>Nặng</w:t>
+            </w:r>
+          </w:p>
+        </w:tc>
+        <w:tc>
+          <w:tcPr>
+            <w:tcW w:w="1138" w:type="dxa"/>
+            <w:tcBorders>
+              <w:top w:val="nil"/>
+              <w:left w:val="nil"/>
+              <w:bottom w:val="single" w:sz="4" w:space="0" w:color="auto"/>
+              <w:right w:val="single" w:sz="4" w:space="0" w:color="auto"/>
+            </w:tcBorders>
+            <w:shd w:val="clear" w:color="auto" w:fill="FCE4D6"/>
+            <w:noWrap/>
+            <w:vAlign w:val="center"/>
+            <w:hideMark/>
+          </w:tcPr>
+          <w:p>
+            <w:pPr>
+              <w:spacing w:after="0" w:line="410" w:lineRule="exact"/>
+              <w:jc w:val="center"/>
+              <w:rPr>
+                <w:rFonts w:eastAsia="Times New Roman" w:cs="Times New Roman"/>
+                <w:b/>
+                <w:bCs/>
+                <w:i/>
+                <w:iCs/>
+                <w:kern w:val="0"/>
+                <w:szCs w:val="28"/>
+                <w14:ligatures w14:val="none"/>
+              </w:rPr>
+            </w:pPr>
+            <w:r>
+              <w:rPr>
+                <w:rFonts w:eastAsia="Times New Roman" w:cs="Times New Roman"/>
+                <w:b/>
+                <w:bCs/>
+                <w:i/>
+                <w:iCs/>
+                <w:kern w:val="0"/>
+                <w:szCs w:val="28"/>
+                <w14:ligatures w14:val="none"/>
+              </w:rPr>
+              <w:t>Hủy</w:t>
+            </w:r>
+          </w:p>
+        </w:tc>
+        <w:tc>
+          <w:tcPr>
+            <w:tcW w:w="1417" w:type="dxa"/>
+            <w:tcBorders>
+              <w:top w:val="nil"/>
+              <w:left w:val="nil"/>
+              <w:bottom w:val="single" w:sz="4" w:space="0" w:color="auto"/>
+              <w:right w:val="single" w:sz="4" w:space="0" w:color="auto"/>
+            </w:tcBorders>
+            <w:shd w:val="clear" w:color="auto" w:fill="FCE4D6"/>
+            <w:noWrap/>
+            <w:vAlign w:val="center"/>
+            <w:hideMark/>
+          </w:tcPr>
+          <w:p>
+            <w:pPr>
+              <w:spacing w:after="0" w:line="410" w:lineRule="exact"/>
+              <w:jc w:val="center"/>
+              <w:rPr>
+                <w:rFonts w:eastAsia="Times New Roman" w:cs="Times New Roman"/>
+                <w:b/>
+                <w:bCs/>
+                <w:i/>
+                <w:iCs/>
+                <w:kern w:val="0"/>
+                <w:szCs w:val="28"/>
+                <w14:ligatures w14:val="none"/>
+              </w:rPr>
+            </w:pPr>
+            <w:r>
+              <w:rPr>
+                <w:rFonts w:eastAsia="Times New Roman" w:cs="Times New Roman"/>
+                <w:b/>
+                <w:bCs/>
+                <w:i/>
+                <w:iCs/>
+                <w:kern w:val="0"/>
+                <w:szCs w:val="28"/>
+                <w14:ligatures w14:val="none"/>
+              </w:rPr>
+              <w:t>+</w:t>
+            </w:r>
+          </w:p>
+        </w:tc>
+        <w:tc>
+          <w:tcPr>
+            <w:tcW w:w="568" w:type="dxa"/>
+            <w:gridSpan w:val="2"/>
+            <w:vAlign w:val="center"/>
+            <w:hideMark/>
+          </w:tcPr>
+          <w:p>
+            <w:pPr>
+              <w:spacing w:after="0" w:line="410" w:lineRule="exact"/>
+              <w:ind w:firstLine="720"/>
+              <w:jc w:val="both"/>
+              <w:rPr>
+                <w:rFonts w:eastAsia="Times New Roman" w:cs="Times New Roman"/>
+                <w:b/>
+                <w:bCs/>
+                <w:i/>
+                <w:iCs/>
+                <w:kern w:val="0"/>
+                <w:szCs w:val="28"/>
+                <w14:ligatures w14:val="none"/>
+              </w:rPr>
+            </w:pPr>
+          </w:p>
+        </w:tc>
+      </w:tr>
+      <w:tr>
+        <w:trPr>
+          <w:trHeight w:val="530"/>
+        </w:trPr>
+        <w:tc>
+          <w:tcPr>
+            <w:tcW w:w="675" w:type="dxa"/>
+            <w:tcBorders>
+              <w:top w:val="nil"/>
+              <w:left w:val="single" w:sz="4" w:space="0" w:color="auto"/>
+              <w:bottom w:val="single" w:sz="4" w:space="0" w:color="auto"/>
+              <w:right w:val="single" w:sz="4" w:space="0" w:color="auto"/>
+            </w:tcBorders>
+            <w:shd w:val="clear" w:color="auto" w:fill="D9E1F2"/>
+            <w:noWrap/>
+            <w:vAlign w:val="center"/>
+            <w:hideMark/>
+          </w:tcPr>
+          <w:p>
+            <w:pPr>
+              <w:spacing w:after="0" w:line="410" w:lineRule="exact"/>
+              <w:ind w:firstLine="720"/>
+              <w:jc w:val="center"/>
+              <w:rPr>
+                <w:rFonts w:eastAsia="Times New Roman" w:cs="Times New Roman"/>
+                <w:b/>
+                <w:bCs/>
+                <w:iCs/>
+                <w:kern w:val="0"/>
+                <w:szCs w:val="28"/>
+                <w14:ligatures w14:val="none"/>
+              </w:rPr>
+            </w:pPr>
+            <w:r>
+              <w:rPr>
+                <w:rFonts w:eastAsia="Times New Roman" w:cs="Times New Roman"/>
+                <w:b/>
+                <w:bCs/>
+                <w:iCs/>
+                <w:kern w:val="0"/>
+                <w:szCs w:val="28"/>
+                <w14:ligatures w14:val="none"/>
+              </w:rPr>
+              <w:t>1</w:t>
+            </w:r>
+            <w:r>
+              <w:rPr>
+                <w:rFonts w:eastAsia="Times New Roman" w:cs="Times New Roman"/>
+                <w:b/>
+                <w:bCs/>
+                <w:iCs/>
+                <w:kern w:val="0"/>
+                <w:szCs w:val="28"/>
+                <w14:ligatures w14:val="none"/>
+              </w:rPr>
+              <w:t>1</w:t>
+            </w:r>
+          </w:p>
+        </w:tc>
+        <w:tc>
+          <w:tcPr>
+            <w:tcW w:w="1251" w:type="dxa"/>
+            <w:tcBorders>
+              <w:top w:val="nil"/>
+              <w:left w:val="nil"/>
+              <w:bottom w:val="single" w:sz="4" w:space="0" w:color="auto"/>
+              <w:right w:val="single" w:sz="4" w:space="0" w:color="auto"/>
+            </w:tcBorders>
+            <w:shd w:val="clear" w:color="auto" w:fill="D9E1F2"/>
+            <w:noWrap/>
+            <w:vAlign w:val="center"/>
+            <w:hideMark/>
+          </w:tcPr>
+          <w:p>
+            <w:pPr>
+              <w:spacing w:after="0" w:line="410" w:lineRule="exact"/>
+              <w:jc w:val="center"/>
+              <w:rPr>
+                <w:rFonts w:eastAsia="Times New Roman" w:cs="Times New Roman"/>
+                <w:b/>
+                <w:bCs/>
+                <w:iCs/>
+                <w:kern w:val="0"/>
+                <w:szCs w:val="28"/>
+                <w14:ligatures w14:val="none"/>
+              </w:rPr>
+            </w:pPr>
+            <w:r>
+              <w:rPr>
+                <w:rFonts w:eastAsia="Times New Roman" w:cs="Times New Roman"/>
+                <w:b/>
+                <w:bCs/>
+                <w:iCs/>
+                <w:kern w:val="0"/>
+                <w:szCs w:val="28"/>
+                <w14:ligatures w14:val="none"/>
+              </w:rPr>
+              <w:t>SMPK 12,7</w:t>
+            </w:r>
+          </w:p>
+        </w:tc>
+        <w:tc>
+          <w:tcPr>
+            <w:tcW w:w="1188" w:type="dxa"/>
+            <w:tcBorders>
+              <w:top w:val="nil"/>
+              <w:left w:val="nil"/>
+              <w:bottom w:val="single" w:sz="4" w:space="0" w:color="auto"/>
+              <w:right w:val="single" w:sz="4" w:space="0" w:color="auto"/>
+            </w:tcBorders>
+            <w:shd w:val="clear" w:color="auto" w:fill="D9E1F2"/>
+            <w:noWrap/>
+            <w:vAlign w:val="center"/>
+            <w:hideMark/>
+          </w:tcPr>
+          <w:p>
+            <w:pPr>
+              <w:spacing w:after="0" w:line="410" w:lineRule="exact"/>
+              <w:jc w:val="center"/>
+              <w:rPr>
+                <w:rFonts w:eastAsia="Times New Roman" w:cs="Times New Roman"/>
+                <w:b/>
+                <w:bCs/>
+                <w:iCs/>
+                <w:kern w:val="0"/>
+                <w:szCs w:val="28"/>
+                <w14:ligatures w14:val="none"/>
+              </w:rPr>
+            </w:pPr>
+            <w:r>
+              <w:rPr>
+                <w:rFonts w:eastAsia="Times New Roman" w:cs="Times New Roman"/>
+                <w:b/>
+                <w:bCs/>
+                <w:iCs/>
+                <w:kern w:val="0"/>
+                <w:szCs w:val="28"/>
+                <w14:ligatures w14:val="none"/>
+              </w:rPr>
+              <w:t>{{sl1}}</w:t>
+            </w:r>
+          </w:p>
+        </w:tc>
+        <w:tc>
+          <w:tcPr>
+            <w:tcW w:w="1136" w:type="dxa"/>
+            <w:tcBorders>
+              <w:top w:val="nil"/>
+              <w:left w:val="nil"/>
+              <w:bottom w:val="single" w:sz="4" w:space="0" w:color="auto"/>
+              <w:right w:val="single" w:sz="4" w:space="0" w:color="auto"/>
+            </w:tcBorders>
+            <w:shd w:val="clear" w:color="auto" w:fill="FFFFFF"/>
+            <w:noWrap/>
+            <w:vAlign w:val="center"/>
+            <w:hideMark/>
+          </w:tcPr>
+          <w:p>
+            <w:pPr>
+              <w:spacing w:after="0" w:line="410" w:lineRule="exact"/>
+              <w:jc w:val="center"/>
+              <w:rPr>
+                <w:rFonts w:eastAsia="Times New Roman" w:cs="Times New Roman"/>
+                <w:b/>
+                <w:bCs/>
+                <w:iCs/>
+                <w:kern w:val="0"/>
+                <w:szCs w:val="28"/>
+                <w14:ligatures w14:val="none"/>
+              </w:rPr>
+            </w:pPr>
+            <w:r>
+              <w:rPr>
+                <w:rFonts w:eastAsia="Times New Roman" w:cs="Times New Roman"/>
+                <w:b/>
+                <w:bCs/>
+                <w:iCs/>
+                <w:kern w:val="0"/>
+                <w:szCs w:val="28"/>
+                <w14:ligatures w14:val="none"/>
+              </w:rPr>
+              <w:t>{{tl1}}</w:t>
+            </w:r>
+          </w:p>
+        </w:tc>
+        <w:tc>
+          <w:tcPr>
+            <w:tcW w:w="1279" w:type="dxa"/>
+            <w:tcBorders>
+              <w:top w:val="nil"/>
+              <w:left w:val="nil"/>
+              <w:bottom w:val="single" w:sz="4" w:space="0" w:color="auto"/>
+              <w:right w:val="single" w:sz="4" w:space="0" w:color="auto"/>
+            </w:tcBorders>
+            <w:shd w:val="clear" w:color="auto" w:fill="D9E1F2"/>
+            <w:noWrap/>
+            <w:vAlign w:val="center"/>
+            <w:hideMark/>
+          </w:tcPr>
+          <w:p>
+            <w:pPr>
+              <w:spacing w:after="0" w:line="410" w:lineRule="exact"/>
+              <w:jc w:val="center"/>
+              <w:rPr>
+                <w:rFonts w:eastAsia="Times New Roman" w:cs="Times New Roman"/>
+                <w:b/>
+                <w:bCs/>
+                <w:iCs/>
+                <w:kern w:val="0"/>
+                <w:szCs w:val="28"/>
+                <w14:ligatures w14:val="none"/>
+              </w:rPr>
+            </w:pPr>
+            <w:r>
+              <w:rPr>
+                <w:rFonts w:eastAsia="Times New Roman" w:cs="Times New Roman"/>
+                <w:b/>
+                <w:bCs/>
+                <w:iCs/>
+                <w:kern w:val="0"/>
+                <w:szCs w:val="28"/>
+                <w14:ligatures w14:val="none"/>
+              </w:rPr>
+              <w:t>{{n1}}</w:t>
+            </w:r>
+          </w:p>
+        </w:tc>
+        <w:tc>
+          <w:tcPr>
+            <w:tcW w:w="1272" w:type="dxa"/>
+            <w:tcBorders>
+              <w:top w:val="nil"/>
+              <w:left w:val="nil"/>
+              <w:bottom w:val="single" w:sz="4" w:space="0" w:color="auto"/>
+              <w:right w:val="single" w:sz="4" w:space="0" w:color="auto"/>
+            </w:tcBorders>
+            <w:shd w:val="clear" w:color="auto" w:fill="D9E1F2"/>
+            <w:noWrap/>
+            <w:vAlign w:val="center"/>
+            <w:hideMark/>
+          </w:tcPr>
+          <w:p>
+            <w:pPr>
+              <w:spacing w:after="0" w:line="410" w:lineRule="exact"/>
+              <w:jc w:val="center"/>
+              <w:rPr>
+                <w:rFonts w:eastAsia="Times New Roman" w:cs="Times New Roman"/>
+                <w:b/>
+                <w:bCs/>
+                <w:iCs/>
+                <w:kern w:val="0"/>
+                <w:szCs w:val="28"/>
+                <w14:ligatures w14:val="none"/>
+              </w:rPr>
+            </w:pPr>
+            <w:r>
+              <w:rPr>
+                <w:rFonts w:eastAsia="Times New Roman" w:cs="Times New Roman"/>
+                <w:b/>
+                <w:bCs/>
+                <w:iCs/>
+                <w:kern w:val="0"/>
+                <w:szCs w:val="28"/>
+                <w14:ligatures w14:val="none"/>
+              </w:rPr>
+              <w:t>{{v1}}</w:t>
+            </w:r>
+          </w:p>
+        </w:tc>
+        <w:tc>
+          <w:tcPr>
+            <w:tcW w:w="1276" w:type="dxa"/>
+            <w:tcBorders>
+              <w:top w:val="nil"/>
+              <w:left w:val="nil"/>
+              <w:bottom w:val="single" w:sz="4" w:space="0" w:color="auto"/>
+              <w:right w:val="single" w:sz="4" w:space="0" w:color="auto"/>
+            </w:tcBorders>
+            <w:shd w:val="clear" w:color="auto" w:fill="D9E1F2"/>
+            <w:noWrap/>
+            <w:vAlign w:val="center"/>
+            <w:hideMark/>
+          </w:tcPr>
+          <w:p>
+            <w:pPr>
+              <w:spacing w:after="0" w:line="410" w:lineRule="exact"/>
+              <w:jc w:val="center"/>
+              <w:rPr>
+                <w:rFonts w:eastAsia="Times New Roman" w:cs="Times New Roman"/>
+                <w:b/>
+                <w:bCs/>
+                <w:iCs/>
+                <w:kern w:val="0"/>
+                <w:szCs w:val="28"/>
+                <w14:ligatures w14:val="none"/>
+              </w:rPr>
+            </w:pPr>
+            <w:r>
+              <w:rPr>
+                <w:rFonts w:eastAsia="Times New Roman" w:cs="Times New Roman"/>
+                <w:b/>
+                <w:bCs/>
+                <w:iCs/>
+                <w:kern w:val="0"/>
+                <w:szCs w:val="28"/>
+                <w14:ligatures w14:val="none"/>
+              </w:rPr>
+              <w:t>{{ng1}}</w:t>
+            </w:r>
+          </w:p>
+        </w:tc>
+        <w:tc>
+          <w:tcPr>
+            <w:tcW w:w="1138" w:type="dxa"/>
+            <w:tcBorders>
+              <w:top w:val="nil"/>
+              <w:left w:val="nil"/>
+              <w:bottom w:val="single" w:sz="4" w:space="0" w:color="auto"/>
+              <w:right w:val="single" w:sz="4" w:space="0" w:color="auto"/>
+            </w:tcBorders>
+            <w:shd w:val="clear" w:color="auto" w:fill="D9E1F2"/>
+            <w:noWrap/>
+            <w:vAlign w:val="center"/>
+            <w:hideMark/>
+          </w:tcPr>
+          <w:p>
+            <w:pPr>
+              <w:spacing w:after="0" w:line="410" w:lineRule="exact"/>
+              <w:jc w:val="center"/>
+              <w:rPr>
+                <w:rFonts w:eastAsia="Times New Roman" w:cs="Times New Roman"/>
+                <w:b/>
+                <w:bCs/>
+                <w:iCs/>
+                <w:kern w:val="0"/>
+                <w:szCs w:val="28"/>
+                <w14:ligatures w14:val="none"/>
+              </w:rPr>
+            </w:pPr>
+            <w:r>
+              <w:rPr>
+                <w:rFonts w:eastAsia="Times New Roman" w:cs="Times New Roman"/>
+                <w:b/>
+                <w:bCs/>
+                <w:iCs/>
+                <w:kern w:val="0"/>
+                <w:szCs w:val="28"/>
+                <w14:ligatures w14:val="none"/>
+              </w:rPr>
+              <w:t>{{h1}}</w:t>
+            </w:r>
+          </w:p>
+        </w:tc>
+        <w:tc>
+          <w:tcPr>
+            <w:tcW w:w="1417" w:type="dxa"/>
+            <w:tcBorders>
+              <w:top w:val="nil"/>
+              <w:left w:val="nil"/>
+              <w:bottom w:val="single" w:sz="4" w:space="0" w:color="auto"/>
+              <w:right w:val="single" w:sz="4" w:space="0" w:color="auto"/>
+            </w:tcBorders>
+            <w:shd w:val="clear" w:color="auto" w:fill="D9E1F2"/>
+            <w:noWrap/>
+            <w:vAlign w:val="center"/>
+            <w:hideMark/>
+          </w:tcPr>
+          <w:p>
+            <w:pPr>
+              <w:spacing w:after="0" w:line="410" w:lineRule="exact"/>
+              <w:jc w:val="center"/>
+              <w:rPr>
+                <w:rFonts w:eastAsia="Times New Roman" w:cs="Times New Roman"/>
+                <w:b/>
+                <w:bCs/>
+                <w:iCs/>
+                <w:kern w:val="0"/>
+                <w:szCs w:val="28"/>
+                <w14:ligatures w14:val="none"/>
+              </w:rPr>
+            </w:pPr>
+            <w:r>
+              <w:rPr>
+                <w:rFonts w:eastAsia="Times New Roman" w:cs="Times New Roman"/>
+                <w:b/>
+                <w:bCs/>
+                <w:iCs/>
+                <w:kern w:val="0"/>
+                <w:szCs w:val="28"/>
+                <w14:ligatures w14:val="none"/>
+              </w:rPr>
+              <w:t>{{p1}}</w:t>
+            </w:r>
+          </w:p>
+        </w:tc>
+        <w:tc>
+          <w:tcPr>
+            <w:tcW w:w="568" w:type="dxa"/>
+            <w:gridSpan w:val="2"/>
+            <w:vAlign w:val="center"/>
+            <w:hideMark/>
+          </w:tcPr>
+          <w:p>
+            <w:pPr>
+              <w:spacing w:after="0" w:line="410" w:lineRule="exact"/>
+              <w:ind w:firstLine="720"/>
+              <w:jc w:val="both"/>
+              <w:rPr>
+                <w:rFonts w:eastAsia="Times New Roman" w:cs="Times New Roman"/>
+                <w:b/>
+                <w:bCs/>
+                <w:iCs/>
+                <w:kern w:val="0"/>
+                <w:szCs w:val="28"/>
+                <w14:ligatures w14:val="none"/>
+              </w:rPr>
+            </w:pPr>
+          </w:p>
+        </w:tc>
+      </w:tr>
+      <w:tr>
+        <w:trPr>
+          <w:trHeight w:val="530"/>
+        </w:trPr>
+        <w:tc>
+          <w:tcPr>
+            <w:tcW w:w="675" w:type="dxa"/>
+            <w:tcBorders>
+              <w:top w:val="nil"/>
+              <w:left w:val="single" w:sz="4" w:space="0" w:color="auto"/>
+              <w:bottom w:val="single" w:sz="4" w:space="0" w:color="auto"/>
+              <w:right w:val="single" w:sz="4" w:space="0" w:color="auto"/>
+            </w:tcBorders>
+            <w:shd w:val="clear" w:color="auto" w:fill="D9E1F2"/>
+            <w:noWrap/>
+            <w:vAlign w:val="center"/>
+            <w:hideMark/>
+          </w:tcPr>
+          <w:p>
+            <w:pPr>
+              <w:spacing w:after="0" w:line="410" w:lineRule="exact"/>
+              <w:ind w:firstLine="720"/>
+              <w:jc w:val="center"/>
+              <w:rPr>
+                <w:rFonts w:eastAsia="Times New Roman" w:cs="Times New Roman"/>
+                <w:b/>
+                <w:bCs/>
+                <w:iCs/>
+                <w:kern w:val="0"/>
+                <w:szCs w:val="28"/>
+                <w14:ligatures w14:val="none"/>
+              </w:rPr>
+            </w:pPr>
+            <w:r>
+              <w:rPr>
+                <w:rFonts w:eastAsia="Times New Roman" w:cs="Times New Roman"/>
+                <w:b/>
+                <w:bCs/>
+                <w:iCs/>
+                <w:kern w:val="0"/>
+                <w:szCs w:val="28"/>
+                <w14:ligatures w14:val="none"/>
+              </w:rPr>
+              <w:t>2</w:t>
+            </w:r>
+            <w:r>
+              <w:rPr>
+                <w:rFonts w:eastAsia="Times New Roman" w:cs="Times New Roman"/>
+                <w:b/>
+                <w:bCs/>
+                <w:iCs/>
+                <w:kern w:val="0"/>
+                <w:szCs w:val="28"/>
+                <w14:ligatures w14:val="none"/>
+              </w:rPr>
+              <w:t>2</w:t>
+            </w:r>
+          </w:p>
+        </w:tc>
+        <w:tc>
+          <w:tcPr>
+            <w:tcW w:w="1251" w:type="dxa"/>
+            <w:tcBorders>
+              <w:top w:val="nil"/>
+              <w:left w:val="nil"/>
+              <w:bottom w:val="single" w:sz="4" w:space="0" w:color="auto"/>
+              <w:right w:val="single" w:sz="4" w:space="0" w:color="auto"/>
+            </w:tcBorders>
+            <w:shd w:val="clear" w:color="auto" w:fill="D9E1F2"/>
+            <w:noWrap/>
+            <w:vAlign w:val="center"/>
+            <w:hideMark/>
+          </w:tcPr>
+          <w:p>
+            <w:pPr>
+              <w:spacing w:after="0" w:line="410" w:lineRule="exact"/>
+              <w:jc w:val="center"/>
+              <w:rPr>
+                <w:rFonts w:eastAsia="Times New Roman" w:cs="Times New Roman"/>
+                <w:b/>
+                <w:bCs/>
+                <w:iCs/>
+                <w:kern w:val="0"/>
+                <w:szCs w:val="28"/>
+                <w14:ligatures w14:val="none"/>
+              </w:rPr>
+            </w:pPr>
+            <w:r>
+              <w:rPr>
+                <w:rFonts w:eastAsia="Times New Roman" w:cs="Times New Roman"/>
+                <w:b/>
+                <w:bCs/>
+                <w:iCs/>
+                <w:kern w:val="0"/>
+                <w:szCs w:val="28"/>
+                <w14:ligatures w14:val="none"/>
+              </w:rPr>
+              <w:t>SPG-9</w:t>
+            </w:r>
+          </w:p>
+        </w:tc>
+        <w:tc>
+          <w:tcPr>
+            <w:tcW w:w="1188" w:type="dxa"/>
+            <w:tcBorders>
+              <w:top w:val="nil"/>
+              <w:left w:val="nil"/>
+              <w:bottom w:val="single" w:sz="4" w:space="0" w:color="auto"/>
+              <w:right w:val="single" w:sz="4" w:space="0" w:color="auto"/>
+            </w:tcBorders>
+            <w:shd w:val="clear" w:color="auto" w:fill="D9E1F2"/>
+            <w:noWrap/>
+            <w:vAlign w:val="center"/>
+            <w:hideMark/>
+          </w:tcPr>
+          <w:p>
+            <w:pPr>
+              <w:spacing w:after="0" w:line="410" w:lineRule="exact"/>
+              <w:jc w:val="center"/>
+              <w:rPr>
+                <w:rFonts w:eastAsia="Times New Roman" w:cs="Times New Roman"/>
+                <w:b/>
+                <w:bCs/>
+                <w:iCs/>
+                <w:kern w:val="0"/>
+                <w:szCs w:val="28"/>
+                <w14:ligatures w14:val="none"/>
+              </w:rPr>
+            </w:pPr>
+            <w:r>
+              <w:rPr>
+                <w:rFonts w:eastAsia="Times New Roman" w:cs="Times New Roman"/>
+                <w:b/>
+                <w:bCs/>
+                <w:iCs/>
+                <w:kern w:val="0"/>
+                <w:szCs w:val="28"/>
+                <w14:ligatures w14:val="none"/>
+              </w:rPr>
+              <w:t>{{sl2}}</w:t>
+            </w:r>
+          </w:p>
+        </w:tc>
+        <w:tc>
+          <w:tcPr>
+            <w:tcW w:w="1136" w:type="dxa"/>
+            <w:tcBorders>
+              <w:top w:val="nil"/>
+              <w:left w:val="nil"/>
+              <w:bottom w:val="single" w:sz="4" w:space="0" w:color="auto"/>
+              <w:right w:val="single" w:sz="4" w:space="0" w:color="auto"/>
+            </w:tcBorders>
+            <w:shd w:val="clear" w:color="auto" w:fill="FFFFFF"/>
+            <w:noWrap/>
+            <w:vAlign w:val="center"/>
+            <w:hideMark/>
+          </w:tcPr>
+          <w:p>
+            <w:pPr>
+              <w:spacing w:after="0" w:line="410" w:lineRule="exact"/>
+              <w:jc w:val="center"/>
+              <w:rPr>
+                <w:rFonts w:eastAsia="Times New Roman" w:cs="Times New Roman"/>
+                <w:b/>
+                <w:bCs/>
+                <w:iCs/>
+                <w:kern w:val="0"/>
+                <w:szCs w:val="28"/>
+                <w14:ligatures w14:val="none"/>
+              </w:rPr>
+            </w:pPr>
+            <w:r>
+              <w:rPr>
+                <w:rFonts w:eastAsia="Times New Roman" w:cs="Times New Roman"/>
+                <w:b/>
+                <w:bCs/>
+                <w:iCs/>
+                <w:kern w:val="0"/>
+                <w:szCs w:val="28"/>
+                <w14:ligatures w14:val="none"/>
+              </w:rPr>
+              <w:t>{{tl2}}</w:t>
+            </w:r>
+          </w:p>
+        </w:tc>
+        <w:tc>
+          <w:tcPr>
+            <w:tcW w:w="1279" w:type="dxa"/>
+            <w:tcBorders>
+              <w:top w:val="nil"/>
+              <w:left w:val="nil"/>
+              <w:bottom w:val="single" w:sz="4" w:space="0" w:color="auto"/>
+              <w:right w:val="single" w:sz="4" w:space="0" w:color="auto"/>
+            </w:tcBorders>
+            <w:shd w:val="clear" w:color="auto" w:fill="D9E1F2"/>
+            <w:noWrap/>
+            <w:vAlign w:val="center"/>
+            <w:hideMark/>
+          </w:tcPr>
+          <w:p>
+            <w:pPr>
+              <w:spacing w:after="0" w:line="410" w:lineRule="exact"/>
+              <w:jc w:val="center"/>
+              <w:rPr>
+                <w:rFonts w:eastAsia="Times New Roman" w:cs="Times New Roman"/>
+                <w:b/>
+                <w:bCs/>
+                <w:iCs/>
+                <w:kern w:val="0"/>
+                <w:szCs w:val="28"/>
+                <w14:ligatures w14:val="none"/>
+              </w:rPr>
+            </w:pPr>
+            <w:r>
+              <w:rPr>
+                <w:rFonts w:eastAsia="Times New Roman" w:cs="Times New Roman"/>
+                <w:b/>
+                <w:bCs/>
+                <w:iCs/>
+                <w:kern w:val="0"/>
+                <w:szCs w:val="28"/>
+                <w14:ligatures w14:val="none"/>
+              </w:rPr>
+              <w:t>{{n2}}</w:t>
+            </w:r>
+          </w:p>
+        </w:tc>
+        <w:tc>
+          <w:tcPr>
+            <w:tcW w:w="1272" w:type="dxa"/>
+            <w:tcBorders>
+              <w:top w:val="nil"/>
+              <w:left w:val="nil"/>
+              <w:bottom w:val="single" w:sz="4" w:space="0" w:color="auto"/>
+              <w:right w:val="single" w:sz="4" w:space="0" w:color="auto"/>
+            </w:tcBorders>
+            <w:shd w:val="clear" w:color="auto" w:fill="D9E1F2"/>
+            <w:noWrap/>
+            <w:vAlign w:val="center"/>
+            <w:hideMark/>
+          </w:tcPr>
+          <w:p>
+            <w:pPr>
+              <w:spacing w:after="0" w:line="410" w:lineRule="exact"/>
+              <w:jc w:val="center"/>
+              <w:rPr>
+                <w:rFonts w:eastAsia="Times New Roman" w:cs="Times New Roman"/>
+                <w:b/>
+                <w:bCs/>
+                <w:iCs/>
+                <w:kern w:val="0"/>
+                <w:szCs w:val="28"/>
+                <w14:ligatures w14:val="none"/>
+              </w:rPr>
+            </w:pPr>
+            <w:r>
+              <w:rPr>
+                <w:rFonts w:eastAsia="Times New Roman" w:cs="Times New Roman"/>
+                <w:b/>
+                <w:bCs/>
+                <w:iCs/>
+                <w:kern w:val="0"/>
+                <w:szCs w:val="28"/>
+                <w14:ligatures w14:val="none"/>
+              </w:rPr>
+              <w:t>{{v2}}</w:t>
+            </w:r>
+          </w:p>
+        </w:tc>
+        <w:tc>
+          <w:tcPr>
+            <w:tcW w:w="1276" w:type="dxa"/>
+            <w:tcBorders>
+              <w:top w:val="nil"/>
+              <w:left w:val="nil"/>
+              <w:bottom w:val="single" w:sz="4" w:space="0" w:color="auto"/>
+              <w:right w:val="single" w:sz="4" w:space="0" w:color="auto"/>
+            </w:tcBorders>
+            <w:shd w:val="clear" w:color="auto" w:fill="D9E1F2"/>
+            <w:noWrap/>
+            <w:vAlign w:val="center"/>
+            <w:hideMark/>
+          </w:tcPr>
+          <w:p>
+            <w:pPr>
+              <w:spacing w:after="0" w:line="410" w:lineRule="exact"/>
+              <w:jc w:val="center"/>
+              <w:rPr>
+                <w:rFonts w:eastAsia="Times New Roman" w:cs="Times New Roman"/>
+                <w:b/>
+                <w:bCs/>
+                <w:iCs/>
+                <w:kern w:val="0"/>
+                <w:szCs w:val="28"/>
+                <w14:ligatures w14:val="none"/>
+              </w:rPr>
+            </w:pPr>
+            <w:r>
+              <w:rPr>
+                <w:rFonts w:eastAsia="Times New Roman" w:cs="Times New Roman"/>
+                <w:b/>
+                <w:bCs/>
+                <w:iCs/>
+                <w:kern w:val="0"/>
+                <w:szCs w:val="28"/>
+                <w14:ligatures w14:val="none"/>
+              </w:rPr>
+              <w:t>{{ng2}}</w:t>
+            </w:r>
+          </w:p>
+        </w:tc>
+        <w:tc>
+          <w:tcPr>
+            <w:tcW w:w="1138" w:type="dxa"/>
+            <w:tcBorders>
+              <w:top w:val="nil"/>
+              <w:left w:val="nil"/>
+              <w:bottom w:val="single" w:sz="4" w:space="0" w:color="auto"/>
+              <w:right w:val="single" w:sz="4" w:space="0" w:color="auto"/>
+            </w:tcBorders>
+            <w:shd w:val="clear" w:color="auto" w:fill="D9E1F2"/>
+            <w:noWrap/>
+            <w:vAlign w:val="center"/>
+            <w:hideMark/>
+          </w:tcPr>
+          <w:p>
+            <w:pPr>
+              <w:spacing w:after="0" w:line="410" w:lineRule="exact"/>
+              <w:jc w:val="center"/>
+              <w:rPr>
+                <w:rFonts w:eastAsia="Times New Roman" w:cs="Times New Roman"/>
+                <w:b/>
+                <w:bCs/>
+                <w:iCs/>
+                <w:kern w:val="0"/>
+                <w:szCs w:val="28"/>
+                <w14:ligatures w14:val="none"/>
+              </w:rPr>
+            </w:pPr>
+            <w:r>
+              <w:rPr>
+                <w:rFonts w:eastAsia="Times New Roman" w:cs="Times New Roman"/>
+                <w:b/>
+                <w:bCs/>
+                <w:iCs/>
+                <w:kern w:val="0"/>
+                <w:szCs w:val="28"/>
+                <w14:ligatures w14:val="none"/>
+              </w:rPr>
+              <w:t>{{h2}}</w:t>
+            </w:r>
+          </w:p>
+        </w:tc>
+        <w:tc>
+          <w:tcPr>
+            <w:tcW w:w="1417" w:type="dxa"/>
+            <w:tcBorders>
+              <w:top w:val="nil"/>
+              <w:left w:val="nil"/>
+              <w:bottom w:val="single" w:sz="4" w:space="0" w:color="auto"/>
+              <w:right w:val="single" w:sz="4" w:space="0" w:color="auto"/>
+            </w:tcBorders>
+            <w:shd w:val="clear" w:color="auto" w:fill="D9E1F2"/>
+            <w:noWrap/>
+            <w:vAlign w:val="center"/>
+            <w:hideMark/>
+          </w:tcPr>
+          <w:p>
+            <w:pPr>
+              <w:spacing w:after="0" w:line="410" w:lineRule="exact"/>
+              <w:jc w:val="center"/>
+              <w:rPr>
+                <w:rFonts w:eastAsia="Times New Roman" w:cs="Times New Roman"/>
+                <w:b/>
+                <w:bCs/>
+                <w:iCs/>
+                <w:kern w:val="0"/>
+                <w:szCs w:val="28"/>
+                <w14:ligatures w14:val="none"/>
+              </w:rPr>
+            </w:pPr>
+            <w:r>
+              <w:rPr>
+                <w:rFonts w:eastAsia="Times New Roman" w:cs="Times New Roman"/>
+                <w:b/>
+                <w:bCs/>
+                <w:iCs/>
+                <w:kern w:val="0"/>
+                <w:szCs w:val="28"/>
+                <w14:ligatures w14:val="none"/>
+              </w:rPr>
+              <w:t>{{p2}}</w:t>
+            </w:r>
+          </w:p>
+        </w:tc>
+        <w:tc>
+          <w:tcPr>
+            <w:tcW w:w="568" w:type="dxa"/>
+            <w:gridSpan w:val="2"/>
+            <w:vAlign w:val="center"/>
+            <w:hideMark/>
+          </w:tcPr>
+          <w:p>
+            <w:pPr>
+              <w:spacing w:after="0" w:line="410" w:lineRule="exact"/>
+              <w:ind w:firstLine="720"/>
+              <w:jc w:val="both"/>
+              <w:rPr>
+                <w:rFonts w:eastAsia="Times New Roman" w:cs="Times New Roman"/>
+                <w:b/>
+                <w:bCs/>
+                <w:iCs/>
+                <w:kern w:val="0"/>
+                <w:szCs w:val="28"/>
+                <w14:ligatures w14:val="none"/>
+              </w:rPr>
+            </w:pPr>
+          </w:p>
+        </w:tc>
+      </w:tr>
+      <w:tr>
+        <w:trPr>
+          <w:trHeight w:val="530"/>
+        </w:trPr>
+        <w:tc>
+          <w:tcPr>
+            <w:tcW w:w="675" w:type="dxa"/>
+            <w:tcBorders>
+              <w:top w:val="nil"/>
+              <w:left w:val="single" w:sz="4" w:space="0" w:color="auto"/>
+              <w:bottom w:val="single" w:sz="4" w:space="0" w:color="auto"/>
+              <w:right w:val="single" w:sz="4" w:space="0" w:color="auto"/>
+            </w:tcBorders>
+            <w:shd w:val="clear" w:color="auto" w:fill="D9E1F2"/>
+            <w:noWrap/>
+            <w:vAlign w:val="center"/>
+            <w:hideMark/>
+          </w:tcPr>
+          <w:p>
+            <w:pPr>
+              <w:spacing w:after="0" w:line="410" w:lineRule="exact"/>
+              <w:ind w:firstLine="720"/>
+              <w:jc w:val="center"/>
+              <w:rPr>
+                <w:rFonts w:eastAsia="Times New Roman" w:cs="Times New Roman"/>
+                <w:b/>
+                <w:bCs/>
+                <w:iCs/>
+                <w:kern w:val="0"/>
+                <w:szCs w:val="28"/>
+                <w14:ligatures w14:val="none"/>
+              </w:rPr>
+            </w:pPr>
+            <w:r>
+              <w:rPr>
+                <w:rFonts w:eastAsia="Times New Roman" w:cs="Times New Roman"/>
+                <w:b/>
+                <w:bCs/>
+                <w:iCs/>
+                <w:kern w:val="0"/>
+                <w:szCs w:val="28"/>
+                <w14:ligatures w14:val="none"/>
+              </w:rPr>
+              <w:t>3</w:t>
+            </w:r>
+            <w:r>
+              <w:rPr>
+                <w:rFonts w:eastAsia="Times New Roman" w:cs="Times New Roman"/>
+                <w:b/>
+                <w:bCs/>
+                <w:iCs/>
+                <w:kern w:val="0"/>
+                <w:szCs w:val="28"/>
+                <w14:ligatures w14:val="none"/>
+              </w:rPr>
+              <w:t>3</w:t>
+            </w:r>
+          </w:p>
+        </w:tc>
+        <w:tc>
+          <w:tcPr>
+            <w:tcW w:w="1251" w:type="dxa"/>
+            <w:tcBorders>
+              <w:top w:val="nil"/>
+              <w:left w:val="nil"/>
+              <w:bottom w:val="single" w:sz="4" w:space="0" w:color="auto"/>
+              <w:right w:val="single" w:sz="4" w:space="0" w:color="auto"/>
+            </w:tcBorders>
+            <w:shd w:val="clear" w:color="auto" w:fill="D9E1F2"/>
+            <w:noWrap/>
+            <w:vAlign w:val="center"/>
+            <w:hideMark/>
+          </w:tcPr>
+          <w:p>
+            <w:pPr>
+              <w:spacing w:after="0" w:line="410" w:lineRule="exact"/>
+              <w:jc w:val="center"/>
+              <w:rPr>
+                <w:rFonts w:eastAsia="Times New Roman" w:cs="Times New Roman"/>
+                <w:b/>
+                <w:bCs/>
+                <w:iCs/>
+                <w:kern w:val="0"/>
+                <w:szCs w:val="28"/>
+                <w14:ligatures w14:val="none"/>
+              </w:rPr>
+            </w:pPr>
+            <w:r>
+              <w:rPr>
+                <w:rFonts w:eastAsia="Times New Roman" w:cs="Times New Roman"/>
+                <w:b/>
+                <w:bCs/>
+                <w:iCs/>
+                <w:kern w:val="0"/>
+                <w:szCs w:val="28"/>
+                <w14:ligatures w14:val="none"/>
+              </w:rPr>
+              <w:t>Súng ngắn</w:t>
+            </w:r>
+          </w:p>
+        </w:tc>
+        <w:tc>
+          <w:tcPr>
+            <w:tcW w:w="1188" w:type="dxa"/>
+            <w:tcBorders>
+              <w:top w:val="nil"/>
+              <w:left w:val="nil"/>
+              <w:bottom w:val="single" w:sz="4" w:space="0" w:color="auto"/>
+              <w:right w:val="single" w:sz="4" w:space="0" w:color="auto"/>
+            </w:tcBorders>
+            <w:shd w:val="clear" w:color="auto" w:fill="D9E1F2"/>
+            <w:noWrap/>
+            <w:vAlign w:val="center"/>
+            <w:hideMark/>
+          </w:tcPr>
+          <w:p>
+            <w:pPr>
+              <w:spacing w:after="0" w:line="410" w:lineRule="exact"/>
+              <w:jc w:val="center"/>
+              <w:rPr>
+                <w:rFonts w:eastAsia="Times New Roman" w:cs="Times New Roman"/>
+                <w:b/>
+                <w:bCs/>
+                <w:iCs/>
+                <w:kern w:val="0"/>
+                <w:szCs w:val="28"/>
+                <w14:ligatures w14:val="none"/>
+              </w:rPr>
+            </w:pPr>
+            <w:r>
+              <w:rPr>
+                <w:rFonts w:eastAsia="Times New Roman" w:cs="Times New Roman"/>
+                <w:b/>
+                <w:bCs/>
+                <w:iCs/>
+                <w:kern w:val="0"/>
+                <w:szCs w:val="28"/>
+                <w14:ligatures w14:val="none"/>
+              </w:rPr>
+              <w:t>{{sl3}}</w:t>
+            </w:r>
+          </w:p>
+        </w:tc>
+        <w:tc>
+          <w:tcPr>
+            <w:tcW w:w="1136" w:type="dxa"/>
+            <w:tcBorders>
+              <w:top w:val="nil"/>
+              <w:left w:val="nil"/>
+              <w:bottom w:val="single" w:sz="4" w:space="0" w:color="auto"/>
+              <w:right w:val="single" w:sz="4" w:space="0" w:color="auto"/>
+            </w:tcBorders>
+            <w:shd w:val="clear" w:color="auto" w:fill="FFFFFF"/>
+            <w:noWrap/>
+            <w:vAlign w:val="center"/>
+            <w:hideMark/>
+          </w:tcPr>
+          <w:p>
+            <w:pPr>
+              <w:spacing w:after="0" w:line="410" w:lineRule="exact"/>
+              <w:jc w:val="center"/>
+              <w:rPr>
+                <w:rFonts w:eastAsia="Times New Roman" w:cs="Times New Roman"/>
+                <w:b/>
+                <w:bCs/>
+                <w:iCs/>
+                <w:kern w:val="0"/>
+                <w:szCs w:val="28"/>
+                <w14:ligatures w14:val="none"/>
+              </w:rPr>
+            </w:pPr>
+            <w:r>
+              <w:rPr>
+                <w:rFonts w:eastAsia="Times New Roman" w:cs="Times New Roman"/>
+                <w:b/>
+                <w:bCs/>
+                <w:iCs/>
+                <w:kern w:val="0"/>
+                <w:szCs w:val="28"/>
+                <w14:ligatures w14:val="none"/>
+              </w:rPr>
+              <w:t>{{tl3}}</w:t>
+            </w:r>
+          </w:p>
+        </w:tc>
+        <w:tc>
+          <w:tcPr>
+            <w:tcW w:w="1279" w:type="dxa"/>
+            <w:tcBorders>
+              <w:top w:val="nil"/>
+              <w:left w:val="nil"/>
+              <w:bottom w:val="single" w:sz="4" w:space="0" w:color="auto"/>
+              <w:right w:val="single" w:sz="4" w:space="0" w:color="auto"/>
+            </w:tcBorders>
+            <w:shd w:val="clear" w:color="auto" w:fill="D9E1F2"/>
+            <w:noWrap/>
+            <w:vAlign w:val="center"/>
+            <w:hideMark/>
+          </w:tcPr>
+          <w:p>
+            <w:pPr>
+              <w:spacing w:after="0" w:line="410" w:lineRule="exact"/>
+              <w:jc w:val="center"/>
+              <w:rPr>
+                <w:rFonts w:eastAsia="Times New Roman" w:cs="Times New Roman"/>
+                <w:b/>
+                <w:bCs/>
+                <w:iCs/>
+                <w:kern w:val="0"/>
+                <w:szCs w:val="28"/>
+                <w14:ligatures w14:val="none"/>
+              </w:rPr>
+            </w:pPr>
+            <w:r>
+              <w:rPr>
+                <w:rFonts w:eastAsia="Times New Roman" w:cs="Times New Roman"/>
+                <w:b/>
+                <w:bCs/>
+                <w:iCs/>
+                <w:kern w:val="0"/>
+                <w:szCs w:val="28"/>
+                <w14:ligatures w14:val="none"/>
+              </w:rPr>
+              <w:t>{{n3}}</w:t>
+            </w:r>
+          </w:p>
+        </w:tc>
+        <w:tc>
+          <w:tcPr>
+            <w:tcW w:w="1272" w:type="dxa"/>
+            <w:tcBorders>
+              <w:top w:val="nil"/>
+              <w:left w:val="nil"/>
+              <w:bottom w:val="single" w:sz="4" w:space="0" w:color="auto"/>
+              <w:right w:val="single" w:sz="4" w:space="0" w:color="auto"/>
+            </w:tcBorders>
+            <w:shd w:val="clear" w:color="auto" w:fill="D9E1F2"/>
+            <w:noWrap/>
+            <w:vAlign w:val="center"/>
+            <w:hideMark/>
+          </w:tcPr>
+          <w:p>
+            <w:pPr>
+              <w:spacing w:after="0" w:line="410" w:lineRule="exact"/>
+              <w:jc w:val="center"/>
+              <w:rPr>
+                <w:rFonts w:eastAsia="Times New Roman" w:cs="Times New Roman"/>
+                <w:b/>
+                <w:bCs/>
+                <w:iCs/>
+                <w:kern w:val="0"/>
+                <w:szCs w:val="28"/>
+                <w14:ligatures w14:val="none"/>
+              </w:rPr>
+            </w:pPr>
+            <w:r>
+              <w:rPr>
+                <w:rFonts w:eastAsia="Times New Roman" w:cs="Times New Roman"/>
+                <w:b/>
+                <w:bCs/>
+                <w:iCs/>
+                <w:kern w:val="0"/>
+                <w:szCs w:val="28"/>
+                <w14:ligatures w14:val="none"/>
+              </w:rPr>
+              <w:t>{{v3}}</w:t>
+            </w:r>
+          </w:p>
+        </w:tc>
+        <w:tc>
+          <w:tcPr>
+            <w:tcW w:w="1276" w:type="dxa"/>
+            <w:tcBorders>
+              <w:top w:val="nil"/>
+              <w:left w:val="nil"/>
+              <w:bottom w:val="single" w:sz="4" w:space="0" w:color="auto"/>
+              <w:right w:val="single" w:sz="4" w:space="0" w:color="auto"/>
+            </w:tcBorders>
+            <w:shd w:val="clear" w:color="auto" w:fill="D9E1F2"/>
+            <w:noWrap/>
+            <w:vAlign w:val="center"/>
+            <w:hideMark/>
+          </w:tcPr>
+          <w:p>
+            <w:pPr>
+              <w:spacing w:after="0" w:line="410" w:lineRule="exact"/>
+              <w:jc w:val="center"/>
+              <w:rPr>
+                <w:rFonts w:eastAsia="Times New Roman" w:cs="Times New Roman"/>
+                <w:b/>
+                <w:bCs/>
+                <w:iCs/>
+                <w:kern w:val="0"/>
+                <w:szCs w:val="28"/>
+                <w14:ligatures w14:val="none"/>
+              </w:rPr>
+            </w:pPr>
+            <w:r>
+              <w:rPr>
+                <w:rFonts w:eastAsia="Times New Roman" w:cs="Times New Roman"/>
+                <w:b/>
+                <w:bCs/>
+                <w:iCs/>
+                <w:kern w:val="0"/>
+                <w:szCs w:val="28"/>
+                <w14:ligatures w14:val="none"/>
+              </w:rPr>
+              <w:t>{{ng3}}</w:t>
+            </w:r>
+          </w:p>
+        </w:tc>
+        <w:tc>
+          <w:tcPr>
+            <w:tcW w:w="1138" w:type="dxa"/>
+            <w:tcBorders>
+              <w:top w:val="nil"/>
+              <w:left w:val="nil"/>
+              <w:bottom w:val="single" w:sz="4" w:space="0" w:color="auto"/>
+              <w:right w:val="single" w:sz="4" w:space="0" w:color="auto"/>
+            </w:tcBorders>
+            <w:shd w:val="clear" w:color="auto" w:fill="D9E1F2"/>
+            <w:noWrap/>
+            <w:vAlign w:val="center"/>
+            <w:hideMark/>
+          </w:tcPr>
+          <w:p>
+            <w:pPr>
+              <w:spacing w:after="0" w:line="410" w:lineRule="exact"/>
+              <w:jc w:val="center"/>
+              <w:rPr>
+                <w:rFonts w:eastAsia="Times New Roman" w:cs="Times New Roman"/>
+                <w:b/>
+                <w:bCs/>
+                <w:iCs/>
+                <w:kern w:val="0"/>
+                <w:szCs w:val="28"/>
+                <w14:ligatures w14:val="none"/>
+              </w:rPr>
+            </w:pPr>
+            <w:r>
+              <w:rPr>
+                <w:rFonts w:eastAsia="Times New Roman" w:cs="Times New Roman"/>
+                <w:b/>
+                <w:bCs/>
+                <w:iCs/>
+                <w:kern w:val="0"/>
+                <w:szCs w:val="28"/>
+                <w14:ligatures w14:val="none"/>
+              </w:rPr>
+              <w:t>{{h3}}</w:t>
+            </w:r>
+          </w:p>
+        </w:tc>
+        <w:tc>
+          <w:tcPr>
+            <w:tcW w:w="1417" w:type="dxa"/>
+            <w:tcBorders>
+              <w:top w:val="nil"/>
+              <w:left w:val="nil"/>
+              <w:bottom w:val="single" w:sz="4" w:space="0" w:color="auto"/>
+              <w:right w:val="single" w:sz="4" w:space="0" w:color="auto"/>
+            </w:tcBorders>
+            <w:shd w:val="clear" w:color="auto" w:fill="D9E1F2"/>
+            <w:noWrap/>
+            <w:vAlign w:val="center"/>
+            <w:hideMark/>
+          </w:tcPr>
+          <w:p>
+            <w:pPr>
+              <w:spacing w:after="0" w:line="410" w:lineRule="exact"/>
+              <w:jc w:val="center"/>
+              <w:rPr>
+                <w:rFonts w:eastAsia="Times New Roman" w:cs="Times New Roman"/>
+                <w:b/>
+                <w:bCs/>
+                <w:iCs/>
+                <w:kern w:val="0"/>
+                <w:szCs w:val="28"/>
+                <w14:ligatures w14:val="none"/>
+              </w:rPr>
+            </w:pPr>
+            <w:r>
+              <w:rPr>
+                <w:rFonts w:eastAsia="Times New Roman" w:cs="Times New Roman"/>
+                <w:b/>
+                <w:bCs/>
+                <w:iCs/>
+                <w:kern w:val="0"/>
+                <w:szCs w:val="28"/>
+                <w14:ligatures w14:val="none"/>
+              </w:rPr>
+              <w:t>{{p3}}</w:t>
+            </w:r>
+          </w:p>
+        </w:tc>
+        <w:tc>
+          <w:tcPr>
+            <w:tcW w:w="568" w:type="dxa"/>
+            <w:gridSpan w:val="2"/>
+            <w:vAlign w:val="center"/>
+            <w:hideMark/>
+          </w:tcPr>
+          <w:p>
+            <w:pPr>
+              <w:spacing w:after="0" w:line="410" w:lineRule="exact"/>
+              <w:ind w:firstLine="720"/>
+              <w:jc w:val="both"/>
+              <w:rPr>
+                <w:rFonts w:eastAsia="Times New Roman" w:cs="Times New Roman"/>
+                <w:b/>
+                <w:bCs/>
+                <w:iCs/>
+                <w:kern w:val="0"/>
+                <w:szCs w:val="28"/>
+                <w14:ligatures w14:val="none"/>
+              </w:rPr>
+            </w:pPr>
+          </w:p>
+        </w:tc>
+      </w:tr>
+      <w:tr>
+        <w:trPr>
+          <w:trHeight w:val="530"/>
+        </w:trPr>
+        <w:tc>
+          <w:tcPr>
+            <w:tcW w:w="675" w:type="dxa"/>
+            <w:tcBorders>
+              <w:top w:val="nil"/>
+              <w:left w:val="single" w:sz="4" w:space="0" w:color="auto"/>
+              <w:bottom w:val="single" w:sz="4" w:space="0" w:color="auto"/>
+              <w:right w:val="single" w:sz="4" w:space="0" w:color="auto"/>
+            </w:tcBorders>
+            <w:shd w:val="clear" w:color="auto" w:fill="D9E1F2"/>
+            <w:noWrap/>
+            <w:vAlign w:val="center"/>
+            <w:hideMark/>
+          </w:tcPr>
+          <w:p>
+            <w:pPr>
+              <w:spacing w:after="0" w:line="410" w:lineRule="exact"/>
+              <w:ind w:firstLine="720"/>
+              <w:jc w:val="center"/>
+              <w:rPr>
+                <w:rFonts w:eastAsia="Times New Roman" w:cs="Times New Roman"/>
+                <w:b/>
+                <w:bCs/>
+                <w:iCs/>
+                <w:kern w:val="0"/>
+                <w:szCs w:val="28"/>
+                <w14:ligatures w14:val="none"/>
+              </w:rPr>
+            </w:pPr>
+            <w:r>
+              <w:rPr>
+                <w:rFonts w:eastAsia="Times New Roman" w:cs="Times New Roman"/>
+                <w:b/>
+                <w:bCs/>
+                <w:iCs/>
+                <w:kern w:val="0"/>
+                <w:szCs w:val="28"/>
+                <w14:ligatures w14:val="none"/>
+              </w:rPr>
+              <w:t>4</w:t>
+            </w:r>
+            <w:r>
+              <w:rPr>
+                <w:rFonts w:eastAsia="Times New Roman" w:cs="Times New Roman"/>
+                <w:b/>
+                <w:bCs/>
+                <w:iCs/>
+                <w:kern w:val="0"/>
+                <w:szCs w:val="28"/>
+                <w14:ligatures w14:val="none"/>
+              </w:rPr>
+              <w:t>4</w:t>
+            </w:r>
+          </w:p>
+        </w:tc>
+        <w:tc>
+          <w:tcPr>
+            <w:tcW w:w="1251" w:type="dxa"/>
+            <w:tcBorders>
+              <w:top w:val="nil"/>
+              <w:left w:val="nil"/>
+              <w:bottom w:val="single" w:sz="4" w:space="0" w:color="auto"/>
+              <w:right w:val="single" w:sz="4" w:space="0" w:color="auto"/>
+            </w:tcBorders>
+            <w:shd w:val="clear" w:color="auto" w:fill="D9E1F2"/>
+            <w:noWrap/>
+            <w:vAlign w:val="center"/>
+            <w:hideMark/>
+          </w:tcPr>
+          <w:p>
+            <w:pPr>
+              <w:spacing w:after="0" w:line="410" w:lineRule="exact"/>
+              <w:jc w:val="center"/>
+              <w:rPr>
+                <w:rFonts w:eastAsia="Times New Roman" w:cs="Times New Roman"/>
+                <w:b/>
+                <w:bCs/>
+                <w:iCs/>
+                <w:kern w:val="0"/>
+                <w:szCs w:val="28"/>
+                <w14:ligatures w14:val="none"/>
+              </w:rPr>
+            </w:pPr>
+            <w:r>
+              <w:rPr>
+                <w:rFonts w:eastAsia="Times New Roman" w:cs="Times New Roman"/>
+                <w:b/>
+                <w:bCs/>
+                <w:iCs/>
+                <w:kern w:val="0"/>
+                <w:szCs w:val="28"/>
+                <w14:ligatures w14:val="none"/>
+              </w:rPr>
+              <w:t>Tiểu liên</w:t>
+            </w:r>
+          </w:p>
+        </w:tc>
+        <w:tc>
+          <w:tcPr>
+            <w:tcW w:w="1188" w:type="dxa"/>
+            <w:tcBorders>
+              <w:top w:val="nil"/>
+              <w:left w:val="nil"/>
+              <w:bottom w:val="single" w:sz="4" w:space="0" w:color="auto"/>
+              <w:right w:val="single" w:sz="4" w:space="0" w:color="auto"/>
+            </w:tcBorders>
+            <w:shd w:val="clear" w:color="auto" w:fill="D9E1F2"/>
+            <w:noWrap/>
+            <w:vAlign w:val="center"/>
+            <w:hideMark/>
+          </w:tcPr>
+          <w:p>
+            <w:pPr>
+              <w:spacing w:after="0" w:line="410" w:lineRule="exact"/>
+              <w:jc w:val="center"/>
+              <w:rPr>
+                <w:rFonts w:eastAsia="Times New Roman" w:cs="Times New Roman"/>
+                <w:b/>
+                <w:bCs/>
+                <w:iCs/>
+                <w:kern w:val="0"/>
+                <w:szCs w:val="28"/>
+                <w14:ligatures w14:val="none"/>
+              </w:rPr>
+            </w:pPr>
+            <w:r>
+              <w:rPr>
+                <w:rFonts w:eastAsia="Times New Roman" w:cs="Times New Roman"/>
+                <w:b/>
+                <w:bCs/>
+                <w:iCs/>
+                <w:kern w:val="0"/>
+                <w:szCs w:val="28"/>
+                <w14:ligatures w14:val="none"/>
+              </w:rPr>
+              <w:t>{{sl4}}</w:t>
+            </w:r>
+          </w:p>
+        </w:tc>
+        <w:tc>
+          <w:tcPr>
+            <w:tcW w:w="1136" w:type="dxa"/>
+            <w:tcBorders>
+              <w:top w:val="nil"/>
+              <w:left w:val="nil"/>
+              <w:bottom w:val="single" w:sz="4" w:space="0" w:color="auto"/>
+              <w:right w:val="single" w:sz="4" w:space="0" w:color="auto"/>
+            </w:tcBorders>
+            <w:shd w:val="clear" w:color="auto" w:fill="FFFFFF"/>
+            <w:noWrap/>
+            <w:vAlign w:val="center"/>
+            <w:hideMark/>
+          </w:tcPr>
+          <w:p>
+            <w:pPr>
+              <w:spacing w:after="0" w:line="410" w:lineRule="exact"/>
+              <w:jc w:val="center"/>
+              <w:rPr>
+                <w:rFonts w:eastAsia="Times New Roman" w:cs="Times New Roman"/>
+                <w:b/>
+                <w:bCs/>
+                <w:iCs/>
+                <w:kern w:val="0"/>
+                <w:szCs w:val="28"/>
+                <w14:ligatures w14:val="none"/>
+              </w:rPr>
+            </w:pPr>
+            <w:r>
+              <w:rPr>
+                <w:rFonts w:eastAsia="Times New Roman" w:cs="Times New Roman"/>
+                <w:b/>
+                <w:bCs/>
+                <w:iCs/>
+                <w:kern w:val="0"/>
+                <w:szCs w:val="28"/>
+                <w14:ligatures w14:val="none"/>
+              </w:rPr>
+              <w:t>{{tl4}}</w:t>
+            </w:r>
+          </w:p>
+        </w:tc>
+        <w:tc>
+          <w:tcPr>
+            <w:tcW w:w="1279" w:type="dxa"/>
+            <w:tcBorders>
+              <w:top w:val="nil"/>
+              <w:left w:val="nil"/>
+              <w:bottom w:val="single" w:sz="4" w:space="0" w:color="auto"/>
+              <w:right w:val="single" w:sz="4" w:space="0" w:color="auto"/>
+            </w:tcBorders>
+            <w:shd w:val="clear" w:color="auto" w:fill="D9E1F2"/>
+            <w:noWrap/>
+            <w:vAlign w:val="center"/>
+            <w:hideMark/>
+          </w:tcPr>
+          <w:p>
+            <w:pPr>
+              <w:spacing w:after="0" w:line="410" w:lineRule="exact"/>
+              <w:jc w:val="center"/>
+              <w:rPr>
+                <w:rFonts w:eastAsia="Times New Roman" w:cs="Times New Roman"/>
+                <w:b/>
+                <w:bCs/>
+                <w:iCs/>
+                <w:kern w:val="0"/>
+                <w:szCs w:val="28"/>
+                <w14:ligatures w14:val="none"/>
+              </w:rPr>
+            </w:pPr>
+            <w:r>
+              <w:rPr>
+                <w:rFonts w:eastAsia="Times New Roman" w:cs="Times New Roman"/>
+                <w:b/>
+                <w:bCs/>
+                <w:iCs/>
+                <w:kern w:val="0"/>
+                <w:szCs w:val="28"/>
+                <w14:ligatures w14:val="none"/>
+              </w:rPr>
+              <w:t>{{n4}}</w:t>
+            </w:r>
+          </w:p>
+        </w:tc>
+        <w:tc>
+          <w:tcPr>
+            <w:tcW w:w="1272" w:type="dxa"/>
+            <w:tcBorders>
+              <w:top w:val="nil"/>
+              <w:left w:val="nil"/>
+              <w:bottom w:val="single" w:sz="4" w:space="0" w:color="auto"/>
+              <w:right w:val="single" w:sz="4" w:space="0" w:color="auto"/>
+            </w:tcBorders>
+            <w:shd w:val="clear" w:color="auto" w:fill="D9E1F2"/>
+            <w:noWrap/>
+            <w:vAlign w:val="center"/>
+            <w:hideMark/>
+          </w:tcPr>
+          <w:p>
+            <w:pPr>
+              <w:spacing w:after="0" w:line="410" w:lineRule="exact"/>
+              <w:jc w:val="center"/>
+              <w:rPr>
+                <w:rFonts w:eastAsia="Times New Roman" w:cs="Times New Roman"/>
+                <w:b/>
+                <w:bCs/>
+                <w:iCs/>
+                <w:kern w:val="0"/>
+                <w:szCs w:val="28"/>
+                <w14:ligatures w14:val="none"/>
+              </w:rPr>
+            </w:pPr>
+            <w:r>
+              <w:rPr>
+                <w:rFonts w:eastAsia="Times New Roman" w:cs="Times New Roman"/>
+                <w:b/>
+                <w:bCs/>
+                <w:iCs/>
+                <w:kern w:val="0"/>
+                <w:szCs w:val="28"/>
+                <w14:ligatures w14:val="none"/>
+              </w:rPr>
+              <w:t>{{v4}}</w:t>
+            </w:r>
+          </w:p>
+        </w:tc>
+        <w:tc>
+          <w:tcPr>
+            <w:tcW w:w="1276" w:type="dxa"/>
+            <w:tcBorders>
+              <w:top w:val="nil"/>
+              <w:left w:val="nil"/>
+              <w:bottom w:val="single" w:sz="4" w:space="0" w:color="auto"/>
+              <w:right w:val="single" w:sz="4" w:space="0" w:color="auto"/>
+            </w:tcBorders>
+            <w:shd w:val="clear" w:color="auto" w:fill="D9E1F2"/>
+            <w:noWrap/>
+            <w:vAlign w:val="center"/>
+            <w:hideMark/>
+          </w:tcPr>
+          <w:p>
+            <w:pPr>
+              <w:spacing w:after="0" w:line="410" w:lineRule="exact"/>
+              <w:jc w:val="center"/>
+              <w:rPr>
+                <w:rFonts w:eastAsia="Times New Roman" w:cs="Times New Roman"/>
+                <w:b/>
+                <w:bCs/>
+                <w:iCs/>
+                <w:kern w:val="0"/>
+                <w:szCs w:val="28"/>
+                <w14:ligatures w14:val="none"/>
+              </w:rPr>
+            </w:pPr>
+            <w:r>
+              <w:rPr>
+                <w:rFonts w:eastAsia="Times New Roman" w:cs="Times New Roman"/>
+                <w:b/>
+                <w:bCs/>
+                <w:iCs/>
+                <w:kern w:val="0"/>
+                <w:szCs w:val="28"/>
+                <w14:ligatures w14:val="none"/>
+              </w:rPr>
+              <w:t>{{ng4}}</w:t>
+            </w:r>
+          </w:p>
+        </w:tc>
+        <w:tc>
+          <w:tcPr>
+            <w:tcW w:w="1138" w:type="dxa"/>
+            <w:tcBorders>
+              <w:top w:val="nil"/>
+              <w:left w:val="nil"/>
+              <w:bottom w:val="single" w:sz="4" w:space="0" w:color="auto"/>
+              <w:right w:val="single" w:sz="4" w:space="0" w:color="auto"/>
+            </w:tcBorders>
+            <w:shd w:val="clear" w:color="auto" w:fill="D9E1F2"/>
+            <w:noWrap/>
+            <w:vAlign w:val="center"/>
+            <w:hideMark/>
+          </w:tcPr>
+          <w:p>
+            <w:pPr>
+              <w:spacing w:after="0" w:line="410" w:lineRule="exact"/>
+              <w:jc w:val="center"/>
+              <w:rPr>
+                <w:rFonts w:eastAsia="Times New Roman" w:cs="Times New Roman"/>
+                <w:b/>
+                <w:bCs/>
+                <w:iCs/>
+                <w:kern w:val="0"/>
+                <w:szCs w:val="28"/>
+                <w14:ligatures w14:val="none"/>
+              </w:rPr>
+            </w:pPr>
+            <w:r>
+              <w:rPr>
+                <w:rFonts w:eastAsia="Times New Roman" w:cs="Times New Roman"/>
+                <w:b/>
+                <w:bCs/>
+                <w:iCs/>
+                <w:kern w:val="0"/>
+                <w:szCs w:val="28"/>
+                <w14:ligatures w14:val="none"/>
+              </w:rPr>
+              <w:t>{{h4}}</w:t>
+            </w:r>
+          </w:p>
+        </w:tc>
+        <w:tc>
+          <w:tcPr>
+            <w:tcW w:w="1417" w:type="dxa"/>
+            <w:tcBorders>
+              <w:top w:val="nil"/>
+              <w:left w:val="nil"/>
+              <w:bottom w:val="single" w:sz="4" w:space="0" w:color="auto"/>
+              <w:right w:val="single" w:sz="4" w:space="0" w:color="auto"/>
+            </w:tcBorders>
+            <w:shd w:val="clear" w:color="auto" w:fill="D9E1F2"/>
+            <w:noWrap/>
+            <w:vAlign w:val="center"/>
+            <w:hideMark/>
+          </w:tcPr>
+          <w:p>
+            <w:pPr>
+              <w:spacing w:after="0" w:line="410" w:lineRule="exact"/>
+              <w:jc w:val="center"/>
+              <w:rPr>
+                <w:rFonts w:eastAsia="Times New Roman" w:cs="Times New Roman"/>
+                <w:b/>
+                <w:bCs/>
+                <w:iCs/>
+                <w:kern w:val="0"/>
+                <w:szCs w:val="28"/>
+                <w14:ligatures w14:val="none"/>
+              </w:rPr>
+            </w:pPr>
+            <w:r>
+              <w:rPr>
+                <w:rFonts w:eastAsia="Times New Roman" w:cs="Times New Roman"/>
+                <w:b/>
+                <w:bCs/>
+                <w:iCs/>
+                <w:kern w:val="0"/>
+                <w:szCs w:val="28"/>
+                <w14:ligatures w14:val="none"/>
+              </w:rPr>
+              <w:t>{{p4}}</w:t>
+            </w:r>
+          </w:p>
+        </w:tc>
+        <w:tc>
+          <w:tcPr>
+            <w:tcW w:w="568" w:type="dxa"/>
+            <w:gridSpan w:val="2"/>
+            <w:vAlign w:val="center"/>
+            <w:hideMark/>
+          </w:tcPr>
+          <w:p>
+            <w:pPr>
+              <w:spacing w:after="0" w:line="410" w:lineRule="exact"/>
+              <w:ind w:firstLine="720"/>
+              <w:jc w:val="both"/>
+              <w:rPr>
+                <w:rFonts w:eastAsia="Times New Roman" w:cs="Times New Roman"/>
+                <w:b/>
+                <w:bCs/>
+                <w:iCs/>
+                <w:kern w:val="0"/>
+                <w:szCs w:val="28"/>
+                <w14:ligatures w14:val="none"/>
+              </w:rPr>
+            </w:pPr>
+          </w:p>
+        </w:tc>
+      </w:tr>
+      <w:tr>
+        <w:trPr>
+          <w:trHeight w:val="300"/>
+        </w:trPr>
+        <w:tc>
+          <w:tcPr>
+            <w:tcW w:w="675" w:type="dxa"/>
+            <w:tcBorders>
+              <w:top w:val="nil"/>
+              <w:left w:val="single" w:sz="4" w:space="0" w:color="auto"/>
+              <w:bottom w:val="single" w:sz="4" w:space="0" w:color="auto"/>
+              <w:right w:val="single" w:sz="4" w:space="0" w:color="auto"/>
+            </w:tcBorders>
+            <w:shd w:val="clear" w:color="auto" w:fill="D9E1F2"/>
+            <w:noWrap/>
+            <w:vAlign w:val="center"/>
+            <w:hideMark/>
+          </w:tcPr>
+          <w:p>
+            <w:pPr>
+              <w:spacing w:after="0" w:line="410" w:lineRule="exact"/>
+              <w:ind w:firstLine="720"/>
+              <w:jc w:val="center"/>
+              <w:rPr>
+                <w:rFonts w:eastAsia="Times New Roman" w:cs="Times New Roman"/>
+                <w:b/>
+                <w:bCs/>
+                <w:iCs/>
+                <w:kern w:val="0"/>
+                <w:szCs w:val="28"/>
+                <w14:ligatures w14:val="none"/>
+              </w:rPr>
+            </w:pPr>
+            <w:r>
+              <w:rPr>
+                <w:rFonts w:eastAsia="Times New Roman" w:cs="Times New Roman"/>
+                <w:b/>
+                <w:bCs/>
+                <w:iCs/>
+                <w:kern w:val="0"/>
+                <w:szCs w:val="28"/>
+                <w14:ligatures w14:val="none"/>
+              </w:rPr>
+              <w:t>5</w:t>
+            </w:r>
+            <w:r>
+              <w:rPr>
+                <w:rFonts w:eastAsia="Times New Roman" w:cs="Times New Roman"/>
+                <w:b/>
+                <w:bCs/>
+                <w:iCs/>
+                <w:kern w:val="0"/>
+                <w:szCs w:val="28"/>
+                <w14:ligatures w14:val="none"/>
+              </w:rPr>
+              <w:t>5</w:t>
+            </w:r>
+          </w:p>
+        </w:tc>
+        <w:tc>
+          <w:tcPr>
+            <w:tcW w:w="1251" w:type="dxa"/>
+            <w:tcBorders>
+              <w:top w:val="nil"/>
+              <w:left w:val="nil"/>
+              <w:bottom w:val="single" w:sz="4" w:space="0" w:color="auto"/>
+              <w:right w:val="single" w:sz="4" w:space="0" w:color="auto"/>
+            </w:tcBorders>
+            <w:shd w:val="clear" w:color="auto" w:fill="D9E1F2"/>
+            <w:noWrap/>
+            <w:vAlign w:val="center"/>
+            <w:hideMark/>
+          </w:tcPr>
+          <w:p>
+            <w:pPr>
+              <w:spacing w:after="0" w:line="410" w:lineRule="exact"/>
+              <w:jc w:val="center"/>
+              <w:rPr>
+                <w:rFonts w:eastAsia="Times New Roman" w:cs="Times New Roman"/>
+                <w:b/>
+                <w:bCs/>
+                <w:iCs/>
+                <w:kern w:val="0"/>
+                <w:szCs w:val="28"/>
+                <w14:ligatures w14:val="none"/>
+              </w:rPr>
+            </w:pPr>
+            <w:r>
+              <w:rPr>
+                <w:rFonts w:eastAsia="Times New Roman" w:cs="Times New Roman"/>
+                <w:b/>
+                <w:bCs/>
+                <w:iCs/>
+                <w:kern w:val="0"/>
+                <w:szCs w:val="28"/>
+                <w14:ligatures w14:val="none"/>
+              </w:rPr>
+              <w:t>Trung liên</w:t>
+            </w:r>
+          </w:p>
+        </w:tc>
+        <w:tc>
+          <w:tcPr>
+            <w:tcW w:w="1188" w:type="dxa"/>
+            <w:tcBorders>
+              <w:top w:val="nil"/>
+              <w:left w:val="nil"/>
+              <w:bottom w:val="single" w:sz="4" w:space="0" w:color="auto"/>
+              <w:right w:val="single" w:sz="4" w:space="0" w:color="auto"/>
+            </w:tcBorders>
+            <w:shd w:val="clear" w:color="auto" w:fill="D9E1F2"/>
+            <w:noWrap/>
+            <w:vAlign w:val="center"/>
+            <w:hideMark/>
+          </w:tcPr>
+          <w:p>
+            <w:pPr>
+              <w:spacing w:after="0" w:line="410" w:lineRule="exact"/>
+              <w:jc w:val="center"/>
+              <w:rPr>
+                <w:rFonts w:eastAsia="Times New Roman" w:cs="Times New Roman"/>
+                <w:b/>
+                <w:bCs/>
+                <w:iCs/>
+                <w:kern w:val="0"/>
+                <w:szCs w:val="28"/>
+                <w14:ligatures w14:val="none"/>
+              </w:rPr>
+            </w:pPr>
+            <w:r>
+              <w:rPr>
+                <w:rFonts w:eastAsia="Times New Roman" w:cs="Times New Roman"/>
+                <w:b/>
+                <w:bCs/>
+                <w:iCs/>
+                <w:kern w:val="0"/>
+                <w:szCs w:val="28"/>
+                <w14:ligatures w14:val="none"/>
+              </w:rPr>
+              <w:t>{{sl5}}</w:t>
+            </w:r>
+          </w:p>
+        </w:tc>
+        <w:tc>
+          <w:tcPr>
+            <w:tcW w:w="1136" w:type="dxa"/>
+            <w:tcBorders>
+              <w:top w:val="nil"/>
+              <w:left w:val="nil"/>
+              <w:bottom w:val="single" w:sz="4" w:space="0" w:color="auto"/>
+              <w:right w:val="single" w:sz="4" w:space="0" w:color="auto"/>
+            </w:tcBorders>
+            <w:shd w:val="clear" w:color="auto" w:fill="FFFFFF"/>
+            <w:noWrap/>
+            <w:vAlign w:val="center"/>
+            <w:hideMark/>
+          </w:tcPr>
+          <w:p>
+            <w:pPr>
+              <w:spacing w:after="0" w:line="410" w:lineRule="exact"/>
+              <w:jc w:val="center"/>
+              <w:rPr>
+                <w:rFonts w:eastAsia="Times New Roman" w:cs="Times New Roman"/>
+                <w:b/>
+                <w:bCs/>
+                <w:iCs/>
+                <w:kern w:val="0"/>
+                <w:szCs w:val="28"/>
+                <w14:ligatures w14:val="none"/>
+              </w:rPr>
+            </w:pPr>
+            <w:r>
+              <w:rPr>
+                <w:rFonts w:eastAsia="Times New Roman" w:cs="Times New Roman"/>
+                <w:b/>
+                <w:bCs/>
+                <w:iCs/>
+                <w:kern w:val="0"/>
+                <w:szCs w:val="28"/>
+                <w14:ligatures w14:val="none"/>
+              </w:rPr>
+              <w:t>{{tl5}}</w:t>
+            </w:r>
+          </w:p>
+        </w:tc>
+        <w:tc>
+          <w:tcPr>
+            <w:tcW w:w="1279" w:type="dxa"/>
+            <w:tcBorders>
+              <w:top w:val="nil"/>
+              <w:left w:val="nil"/>
+              <w:bottom w:val="single" w:sz="4" w:space="0" w:color="auto"/>
+              <w:right w:val="single" w:sz="4" w:space="0" w:color="auto"/>
+            </w:tcBorders>
+            <w:shd w:val="clear" w:color="auto" w:fill="D9E1F2"/>
+            <w:noWrap/>
+            <w:vAlign w:val="center"/>
+            <w:hideMark/>
+          </w:tcPr>
+          <w:p>
+            <w:pPr>
+              <w:spacing w:after="0" w:line="410" w:lineRule="exact"/>
+              <w:jc w:val="center"/>
+              <w:rPr>
+                <w:rFonts w:eastAsia="Times New Roman" w:cs="Times New Roman"/>
+                <w:b/>
+                <w:bCs/>
+                <w:iCs/>
+                <w:kern w:val="0"/>
+                <w:szCs w:val="28"/>
+                <w14:ligatures w14:val="none"/>
+              </w:rPr>
+            </w:pPr>
+            <w:r>
+              <w:rPr>
+                <w:rFonts w:eastAsia="Times New Roman" w:cs="Times New Roman"/>
+                <w:b/>
+                <w:bCs/>
+                <w:iCs/>
+                <w:kern w:val="0"/>
+                <w:szCs w:val="28"/>
+                <w14:ligatures w14:val="none"/>
+              </w:rPr>
+              <w:t>{{n5}}</w:t>
+            </w:r>
+          </w:p>
+        </w:tc>
+        <w:tc>
+          <w:tcPr>
+            <w:tcW w:w="1272" w:type="dxa"/>
+            <w:tcBorders>
+              <w:top w:val="nil"/>
+              <w:left w:val="nil"/>
+              <w:bottom w:val="single" w:sz="4" w:space="0" w:color="auto"/>
+              <w:right w:val="single" w:sz="4" w:space="0" w:color="auto"/>
+            </w:tcBorders>
+            <w:shd w:val="clear" w:color="auto" w:fill="D9E1F2"/>
+            <w:noWrap/>
+            <w:vAlign w:val="center"/>
+            <w:hideMark/>
+          </w:tcPr>
+          <w:p>
+            <w:pPr>
+              <w:spacing w:after="0" w:line="410" w:lineRule="exact"/>
+              <w:jc w:val="center"/>
+              <w:rPr>
+                <w:rFonts w:eastAsia="Times New Roman" w:cs="Times New Roman"/>
+                <w:b/>
+                <w:bCs/>
+                <w:iCs/>
+                <w:kern w:val="0"/>
+                <w:szCs w:val="28"/>
+                <w14:ligatures w14:val="none"/>
+              </w:rPr>
+            </w:pPr>
+            <w:r>
+              <w:rPr>
+                <w:rFonts w:eastAsia="Times New Roman" w:cs="Times New Roman"/>
+                <w:b/>
+                <w:bCs/>
+                <w:iCs/>
+                <w:kern w:val="0"/>
+                <w:szCs w:val="28"/>
+                <w14:ligatures w14:val="none"/>
+              </w:rPr>
+              <w:t>{{v5}}</w:t>
+            </w:r>
+          </w:p>
+        </w:tc>
+        <w:tc>
+          <w:tcPr>
+            <w:tcW w:w="1276" w:type="dxa"/>
+            <w:tcBorders>
+              <w:top w:val="nil"/>
+              <w:left w:val="nil"/>
+              <w:bottom w:val="single" w:sz="4" w:space="0" w:color="auto"/>
+              <w:right w:val="single" w:sz="4" w:space="0" w:color="auto"/>
+            </w:tcBorders>
+            <w:shd w:val="clear" w:color="auto" w:fill="D9E1F2"/>
+            <w:noWrap/>
+            <w:vAlign w:val="center"/>
+            <w:hideMark/>
+          </w:tcPr>
+          <w:p>
+            <w:pPr>
+              <w:spacing w:after="0" w:line="410" w:lineRule="exact"/>
+              <w:jc w:val="center"/>
+              <w:rPr>
+                <w:rFonts w:eastAsia="Times New Roman" w:cs="Times New Roman"/>
+                <w:b/>
+                <w:bCs/>
+                <w:iCs/>
+                <w:kern w:val="0"/>
+                <w:szCs w:val="28"/>
+                <w14:ligatures w14:val="none"/>
+              </w:rPr>
+            </w:pPr>
+            <w:r>
+              <w:rPr>
+                <w:rFonts w:eastAsia="Times New Roman" w:cs="Times New Roman"/>
+                <w:b/>
+                <w:bCs/>
+                <w:iCs/>
+                <w:kern w:val="0"/>
+                <w:szCs w:val="28"/>
+                <w14:ligatures w14:val="none"/>
+              </w:rPr>
+              <w:t>{{ng5}}</w:t>
+            </w:r>
+          </w:p>
+        </w:tc>
+        <w:tc>
+          <w:tcPr>
+            <w:tcW w:w="1138" w:type="dxa"/>
+            <w:tcBorders>
+              <w:top w:val="nil"/>
+              <w:left w:val="nil"/>
+              <w:bottom w:val="single" w:sz="4" w:space="0" w:color="auto"/>
+              <w:right w:val="single" w:sz="4" w:space="0" w:color="auto"/>
+            </w:tcBorders>
+            <w:shd w:val="clear" w:color="auto" w:fill="D9E1F2"/>
+            <w:noWrap/>
+            <w:vAlign w:val="center"/>
+            <w:hideMark/>
+          </w:tcPr>
+          <w:p>
+            <w:pPr>
+              <w:spacing w:after="0" w:line="410" w:lineRule="exact"/>
+              <w:jc w:val="center"/>
+              <w:rPr>
+                <w:rFonts w:eastAsia="Times New Roman" w:cs="Times New Roman"/>
+                <w:b/>
+                <w:bCs/>
+                <w:iCs/>
+                <w:kern w:val="0"/>
+                <w:szCs w:val="28"/>
+                <w14:ligatures w14:val="none"/>
+              </w:rPr>
+            </w:pPr>
+            <w:r>
+              <w:rPr>
+                <w:rFonts w:eastAsia="Times New Roman" w:cs="Times New Roman"/>
+                <w:b/>
+                <w:bCs/>
+                <w:iCs/>
+                <w:kern w:val="0"/>
+                <w:szCs w:val="28"/>
+                <w14:ligatures w14:val="none"/>
+              </w:rPr>
+              <w:t>{{h5}}</w:t>
+            </w:r>
+          </w:p>
+        </w:tc>
+        <w:tc>
+          <w:tcPr>
+            <w:tcW w:w="1417" w:type="dxa"/>
+            <w:tcBorders>
+              <w:top w:val="nil"/>
+              <w:left w:val="nil"/>
+              <w:bottom w:val="single" w:sz="4" w:space="0" w:color="auto"/>
+              <w:right w:val="single" w:sz="4" w:space="0" w:color="auto"/>
+            </w:tcBorders>
+            <w:shd w:val="clear" w:color="auto" w:fill="D9E1F2"/>
+            <w:noWrap/>
+            <w:vAlign w:val="center"/>
+            <w:hideMark/>
+          </w:tcPr>
+          <w:p>
+            <w:pPr>
+              <w:spacing w:after="0" w:line="410" w:lineRule="exact"/>
+              <w:jc w:val="center"/>
+              <w:rPr>
+                <w:rFonts w:eastAsia="Times New Roman" w:cs="Times New Roman"/>
+                <w:b/>
+                <w:bCs/>
+                <w:iCs/>
+                <w:kern w:val="0"/>
+                <w:szCs w:val="28"/>
+                <w14:ligatures w14:val="none"/>
+              </w:rPr>
+            </w:pPr>
+            <w:r>
+              <w:rPr>
+                <w:rFonts w:eastAsia="Times New Roman" w:cs="Times New Roman"/>
+                <w:b/>
+                <w:bCs/>
+                <w:iCs/>
+                <w:kern w:val="0"/>
+                <w:szCs w:val="28"/>
+                <w14:ligatures w14:val="none"/>
+              </w:rPr>
+              <w:t>{{p5}}</w:t>
+            </w:r>
+          </w:p>
+        </w:tc>
+        <w:tc>
+          <w:tcPr>
+            <w:tcW w:w="568" w:type="dxa"/>
+            <w:gridSpan w:val="2"/>
+            <w:vAlign w:val="center"/>
+            <w:hideMark/>
+          </w:tcPr>
+          <w:p>
+            <w:pPr>
+              <w:spacing w:after="0" w:line="410" w:lineRule="exact"/>
+              <w:ind w:firstLine="720"/>
+              <w:jc w:val="both"/>
+              <w:rPr>
+                <w:rFonts w:eastAsia="Times New Roman" w:cs="Times New Roman"/>
+                <w:b/>
+                <w:bCs/>
+                <w:iCs/>
+                <w:kern w:val="0"/>
+                <w:szCs w:val="28"/>
+                <w14:ligatures w14:val="none"/>
+              </w:rPr>
+            </w:pPr>
+          </w:p>
+        </w:tc>
+      </w:tr>
+    </w:tbl>
+    <w:p>
+      <w:pPr>
+        <w:spacing w:after="0" w:line="410" w:lineRule="exact"/>
+        <w:ind w:firstLine="720"/>
+        <w:jc w:val="both"/>
+        <w:rPr>
+          <w:rFonts w:eastAsia="Times New Roman" w:cs="Times New Roman"/>
+          <w:b/>
+          <w:bCs/>
+          <w:iCs/>
+          <w:kern w:val="0"/>
+          <w:szCs w:val="28"/>
+          <w:lang w:val="pl-PL"/>
+          <w14:ligatures w14:val="none"/>
+        </w:rPr>
+      </w:pPr>
     </w:p>
     <w:bookmarkEnd w:id="1"/>
     <w:p>
@@ -17175,7 +17766,29 @@
           <w:lang w:val="nl-NL"/>
           <w14:ligatures w14:val="none"/>
         </w:rPr>
-        <w:t>{{50}}</w:t>
+        <w:t>{{5</w:t>
+      </w:r>
+      <w:r>
+        <w:rPr>
+          <w:rFonts w:eastAsia="Times New Roman" w:cs="Times New Roman"/>
+          <w:bCs/>
+          <w:kern w:val="0"/>
+          <w:szCs w:val="28"/>
+          <w:lang w:val="nl-NL"/>
+          <w14:ligatures w14:val="none"/>
+        </w:rPr>
+        <w:t>0</w:t>
+      </w:r>
+      <w:r>
+        <w:rPr>
+          <w:rFonts w:eastAsia="Times New Roman" w:cs="Times New Roman"/>
+          <w:bCs/>
+          <w:kern w:val="0"/>
+          <w:szCs w:val="28"/>
+          <w:lang w:val="nl-NL"/>
+          <w14:ligatures w14:val="none"/>
+        </w:rPr>
+        <w:t>}}</w:t>
       </w:r>
       <w:r>
         <w:rPr>
@@ -17219,7 +17832,29 @@
           <w:lang w:val="nl-NL"/>
           <w14:ligatures w14:val="none"/>
         </w:rPr>
-        <w:t>{{50}}</w:t>
+        <w:t>{{5</w:t>
+      </w:r>
+      <w:r>
+        <w:rPr>
+          <w:rFonts w:eastAsia="Times New Roman" w:cs="Times New Roman"/>
+          <w:bCs/>
+          <w:kern w:val="0"/>
+          <w:szCs w:val="28"/>
+          <w:lang w:val="nl-NL"/>
+          <w14:ligatures w14:val="none"/>
+        </w:rPr>
+        <w:t>1</w:t>
+      </w:r>
+      <w:r>
+        <w:rPr>
+          <w:rFonts w:eastAsia="Times New Roman" w:cs="Times New Roman"/>
+          <w:bCs/>
+          <w:kern w:val="0"/>
+          <w:szCs w:val="28"/>
+          <w:lang w:val="nl-NL"/>
+          <w14:ligatures w14:val="none"/>
+        </w:rPr>
+        <w:t>}}</w:t>
       </w:r>
       <w:r>
         <w:rPr>
@@ -17267,7 +17902,29 @@
           <w:lang w:val="nl-NL"/>
           <w14:ligatures w14:val="none"/>
         </w:rPr>
-        <w:t>{{51}}</w:t>
+        <w:t>{{5</w:t>
+      </w:r>
+      <w:r>
+        <w:rPr>
+          <w:rFonts w:eastAsia="Times New Roman" w:cs="Times New Roman"/>
+          <w:bCs/>
+          <w:kern w:val="0"/>
+          <w:szCs w:val="28"/>
+          <w:lang w:val="nl-NL"/>
+          <w14:ligatures w14:val="none"/>
+        </w:rPr>
+        <w:t>2</w:t>
+      </w:r>
+      <w:r>
+        <w:rPr>
+          <w:rFonts w:eastAsia="Times New Roman" w:cs="Times New Roman"/>
+          <w:bCs/>
+          <w:kern w:val="0"/>
+          <w:szCs w:val="28"/>
+          <w:lang w:val="nl-NL"/>
+          <w14:ligatures w14:val="none"/>
+        </w:rPr>
+        <w:t>}}</w:t>
       </w:r>
       <w:r>
         <w:rPr>
@@ -17321,7 +17978,29 @@
           <w:lang w:val="nl-NL"/>
           <w14:ligatures w14:val="none"/>
         </w:rPr>
-        <w:t>{{50}}</w:t>
+        <w:t>{{5</w:t>
+      </w:r>
+      <w:r>
+        <w:rPr>
+          <w:rFonts w:eastAsia="Times New Roman" w:cs="Times New Roman"/>
+          <w:bCs/>
+          <w:kern w:val="0"/>
+          <w:szCs w:val="28"/>
+          <w:lang w:val="nl-NL"/>
+          <w14:ligatures w14:val="none"/>
+        </w:rPr>
+        <w:t>3</w:t>
+      </w:r>
+      <w:r>
+        <w:rPr>
+          <w:rFonts w:eastAsia="Times New Roman" w:cs="Times New Roman"/>
+          <w:bCs/>
+          <w:kern w:val="0"/>
+          <w:szCs w:val="28"/>
+          <w:lang w:val="nl-NL"/>
+          <w14:ligatures w14:val="none"/>
+        </w:rPr>
+        <w:t>}}</w:t>
       </w:r>
       <w:r>
         <w:rPr>
@@ -17365,7 +18044,29 @@
           <w:lang w:val="nl-NL"/>
           <w14:ligatures w14:val="none"/>
         </w:rPr>
-        <w:t>{{52}}</w:t>
+        <w:t>{{5</w:t>
+      </w:r>
+      <w:r>
+        <w:rPr>
+          <w:rFonts w:eastAsia="Times New Roman" w:cs="Times New Roman"/>
+          <w:bCs/>
+          <w:kern w:val="0"/>
+          <w:szCs w:val="28"/>
+          <w:lang w:val="nl-NL"/>
+          <w14:ligatures w14:val="none"/>
+        </w:rPr>
+        <w:t>4</w:t>
+      </w:r>
+      <w:r>
+        <w:rPr>
+          <w:rFonts w:eastAsia="Times New Roman" w:cs="Times New Roman"/>
+          <w:bCs/>
+          <w:kern w:val="0"/>
+          <w:szCs w:val="28"/>
+          <w:lang w:val="nl-NL"/>
+          <w14:ligatures w14:val="none"/>
+        </w:rPr>
+        <w:t>}}</w:t>
       </w:r>
       <w:r>
         <w:rPr>
@@ -17400,86 +18101,8 @@
           <w:szCs w:val="28"/>
           <w14:ligatures w14:val="none"/>
         </w:rPr>
-        <w:t xml:space="preserve">3. </w:t>
+        <w:t>3. Khả năng vận chuyển</w:t>
       </w:r>
-      <w:proofErr w:type="spellStart"/>
-      <w:r>
-        <w:rPr>
-          <w:rFonts w:eastAsia="Calibri" w:cs="Times New Roman"/>
-          <w:b/>
-          <w:kern w:val="0"/>
-          <w:szCs w:val="28"/>
-          <w14:ligatures w14:val="none"/>
-        </w:rPr>
-        <w:t>Khả</w:t>
-      </w:r>
-      <w:proofErr w:type="spellEnd"/>
-      <w:r>
-        <w:rPr>
-          <w:rFonts w:eastAsia="Calibri" w:cs="Times New Roman"/>
-          <w:b/>
-          <w:kern w:val="0"/>
-          <w:szCs w:val="28"/>
-          <w14:ligatures w14:val="none"/>
-        </w:rPr>
-        <w:t xml:space="preserve"> </w:t>
-      </w:r>
-      <w:proofErr w:type="spellStart"/>
-      <w:r>
-        <w:rPr>
-          <w:rFonts w:eastAsia="Calibri" w:cs="Times New Roman"/>
-          <w:b/>
-          <w:kern w:val="0"/>
-          <w:szCs w:val="28"/>
-          <w14:ligatures w14:val="none"/>
-        </w:rPr>
-        <w:t>năng</w:t>
-      </w:r>
-      <w:proofErr w:type="spellEnd"/>
-      <w:r>
-        <w:rPr>
-          <w:rFonts w:eastAsia="Calibri" w:cs="Times New Roman"/>
-          <w:b/>
-          <w:kern w:val="0"/>
-          <w:szCs w:val="28"/>
-          <w14:ligatures w14:val="none"/>
-        </w:rPr>
-        <w:t xml:space="preserve"> </w:t>
-      </w:r>
-      <w:proofErr w:type="spellStart"/>
-      <w:r>
-        <w:rPr>
-          <w:rFonts w:eastAsia="Calibri" w:cs="Times New Roman"/>
-          <w:b/>
-          <w:kern w:val="0"/>
-          <w:szCs w:val="28"/>
-          <w14:ligatures w14:val="none"/>
-        </w:rPr>
-        <w:t>vận</w:t>
-      </w:r>
-      <w:proofErr w:type="spellEnd"/>
-      <w:r>
-        <w:rPr>
-          <w:rFonts w:eastAsia="Calibri" w:cs="Times New Roman"/>
-          <w:b/>
-          <w:kern w:val="0"/>
-          <w:szCs w:val="28"/>
-          <w14:ligatures w14:val="none"/>
-        </w:rPr>
-        <w:t xml:space="preserve"> </w:t>
-      </w:r>
-      <w:proofErr w:type="spellStart"/>
-      <w:r>
-        <w:rPr>
-          <w:rFonts w:eastAsia="Calibri" w:cs="Times New Roman"/>
-          <w:b/>
-          <w:kern w:val="0"/>
-          <w:szCs w:val="28"/>
-          <w14:ligatures w14:val="none"/>
-        </w:rPr>
-        <w:t>chuyển</w:t>
-      </w:r>
-      <w:proofErr w:type="spellEnd"/>
     </w:p>
     <w:p>
       <w:pPr>
@@ -17658,7 +18281,6 @@
           <w:lang w:val="nl-NL"/>
           <w14:ligatures w14:val="none"/>
         </w:rPr>
-        <w:lastRenderedPageBreak/>
         <w:t xml:space="preserve">Khả năng của LL dân quân từ </w:t>
       </w:r>
       <w:r>
@@ -17851,6 +18473,7 @@
           <w:lang w:val="nl-NL"/>
           <w14:ligatures w14:val="none"/>
         </w:rPr>
+        <w:lastRenderedPageBreak/>
         <w:t>{{64}}</w:t>
       </w:r>
     </w:p>
@@ -17877,69 +18500,8 @@
           <w:lang w:val="fr-FR"/>
           <w14:ligatures w14:val="none"/>
         </w:rPr>
-        <w:t xml:space="preserve">4. Ý </w:t>
+        <w:t>4. Ý định vận chuyển</w:t>
       </w:r>
-      <w:proofErr w:type="spellStart"/>
-      <w:r>
-        <w:rPr>
-          <w:rFonts w:eastAsia="Calibri" w:cs="Times New Roman"/>
-          <w:b/>
-          <w:kern w:val="0"/>
-          <w:szCs w:val="28"/>
-          <w:lang w:val="fr-FR"/>
-          <w14:ligatures w14:val="none"/>
-        </w:rPr>
-        <w:t>định</w:t>
-      </w:r>
-      <w:proofErr w:type="spellEnd"/>
-      <w:r>
-        <w:rPr>
-          <w:rFonts w:eastAsia="Calibri" w:cs="Times New Roman"/>
-          <w:b/>
-          <w:kern w:val="0"/>
-          <w:szCs w:val="28"/>
-          <w:lang w:val="fr-FR"/>
-          <w14:ligatures w14:val="none"/>
-        </w:rPr>
-        <w:t xml:space="preserve"> </w:t>
-      </w:r>
-      <w:proofErr w:type="spellStart"/>
-      <w:r>
-        <w:rPr>
-          <w:rFonts w:eastAsia="Calibri" w:cs="Times New Roman"/>
-          <w:b/>
-          <w:kern w:val="0"/>
-          <w:szCs w:val="28"/>
-          <w:lang w:val="fr-FR"/>
-          <w14:ligatures w14:val="none"/>
-        </w:rPr>
-        <w:t>vận</w:t>
-      </w:r>
-      <w:proofErr w:type="spellEnd"/>
-      <w:r>
-        <w:rPr>
-          <w:rFonts w:eastAsia="Calibri" w:cs="Times New Roman"/>
-          <w:b/>
-          <w:kern w:val="0"/>
-          <w:szCs w:val="28"/>
-          <w:lang w:val="fr-FR"/>
-          <w14:ligatures w14:val="none"/>
-        </w:rPr>
-        <w:t xml:space="preserve"> </w:t>
-      </w:r>
-      <w:proofErr w:type="spellStart"/>
-      <w:r>
-        <w:rPr>
-          <w:rFonts w:eastAsia="Calibri" w:cs="Times New Roman"/>
-          <w:b/>
-          <w:kern w:val="0"/>
-          <w:szCs w:val="28"/>
-          <w:lang w:val="fr-FR"/>
-          <w14:ligatures w14:val="none"/>
-        </w:rPr>
-        <w:t>chuyển</w:t>
-      </w:r>
-      <w:proofErr w:type="spellEnd"/>
     </w:p>
     <w:p>
       <w:pPr>
@@ -18216,7 +18778,6 @@
         </w:rPr>
         <w:t xml:space="preserve">. Chỉ huy </w:t>
       </w:r>
-      <w:proofErr w:type="spellStart"/>
       <w:r>
         <w:rPr>
           <w:rFonts w:eastAsia="Times New Roman" w:cs="Times New Roman"/>
@@ -18225,75 +18786,8 @@
           <w:szCs w:val="28"/>
           <w14:ligatures w14:val="none"/>
         </w:rPr>
-        <w:t>hậu</w:t>
+        <w:t>hậu cần, kỹ thuật</w:t>
       </w:r>
-      <w:proofErr w:type="spellEnd"/>
-      <w:r>
-        <w:rPr>
-          <w:rFonts w:eastAsia="Times New Roman" w:cs="Times New Roman"/>
-          <w:b/>
-          <w:kern w:val="0"/>
-          <w:szCs w:val="28"/>
-          <w14:ligatures w14:val="none"/>
-        </w:rPr>
-        <w:t xml:space="preserve"> </w:t>
-      </w:r>
-      <w:proofErr w:type="spellStart"/>
-      <w:r>
-        <w:rPr>
-          <w:rFonts w:eastAsia="Times New Roman" w:cs="Times New Roman"/>
-          <w:b/>
-          <w:kern w:val="0"/>
-          <w:szCs w:val="28"/>
-          <w14:ligatures w14:val="none"/>
-        </w:rPr>
-        <w:t>cần</w:t>
-      </w:r>
-      <w:proofErr w:type="spellEnd"/>
-      <w:r>
-        <w:rPr>
-          <w:rFonts w:eastAsia="Times New Roman" w:cs="Times New Roman"/>
-          <w:b/>
-          <w:kern w:val="0"/>
-          <w:szCs w:val="28"/>
-          <w14:ligatures w14:val="none"/>
-        </w:rPr>
-        <w:t xml:space="preserve">, </w:t>
-      </w:r>
-      <w:proofErr w:type="spellStart"/>
-      <w:r>
-        <w:rPr>
-          <w:rFonts w:eastAsia="Times New Roman" w:cs="Times New Roman"/>
-          <w:b/>
-          <w:kern w:val="0"/>
-          <w:szCs w:val="28"/>
-          <w14:ligatures w14:val="none"/>
-        </w:rPr>
-        <w:t>kỹ</w:t>
-      </w:r>
-      <w:proofErr w:type="spellEnd"/>
-      <w:r>
-        <w:rPr>
-          <w:rFonts w:eastAsia="Times New Roman" w:cs="Times New Roman"/>
-          <w:b/>
-          <w:kern w:val="0"/>
-          <w:szCs w:val="28"/>
-          <w14:ligatures w14:val="none"/>
-        </w:rPr>
-        <w:t xml:space="preserve"> </w:t>
-      </w:r>
-      <w:proofErr w:type="spellStart"/>
-      <w:r>
-        <w:rPr>
-          <w:rFonts w:eastAsia="Times New Roman" w:cs="Times New Roman"/>
-          <w:b/>
-          <w:kern w:val="0"/>
-          <w:szCs w:val="28"/>
-          <w14:ligatures w14:val="none"/>
-        </w:rPr>
-        <w:t>thuật</w:t>
-      </w:r>
-      <w:proofErr w:type="spellEnd"/>
     </w:p>
     <w:p>
       <w:pPr>
@@ -18316,73 +18810,7 @@
           <w:szCs w:val="28"/>
           <w14:ligatures w14:val="none"/>
         </w:rPr>
-        <w:t xml:space="preserve">- </w:t>
-      </w:r>
-      <w:proofErr w:type="spellStart"/>
-      <w:r>
-        <w:rPr>
-          <w:rFonts w:eastAsia="Times New Roman" w:cs="Times New Roman"/>
-          <w:spacing w:val="-10"/>
-          <w:kern w:val="0"/>
-          <w:szCs w:val="28"/>
-          <w14:ligatures w14:val="none"/>
-        </w:rPr>
-        <w:t>Người</w:t>
-      </w:r>
-      <w:proofErr w:type="spellEnd"/>
-      <w:r>
-        <w:rPr>
-          <w:rFonts w:eastAsia="Times New Roman" w:cs="Times New Roman"/>
-          <w:spacing w:val="-10"/>
-          <w:kern w:val="0"/>
-          <w:szCs w:val="28"/>
-          <w14:ligatures w14:val="none"/>
-        </w:rPr>
-        <w:t xml:space="preserve"> </w:t>
-      </w:r>
-      <w:proofErr w:type="spellStart"/>
-      <w:r>
-        <w:rPr>
-          <w:rFonts w:eastAsia="Times New Roman" w:cs="Times New Roman"/>
-          <w:spacing w:val="-10"/>
-          <w:kern w:val="0"/>
-          <w:szCs w:val="28"/>
-          <w14:ligatures w14:val="none"/>
-        </w:rPr>
-        <w:t>chỉ</w:t>
-      </w:r>
-      <w:proofErr w:type="spellEnd"/>
-      <w:r>
-        <w:rPr>
-          <w:rFonts w:eastAsia="Times New Roman" w:cs="Times New Roman"/>
-          <w:spacing w:val="-10"/>
-          <w:kern w:val="0"/>
-          <w:szCs w:val="28"/>
-          <w14:ligatures w14:val="none"/>
-        </w:rPr>
-        <w:t xml:space="preserve"> </w:t>
-      </w:r>
-      <w:proofErr w:type="spellStart"/>
-      <w:r>
-        <w:rPr>
-          <w:rFonts w:eastAsia="Times New Roman" w:cs="Times New Roman"/>
-          <w:spacing w:val="-10"/>
-          <w:kern w:val="0"/>
-          <w:szCs w:val="28"/>
-          <w14:ligatures w14:val="none"/>
-        </w:rPr>
-        <w:t>huy</w:t>
-      </w:r>
-      <w:proofErr w:type="spellEnd"/>
-      <w:r>
-        <w:rPr>
-          <w:rFonts w:eastAsia="Times New Roman" w:cs="Times New Roman"/>
-          <w:spacing w:val="-10"/>
-          <w:kern w:val="0"/>
-          <w:szCs w:val="28"/>
-          <w14:ligatures w14:val="none"/>
-        </w:rPr>
-        <w:t xml:space="preserve">: </w:t>
+        <w:t xml:space="preserve">- Người chỉ huy: </w:t>
       </w:r>
       <w:r>
         <w:rPr>
@@ -18419,67 +18847,7 @@
           <w:szCs w:val="28"/>
           <w14:ligatures w14:val="none"/>
         </w:rPr>
-        <w:t xml:space="preserve">- </w:t>
-      </w:r>
-      <w:proofErr w:type="spellStart"/>
-      <w:r>
-        <w:rPr>
-          <w:rFonts w:eastAsia="Times New Roman" w:cs="Times New Roman"/>
-          <w:kern w:val="0"/>
-          <w:szCs w:val="28"/>
-          <w14:ligatures w14:val="none"/>
-        </w:rPr>
-        <w:t>Người</w:t>
-      </w:r>
-      <w:proofErr w:type="spellEnd"/>
-      <w:r>
-        <w:rPr>
-          <w:rFonts w:eastAsia="Times New Roman" w:cs="Times New Roman"/>
-          <w:kern w:val="0"/>
-          <w:szCs w:val="28"/>
-          <w14:ligatures w14:val="none"/>
-        </w:rPr>
-        <w:t xml:space="preserve"> </w:t>
-      </w:r>
-      <w:proofErr w:type="spellStart"/>
-      <w:r>
-        <w:rPr>
-          <w:rFonts w:eastAsia="Times New Roman" w:cs="Times New Roman"/>
-          <w:kern w:val="0"/>
-          <w:szCs w:val="28"/>
-          <w14:ligatures w14:val="none"/>
-        </w:rPr>
-        <w:t>thay</w:t>
-      </w:r>
-      <w:proofErr w:type="spellEnd"/>
-      <w:r>
-        <w:rPr>
-          <w:rFonts w:eastAsia="Times New Roman" w:cs="Times New Roman"/>
-          <w:kern w:val="0"/>
-          <w:szCs w:val="28"/>
-          <w14:ligatures w14:val="none"/>
-        </w:rPr>
-        <w:t xml:space="preserve"> </w:t>
-      </w:r>
-      <w:proofErr w:type="spellStart"/>
-      <w:r>
-        <w:rPr>
-          <w:rFonts w:eastAsia="Times New Roman" w:cs="Times New Roman"/>
-          <w:kern w:val="0"/>
-          <w:szCs w:val="28"/>
-          <w14:ligatures w14:val="none"/>
-        </w:rPr>
-        <w:t>thế</w:t>
-      </w:r>
-      <w:proofErr w:type="spellEnd"/>
-      <w:r>
-        <w:rPr>
-          <w:rFonts w:eastAsia="Times New Roman" w:cs="Times New Roman"/>
-          <w:kern w:val="0"/>
-          <w:szCs w:val="28"/>
-          <w14:ligatures w14:val="none"/>
-        </w:rPr>
-        <w:t xml:space="preserve">: </w:t>
+        <w:t xml:space="preserve">- Người thay thế: </w:t>
       </w:r>
       <w:r>
         <w:rPr>
@@ -18514,86 +18882,8 @@
           <w:szCs w:val="28"/>
           <w14:ligatures w14:val="none"/>
         </w:rPr>
-        <w:t xml:space="preserve">2. Quy </w:t>
+        <w:t>2. Quy định thông tin liên lạc</w:t>
       </w:r>
-      <w:proofErr w:type="spellStart"/>
-      <w:r>
-        <w:rPr>
-          <w:rFonts w:eastAsia="Times New Roman" w:cs="Times New Roman"/>
-          <w:b/>
-          <w:kern w:val="0"/>
-          <w:szCs w:val="28"/>
-          <w14:ligatures w14:val="none"/>
-        </w:rPr>
-        <w:t>định</w:t>
-      </w:r>
-      <w:proofErr w:type="spellEnd"/>
-      <w:r>
-        <w:rPr>
-          <w:rFonts w:eastAsia="Times New Roman" w:cs="Times New Roman"/>
-          <w:b/>
-          <w:kern w:val="0"/>
-          <w:szCs w:val="28"/>
-          <w14:ligatures w14:val="none"/>
-        </w:rPr>
-        <w:t xml:space="preserve"> </w:t>
-      </w:r>
-      <w:proofErr w:type="spellStart"/>
-      <w:r>
-        <w:rPr>
-          <w:rFonts w:eastAsia="Times New Roman" w:cs="Times New Roman"/>
-          <w:b/>
-          <w:kern w:val="0"/>
-          <w:szCs w:val="28"/>
-          <w14:ligatures w14:val="none"/>
-        </w:rPr>
-        <w:t>thông</w:t>
-      </w:r>
-      <w:proofErr w:type="spellEnd"/>
-      <w:r>
-        <w:rPr>
-          <w:rFonts w:eastAsia="Times New Roman" w:cs="Times New Roman"/>
-          <w:b/>
-          <w:kern w:val="0"/>
-          <w:szCs w:val="28"/>
-          <w14:ligatures w14:val="none"/>
-        </w:rPr>
-        <w:t xml:space="preserve"> tin </w:t>
-      </w:r>
-      <w:proofErr w:type="spellStart"/>
-      <w:r>
-        <w:rPr>
-          <w:rFonts w:eastAsia="Times New Roman" w:cs="Times New Roman"/>
-          <w:b/>
-          <w:kern w:val="0"/>
-          <w:szCs w:val="28"/>
-          <w14:ligatures w14:val="none"/>
-        </w:rPr>
-        <w:t>liên</w:t>
-      </w:r>
-      <w:proofErr w:type="spellEnd"/>
-      <w:r>
-        <w:rPr>
-          <w:rFonts w:eastAsia="Times New Roman" w:cs="Times New Roman"/>
-          <w:b/>
-          <w:kern w:val="0"/>
-          <w:szCs w:val="28"/>
-          <w14:ligatures w14:val="none"/>
-        </w:rPr>
-        <w:t xml:space="preserve"> </w:t>
-      </w:r>
-      <w:proofErr w:type="spellStart"/>
-      <w:r>
-        <w:rPr>
-          <w:rFonts w:eastAsia="Times New Roman" w:cs="Times New Roman"/>
-          <w:b/>
-          <w:kern w:val="0"/>
-          <w:szCs w:val="28"/>
-          <w14:ligatures w14:val="none"/>
-        </w:rPr>
-        <w:t>lạc</w:t>
-      </w:r>
-      <w:proofErr w:type="spellEnd"/>
     </w:p>
     <w:p>
       <w:pPr>
@@ -18616,107 +18906,7 @@
           <w:szCs w:val="28"/>
           <w14:ligatures w14:val="none"/>
         </w:rPr>
-        <w:t xml:space="preserve">- Giai </w:t>
-      </w:r>
-      <w:proofErr w:type="spellStart"/>
-      <w:r>
-        <w:rPr>
-          <w:rFonts w:eastAsia="Times New Roman" w:cs="Times New Roman"/>
-          <w:kern w:val="0"/>
-          <w:szCs w:val="28"/>
-          <w14:ligatures w14:val="none"/>
-        </w:rPr>
-        <w:t>đoạn</w:t>
-      </w:r>
-      <w:proofErr w:type="spellEnd"/>
-      <w:r>
-        <w:rPr>
-          <w:rFonts w:eastAsia="Times New Roman" w:cs="Times New Roman"/>
-          <w:kern w:val="0"/>
-          <w:szCs w:val="28"/>
-          <w14:ligatures w14:val="none"/>
-        </w:rPr>
-        <w:t xml:space="preserve"> </w:t>
-      </w:r>
-      <w:proofErr w:type="spellStart"/>
-      <w:r>
-        <w:rPr>
-          <w:rFonts w:eastAsia="Times New Roman" w:cs="Times New Roman"/>
-          <w:kern w:val="0"/>
-          <w:szCs w:val="28"/>
-          <w14:ligatures w14:val="none"/>
-        </w:rPr>
-        <w:t>chuẩn</w:t>
-      </w:r>
-      <w:proofErr w:type="spellEnd"/>
-      <w:r>
-        <w:rPr>
-          <w:rFonts w:eastAsia="Times New Roman" w:cs="Times New Roman"/>
-          <w:kern w:val="0"/>
-          <w:szCs w:val="28"/>
-          <w14:ligatures w14:val="none"/>
-        </w:rPr>
-        <w:t xml:space="preserve"> </w:t>
-      </w:r>
-      <w:proofErr w:type="spellStart"/>
-      <w:r>
-        <w:rPr>
-          <w:rFonts w:eastAsia="Times New Roman" w:cs="Times New Roman"/>
-          <w:kern w:val="0"/>
-          <w:szCs w:val="28"/>
-          <w14:ligatures w14:val="none"/>
-        </w:rPr>
-        <w:t>bị</w:t>
-      </w:r>
-      <w:proofErr w:type="spellEnd"/>
-      <w:r>
-        <w:rPr>
-          <w:rFonts w:eastAsia="Times New Roman" w:cs="Times New Roman"/>
-          <w:kern w:val="0"/>
-          <w:szCs w:val="28"/>
-          <w14:ligatures w14:val="none"/>
-        </w:rPr>
-        <w:t xml:space="preserve"> </w:t>
-      </w:r>
-      <w:proofErr w:type="spellStart"/>
-      <w:r>
-        <w:rPr>
-          <w:rFonts w:eastAsia="Times New Roman" w:cs="Times New Roman"/>
-          <w:kern w:val="0"/>
-          <w:szCs w:val="28"/>
-          <w14:ligatures w14:val="none"/>
-        </w:rPr>
-        <w:t>chiến</w:t>
-      </w:r>
-      <w:proofErr w:type="spellEnd"/>
-      <w:r>
-        <w:rPr>
-          <w:rFonts w:eastAsia="Times New Roman" w:cs="Times New Roman"/>
-          <w:kern w:val="0"/>
-          <w:szCs w:val="28"/>
-          <w14:ligatures w14:val="none"/>
-        </w:rPr>
-        <w:t xml:space="preserve"> </w:t>
-      </w:r>
-      <w:proofErr w:type="spellStart"/>
-      <w:r>
-        <w:rPr>
-          <w:rFonts w:eastAsia="Times New Roman" w:cs="Times New Roman"/>
-          <w:kern w:val="0"/>
-          <w:szCs w:val="28"/>
-          <w14:ligatures w14:val="none"/>
-        </w:rPr>
-        <w:t>đấu</w:t>
-      </w:r>
-      <w:proofErr w:type="spellEnd"/>
-      <w:r>
-        <w:rPr>
-          <w:rFonts w:eastAsia="Times New Roman" w:cs="Times New Roman"/>
-          <w:kern w:val="0"/>
-          <w:szCs w:val="28"/>
-          <w14:ligatures w14:val="none"/>
-        </w:rPr>
-        <w:t xml:space="preserve">: </w:t>
+        <w:t xml:space="preserve">- Giai đoạn chuẩn bị chiến đấu: </w:t>
       </w:r>
       <w:r>
         <w:rPr>
@@ -18749,67 +18939,7 @@
           <w:szCs w:val="28"/>
           <w14:ligatures w14:val="none"/>
         </w:rPr>
-        <w:t xml:space="preserve">- Giai </w:t>
-      </w:r>
-      <w:proofErr w:type="spellStart"/>
-      <w:r>
-        <w:rPr>
-          <w:rFonts w:eastAsia="Times New Roman" w:cs="Times New Roman"/>
-          <w:kern w:val="0"/>
-          <w:szCs w:val="28"/>
-          <w14:ligatures w14:val="none"/>
-        </w:rPr>
-        <w:t>đoạn</w:t>
-      </w:r>
-      <w:proofErr w:type="spellEnd"/>
-      <w:r>
-        <w:rPr>
-          <w:rFonts w:eastAsia="Times New Roman" w:cs="Times New Roman"/>
-          <w:kern w:val="0"/>
-          <w:szCs w:val="28"/>
-          <w14:ligatures w14:val="none"/>
-        </w:rPr>
-        <w:t xml:space="preserve"> </w:t>
-      </w:r>
-      <w:proofErr w:type="spellStart"/>
-      <w:r>
-        <w:rPr>
-          <w:rFonts w:eastAsia="Times New Roman" w:cs="Times New Roman"/>
-          <w:kern w:val="0"/>
-          <w:szCs w:val="28"/>
-          <w14:ligatures w14:val="none"/>
-        </w:rPr>
-        <w:t>chiến</w:t>
-      </w:r>
-      <w:proofErr w:type="spellEnd"/>
-      <w:r>
-        <w:rPr>
-          <w:rFonts w:eastAsia="Times New Roman" w:cs="Times New Roman"/>
-          <w:kern w:val="0"/>
-          <w:szCs w:val="28"/>
-          <w14:ligatures w14:val="none"/>
-        </w:rPr>
-        <w:t xml:space="preserve"> </w:t>
-      </w:r>
-      <w:proofErr w:type="spellStart"/>
-      <w:r>
-        <w:rPr>
-          <w:rFonts w:eastAsia="Times New Roman" w:cs="Times New Roman"/>
-          <w:kern w:val="0"/>
-          <w:szCs w:val="28"/>
-          <w14:ligatures w14:val="none"/>
-        </w:rPr>
-        <w:t>đấu</w:t>
-      </w:r>
-      <w:proofErr w:type="spellEnd"/>
-      <w:r>
-        <w:rPr>
-          <w:rFonts w:eastAsia="Times New Roman" w:cs="Times New Roman"/>
-          <w:kern w:val="0"/>
-          <w:szCs w:val="28"/>
-          <w14:ligatures w14:val="none"/>
-        </w:rPr>
-        <w:t xml:space="preserve">: </w:t>
+        <w:t xml:space="preserve">- Giai đoạn chiến đấu: </w:t>
       </w:r>
       <w:r>
         <w:rPr>
@@ -18844,152 +18974,8 @@
           <w:szCs w:val="28"/>
           <w14:ligatures w14:val="none"/>
         </w:rPr>
-        <w:t xml:space="preserve">3. Quy </w:t>
+        <w:t>3. Quy định báo cáo và mốc thời gian</w:t>
       </w:r>
-      <w:proofErr w:type="spellStart"/>
-      <w:r>
-        <w:rPr>
-          <w:rFonts w:eastAsia="Times New Roman" w:cs="Times New Roman"/>
-          <w:b/>
-          <w:kern w:val="0"/>
-          <w:szCs w:val="28"/>
-          <w14:ligatures w14:val="none"/>
-        </w:rPr>
-        <w:t>định</w:t>
-      </w:r>
-      <w:proofErr w:type="spellEnd"/>
-      <w:r>
-        <w:rPr>
-          <w:rFonts w:eastAsia="Times New Roman" w:cs="Times New Roman"/>
-          <w:b/>
-          <w:kern w:val="0"/>
-          <w:szCs w:val="28"/>
-          <w14:ligatures w14:val="none"/>
-        </w:rPr>
-        <w:t xml:space="preserve"> </w:t>
-      </w:r>
-      <w:proofErr w:type="spellStart"/>
-      <w:r>
-        <w:rPr>
-          <w:rFonts w:eastAsia="Times New Roman" w:cs="Times New Roman"/>
-          <w:b/>
-          <w:kern w:val="0"/>
-          <w:szCs w:val="28"/>
-          <w14:ligatures w14:val="none"/>
-        </w:rPr>
-        <w:t>báo</w:t>
-      </w:r>
-      <w:proofErr w:type="spellEnd"/>
-      <w:r>
-        <w:rPr>
-          <w:rFonts w:eastAsia="Times New Roman" w:cs="Times New Roman"/>
-          <w:b/>
-          <w:kern w:val="0"/>
-          <w:szCs w:val="28"/>
-          <w14:ligatures w14:val="none"/>
-        </w:rPr>
-        <w:t xml:space="preserve"> </w:t>
-      </w:r>
-      <w:proofErr w:type="spellStart"/>
-      <w:r>
-        <w:rPr>
-          <w:rFonts w:eastAsia="Times New Roman" w:cs="Times New Roman"/>
-          <w:b/>
-          <w:kern w:val="0"/>
-          <w:szCs w:val="28"/>
-          <w14:ligatures w14:val="none"/>
-        </w:rPr>
-        <w:t>cáo</w:t>
-      </w:r>
-      <w:proofErr w:type="spellEnd"/>
-      <w:r>
-        <w:rPr>
-          <w:rFonts w:eastAsia="Times New Roman" w:cs="Times New Roman"/>
-          <w:b/>
-          <w:kern w:val="0"/>
-          <w:szCs w:val="28"/>
-          <w14:ligatures w14:val="none"/>
-        </w:rPr>
-        <w:t xml:space="preserve"> </w:t>
-      </w:r>
-      <w:proofErr w:type="spellStart"/>
-      <w:r>
-        <w:rPr>
-          <w:rFonts w:eastAsia="Times New Roman" w:cs="Times New Roman"/>
-          <w:b/>
-          <w:kern w:val="0"/>
-          <w:szCs w:val="28"/>
-          <w14:ligatures w14:val="none"/>
-        </w:rPr>
-        <w:t>và</w:t>
-      </w:r>
-      <w:proofErr w:type="spellEnd"/>
-      <w:r>
-        <w:rPr>
-          <w:rFonts w:eastAsia="Times New Roman" w:cs="Times New Roman"/>
-          <w:b/>
-          <w:kern w:val="0"/>
-          <w:szCs w:val="28"/>
-          <w14:ligatures w14:val="none"/>
-        </w:rPr>
-        <w:t xml:space="preserve"> </w:t>
-      </w:r>
-      <w:proofErr w:type="spellStart"/>
-      <w:r>
-        <w:rPr>
-          <w:rFonts w:eastAsia="Times New Roman" w:cs="Times New Roman"/>
-          <w:b/>
-          <w:kern w:val="0"/>
-          <w:szCs w:val="28"/>
-          <w14:ligatures w14:val="none"/>
-        </w:rPr>
-        <w:t>mốc</w:t>
-      </w:r>
-      <w:proofErr w:type="spellEnd"/>
-      <w:r>
-        <w:rPr>
-          <w:rFonts w:eastAsia="Times New Roman" w:cs="Times New Roman"/>
-          <w:b/>
-          <w:kern w:val="0"/>
-          <w:szCs w:val="28"/>
-          <w14:ligatures w14:val="none"/>
-        </w:rPr>
-        <w:t xml:space="preserve"> </w:t>
-      </w:r>
-      <w:proofErr w:type="spellStart"/>
-      <w:r>
-        <w:rPr>
-          <w:rFonts w:eastAsia="Times New Roman" w:cs="Times New Roman"/>
-          <w:b/>
-          <w:kern w:val="0"/>
-          <w:szCs w:val="28"/>
-          <w14:ligatures w14:val="none"/>
-        </w:rPr>
-        <w:t>thời</w:t>
-      </w:r>
-      <w:proofErr w:type="spellEnd"/>
-      <w:r>
-        <w:rPr>
-          <w:rFonts w:eastAsia="Times New Roman" w:cs="Times New Roman"/>
-          <w:b/>
-          <w:kern w:val="0"/>
-          <w:szCs w:val="28"/>
-          <w14:ligatures w14:val="none"/>
-        </w:rPr>
-        <w:t xml:space="preserve"> </w:t>
-      </w:r>
-      <w:proofErr w:type="spellStart"/>
-      <w:r>
-        <w:rPr>
-          <w:rFonts w:eastAsia="Times New Roman" w:cs="Times New Roman"/>
-          <w:b/>
-          <w:kern w:val="0"/>
-          <w:szCs w:val="28"/>
-          <w14:ligatures w14:val="none"/>
-        </w:rPr>
-        <w:t>gian</w:t>
-      </w:r>
-      <w:proofErr w:type="spellEnd"/>
     </w:p>
     <w:p>
       <w:pPr>
@@ -19723,15 +19709,15 @@
     <w:lsdException w:name="Unresolved Mention" w:semiHidden="1" w:unhideWhenUsed="1"/>
     <w:lsdException w:name="Smart Link" w:semiHidden="1" w:unhideWhenUsed="1"/>
   </w:latentStyles>
-  <w:style w:type="paragraph" w:default="1" w:styleId="Binhthng">
+  <w:style w:type="paragraph" w:default="1" w:styleId="Normal">
     <w:name w:val="Normal"/>
     <w:qFormat/>
   </w:style>
-  <w:style w:type="paragraph" w:styleId="u1">
+  <w:style w:type="paragraph" w:styleId="Heading1">
     <w:name w:val="heading 1"/>
-    <w:basedOn w:val="Binhthng"/>
-    <w:next w:val="Binhthng"/>
-    <w:link w:val="u1Char"/>
+    <w:basedOn w:val="Normal"/>
+    <w:next w:val="Normal"/>
+    <w:link w:val="Heading1Char"/>
     <w:uiPriority w:val="9"/>
     <w:qFormat/>
     <w:rsid w:val="000013A2"/>
@@ -19748,11 +19734,11 @@
       <w:szCs w:val="40"/>
     </w:rPr>
   </w:style>
-  <w:style w:type="paragraph" w:styleId="u2">
+  <w:style w:type="paragraph" w:styleId="Heading2">
     <w:name w:val="heading 2"/>
-    <w:basedOn w:val="Binhthng"/>
-    <w:next w:val="Binhthng"/>
-    <w:link w:val="u2Char"/>
+    <w:basedOn w:val="Normal"/>
+    <w:next w:val="Normal"/>
+    <w:link w:val="Heading2Char"/>
     <w:uiPriority w:val="9"/>
     <w:semiHidden/>
     <w:unhideWhenUsed/>
@@ -19771,11 +19757,11 @@
       <w:szCs w:val="32"/>
     </w:rPr>
   </w:style>
-  <w:style w:type="paragraph" w:styleId="u3">
+  <w:style w:type="paragraph" w:styleId="Heading3">
     <w:name w:val="heading 3"/>
-    <w:basedOn w:val="Binhthng"/>
-    <w:next w:val="Binhthng"/>
-    <w:link w:val="u3Char"/>
+    <w:basedOn w:val="Normal"/>
+    <w:next w:val="Normal"/>
+    <w:link w:val="Heading3Char"/>
     <w:uiPriority w:val="9"/>
     <w:semiHidden/>
     <w:unhideWhenUsed/>
@@ -19793,11 +19779,11 @@
       <w:szCs w:val="28"/>
     </w:rPr>
   </w:style>
-  <w:style w:type="paragraph" w:styleId="u4">
+  <w:style w:type="paragraph" w:styleId="Heading4">
     <w:name w:val="heading 4"/>
-    <w:basedOn w:val="Binhthng"/>
-    <w:next w:val="Binhthng"/>
-    <w:link w:val="u4Char"/>
+    <w:basedOn w:val="Normal"/>
+    <w:next w:val="Normal"/>
+    <w:link w:val="Heading4Char"/>
     <w:uiPriority w:val="9"/>
     <w:semiHidden/>
     <w:unhideWhenUsed/>
@@ -19816,11 +19802,11 @@
       <w:color w:val="2F5496" w:themeColor="accent1" w:themeShade="BF"/>
     </w:rPr>
   </w:style>
-  <w:style w:type="paragraph" w:styleId="u5">
+  <w:style w:type="paragraph" w:styleId="Heading5">
     <w:name w:val="heading 5"/>
-    <w:basedOn w:val="Binhthng"/>
-    <w:next w:val="Binhthng"/>
-    <w:link w:val="u5Char"/>
+    <w:basedOn w:val="Normal"/>
+    <w:next w:val="Normal"/>
+    <w:link w:val="Heading5Char"/>
     <w:uiPriority w:val="9"/>
     <w:semiHidden/>
     <w:unhideWhenUsed/>
@@ -19837,11 +19823,11 @@
       <w:color w:val="2F5496" w:themeColor="accent1" w:themeShade="BF"/>
     </w:rPr>
   </w:style>
-  <w:style w:type="paragraph" w:styleId="u6">
+  <w:style w:type="paragraph" w:styleId="Heading6">
     <w:name w:val="heading 6"/>
-    <w:basedOn w:val="Binhthng"/>
-    <w:next w:val="Binhthng"/>
-    <w:link w:val="u6Char"/>
+    <w:basedOn w:val="Normal"/>
+    <w:next w:val="Normal"/>
+    <w:link w:val="Heading6Char"/>
     <w:uiPriority w:val="9"/>
     <w:semiHidden/>
     <w:unhideWhenUsed/>
@@ -19860,11 +19846,11 @@
       <w:color w:val="595959" w:themeColor="text1" w:themeTint="A6"/>
     </w:rPr>
   </w:style>
-  <w:style w:type="paragraph" w:styleId="u7">
+  <w:style w:type="paragraph" w:styleId="Heading7">
     <w:name w:val="heading 7"/>
-    <w:basedOn w:val="Binhthng"/>
-    <w:next w:val="Binhthng"/>
-    <w:link w:val="u7Char"/>
+    <w:basedOn w:val="Normal"/>
+    <w:next w:val="Normal"/>
+    <w:link w:val="Heading7Char"/>
     <w:uiPriority w:val="9"/>
     <w:semiHidden/>
     <w:unhideWhenUsed/>
@@ -19881,11 +19867,11 @@
       <w:color w:val="595959" w:themeColor="text1" w:themeTint="A6"/>
     </w:rPr>
   </w:style>
-  <w:style w:type="paragraph" w:styleId="u8">
+  <w:style w:type="paragraph" w:styleId="Heading8">
     <w:name w:val="heading 8"/>
-    <w:basedOn w:val="Binhthng"/>
-    <w:next w:val="Binhthng"/>
-    <w:link w:val="u8Char"/>
+    <w:basedOn w:val="Normal"/>
+    <w:next w:val="Normal"/>
+    <w:link w:val="Heading8Char"/>
     <w:uiPriority w:val="9"/>
     <w:semiHidden/>
     <w:unhideWhenUsed/>
@@ -19904,11 +19890,11 @@
       <w:color w:val="272727" w:themeColor="text1" w:themeTint="D8"/>
     </w:rPr>
   </w:style>
-  <w:style w:type="paragraph" w:styleId="u9">
+  <w:style w:type="paragraph" w:styleId="Heading9">
     <w:name w:val="heading 9"/>
-    <w:basedOn w:val="Binhthng"/>
-    <w:next w:val="Binhthng"/>
-    <w:link w:val="u9Char"/>
+    <w:basedOn w:val="Normal"/>
+    <w:next w:val="Normal"/>
+    <w:link w:val="Heading9Char"/>
     <w:uiPriority w:val="9"/>
     <w:semiHidden/>
     <w:unhideWhenUsed/>
@@ -19925,13 +19911,12 @@
       <w:color w:val="272727" w:themeColor="text1" w:themeTint="D8"/>
     </w:rPr>
   </w:style>
-  <w:style w:type="character" w:default="1" w:styleId="Phngmcinhcuaoanvn">
+  <w:style w:type="character" w:default="1" w:styleId="DefaultParagraphFont">
     <w:name w:val="Default Paragraph Font"/>
     <w:uiPriority w:val="1"/>
-    <w:semiHidden/>
     <w:unhideWhenUsed/>
   </w:style>
-  <w:style w:type="table" w:default="1" w:styleId="BangThngthng">
+  <w:style w:type="table" w:default="1" w:styleId="TableNormal">
     <w:name w:val="Normal Table"/>
     <w:uiPriority w:val="99"/>
     <w:semiHidden/>
@@ -19946,16 +19931,16 @@
       </w:tblCellMar>
     </w:tblPr>
   </w:style>
-  <w:style w:type="numbering" w:default="1" w:styleId="Khngco">
+  <w:style w:type="numbering" w:default="1" w:styleId="NoList">
     <w:name w:val="No List"/>
     <w:uiPriority w:val="99"/>
     <w:semiHidden/>
     <w:unhideWhenUsed/>
   </w:style>
-  <w:style w:type="character" w:customStyle="1" w:styleId="u1Char">
-    <w:name w:val="Đầu đề 1 Char"/>
-    <w:basedOn w:val="Phngmcinhcuaoanvn"/>
-    <w:link w:val="u1"/>
+  <w:style w:type="character" w:customStyle="1" w:styleId="Heading1Char">
+    <w:name w:val="Heading 1 Char"/>
+    <w:basedOn w:val="DefaultParagraphFont"/>
+    <w:link w:val="Heading1"/>
     <w:uiPriority w:val="9"/>
     <w:rsid w:val="000013A2"/>
     <w:rPr>
@@ -19965,10 +19950,10 @@
       <w:szCs w:val="40"/>
     </w:rPr>
   </w:style>
-  <w:style w:type="character" w:customStyle="1" w:styleId="u2Char">
-    <w:name w:val="Đầu đề 2 Char"/>
-    <w:basedOn w:val="Phngmcinhcuaoanvn"/>
-    <w:link w:val="u2"/>
+  <w:style w:type="character" w:customStyle="1" w:styleId="Heading2Char">
+    <w:name w:val="Heading 2 Char"/>
+    <w:basedOn w:val="DefaultParagraphFont"/>
+    <w:link w:val="Heading2"/>
     <w:uiPriority w:val="9"/>
     <w:semiHidden/>
     <w:rsid w:val="000013A2"/>
@@ -19979,10 +19964,10 @@
       <w:szCs w:val="32"/>
     </w:rPr>
   </w:style>
-  <w:style w:type="character" w:customStyle="1" w:styleId="u3Char">
-    <w:name w:val="Đầu đề 3 Char"/>
-    <w:basedOn w:val="Phngmcinhcuaoanvn"/>
-    <w:link w:val="u3"/>
+  <w:style w:type="character" w:customStyle="1" w:styleId="Heading3Char">
+    <w:name w:val="Heading 3 Char"/>
+    <w:basedOn w:val="DefaultParagraphFont"/>
+    <w:link w:val="Heading3"/>
     <w:uiPriority w:val="9"/>
     <w:semiHidden/>
     <w:rsid w:val="000013A2"/>
@@ -19992,10 +19977,10 @@
       <w:szCs w:val="28"/>
     </w:rPr>
   </w:style>
-  <w:style w:type="character" w:customStyle="1" w:styleId="u4Char">
-    <w:name w:val="Đầu đề 4 Char"/>
-    <w:basedOn w:val="Phngmcinhcuaoanvn"/>
-    <w:link w:val="u4"/>
+  <w:style w:type="character" w:customStyle="1" w:styleId="Heading4Char">
+    <w:name w:val="Heading 4 Char"/>
+    <w:basedOn w:val="DefaultParagraphFont"/>
+    <w:link w:val="Heading4"/>
     <w:uiPriority w:val="9"/>
     <w:semiHidden/>
     <w:rsid w:val="000013A2"/>
@@ -20006,10 +19991,10 @@
       <w:color w:val="2F5496" w:themeColor="accent1" w:themeShade="BF"/>
     </w:rPr>
   </w:style>
-  <w:style w:type="character" w:customStyle="1" w:styleId="u5Char">
-    <w:name w:val="Đầu đề 5 Char"/>
-    <w:basedOn w:val="Phngmcinhcuaoanvn"/>
-    <w:link w:val="u5"/>
+  <w:style w:type="character" w:customStyle="1" w:styleId="Heading5Char">
+    <w:name w:val="Heading 5 Char"/>
+    <w:basedOn w:val="DefaultParagraphFont"/>
+    <w:link w:val="Heading5"/>
     <w:uiPriority w:val="9"/>
     <w:semiHidden/>
     <w:rsid w:val="000013A2"/>
@@ -20018,10 +20003,10 @@
       <w:color w:val="2F5496" w:themeColor="accent1" w:themeShade="BF"/>
     </w:rPr>
   </w:style>
-  <w:style w:type="character" w:customStyle="1" w:styleId="u6Char">
-    <w:name w:val="Đầu đề 6 Char"/>
-    <w:basedOn w:val="Phngmcinhcuaoanvn"/>
-    <w:link w:val="u6"/>
+  <w:style w:type="character" w:customStyle="1" w:styleId="Heading6Char">
+    <w:name w:val="Heading 6 Char"/>
+    <w:basedOn w:val="DefaultParagraphFont"/>
+    <w:link w:val="Heading6"/>
     <w:uiPriority w:val="9"/>
     <w:semiHidden/>
     <w:rsid w:val="000013A2"/>
@@ -20032,10 +20017,10 @@
       <w:color w:val="595959" w:themeColor="text1" w:themeTint="A6"/>
     </w:rPr>
   </w:style>
-  <w:style w:type="character" w:customStyle="1" w:styleId="u7Char">
-    <w:name w:val="Đầu đề 7 Char"/>
-    <w:basedOn w:val="Phngmcinhcuaoanvn"/>
-    <w:link w:val="u7"/>
+  <w:style w:type="character" w:customStyle="1" w:styleId="Heading7Char">
+    <w:name w:val="Heading 7 Char"/>
+    <w:basedOn w:val="DefaultParagraphFont"/>
+    <w:link w:val="Heading7"/>
     <w:uiPriority w:val="9"/>
     <w:semiHidden/>
     <w:rsid w:val="000013A2"/>
@@ -20044,10 +20029,10 @@
       <w:color w:val="595959" w:themeColor="text1" w:themeTint="A6"/>
     </w:rPr>
   </w:style>
-  <w:style w:type="character" w:customStyle="1" w:styleId="u8Char">
-    <w:name w:val="Đầu đề 8 Char"/>
-    <w:basedOn w:val="Phngmcinhcuaoanvn"/>
-    <w:link w:val="u8"/>
+  <w:style w:type="character" w:customStyle="1" w:styleId="Heading8Char">
+    <w:name w:val="Heading 8 Char"/>
+    <w:basedOn w:val="DefaultParagraphFont"/>
+    <w:link w:val="Heading8"/>
     <w:uiPriority w:val="9"/>
     <w:semiHidden/>
     <w:rsid w:val="000013A2"/>
@@ -20058,10 +20043,10 @@
       <w:color w:val="272727" w:themeColor="text1" w:themeTint="D8"/>
     </w:rPr>
   </w:style>
-  <w:style w:type="character" w:customStyle="1" w:styleId="u9Char">
-    <w:name w:val="Đầu đề 9 Char"/>
-    <w:basedOn w:val="Phngmcinhcuaoanvn"/>
-    <w:link w:val="u9"/>
+  <w:style w:type="character" w:customStyle="1" w:styleId="Heading9Char">
+    <w:name w:val="Heading 9 Char"/>
+    <w:basedOn w:val="DefaultParagraphFont"/>
+    <w:link w:val="Heading9"/>
     <w:uiPriority w:val="9"/>
     <w:semiHidden/>
     <w:rsid w:val="000013A2"/>
@@ -20070,11 +20055,11 @@
       <w:color w:val="272727" w:themeColor="text1" w:themeTint="D8"/>
     </w:rPr>
   </w:style>
-  <w:style w:type="paragraph" w:styleId="Tiu">
+  <w:style w:type="paragraph" w:styleId="Title">
     <w:name w:val="Title"/>
-    <w:basedOn w:val="Binhthng"/>
-    <w:next w:val="Binhthng"/>
-    <w:link w:val="TiuChar"/>
+    <w:basedOn w:val="Normal"/>
+    <w:next w:val="Normal"/>
+    <w:link w:val="TitleChar"/>
     <w:uiPriority w:val="10"/>
     <w:qFormat/>
     <w:rsid w:val="000013A2"/>
@@ -20090,10 +20075,10 @@
       <w:szCs w:val="56"/>
     </w:rPr>
   </w:style>
-  <w:style w:type="character" w:customStyle="1" w:styleId="TiuChar">
-    <w:name w:val="Tiêu đề Char"/>
-    <w:basedOn w:val="Phngmcinhcuaoanvn"/>
-    <w:link w:val="Tiu"/>
+  <w:style w:type="character" w:customStyle="1" w:styleId="TitleChar">
+    <w:name w:val="Title Char"/>
+    <w:basedOn w:val="DefaultParagraphFont"/>
+    <w:link w:val="Title"/>
     <w:uiPriority w:val="10"/>
     <w:rsid w:val="000013A2"/>
     <w:rPr>
@@ -20104,11 +20089,11 @@
       <w:szCs w:val="56"/>
     </w:rPr>
   </w:style>
-  <w:style w:type="paragraph" w:styleId="Tiuphu">
+  <w:style w:type="paragraph" w:styleId="Subtitle">
     <w:name w:val="Subtitle"/>
-    <w:basedOn w:val="Binhthng"/>
-    <w:next w:val="Binhthng"/>
-    <w:link w:val="TiuphuChar"/>
+    <w:basedOn w:val="Normal"/>
+    <w:next w:val="Normal"/>
+    <w:link w:val="SubtitleChar"/>
     <w:uiPriority w:val="11"/>
     <w:qFormat/>
     <w:rsid w:val="000013A2"/>
@@ -20124,10 +20109,10 @@
       <w:szCs w:val="28"/>
     </w:rPr>
   </w:style>
-  <w:style w:type="character" w:customStyle="1" w:styleId="TiuphuChar">
-    <w:name w:val="Tiêu đề phụ Char"/>
-    <w:basedOn w:val="Phngmcinhcuaoanvn"/>
-    <w:link w:val="Tiuphu"/>
+  <w:style w:type="character" w:customStyle="1" w:styleId="SubtitleChar">
+    <w:name w:val="Subtitle Char"/>
+    <w:basedOn w:val="DefaultParagraphFont"/>
+    <w:link w:val="Subtitle"/>
     <w:uiPriority w:val="11"/>
     <w:rsid w:val="000013A2"/>
     <w:rPr>
@@ -20137,11 +20122,11 @@
       <w:szCs w:val="28"/>
     </w:rPr>
   </w:style>
-  <w:style w:type="paragraph" w:styleId="Litrichdn">
+  <w:style w:type="paragraph" w:styleId="Quote">
     <w:name w:val="Quote"/>
-    <w:basedOn w:val="Binhthng"/>
-    <w:next w:val="Binhthng"/>
-    <w:link w:val="LitrichdnChar"/>
+    <w:basedOn w:val="Normal"/>
+    <w:next w:val="Normal"/>
+    <w:link w:val="QuoteChar"/>
     <w:uiPriority w:val="29"/>
     <w:qFormat/>
     <w:rsid w:val="000013A2"/>
@@ -20155,10 +20140,10 @@
       <w:color w:val="404040" w:themeColor="text1" w:themeTint="BF"/>
     </w:rPr>
   </w:style>
-  <w:style w:type="character" w:customStyle="1" w:styleId="LitrichdnChar">
-    <w:name w:val="Lời trích dẫn Char"/>
-    <w:basedOn w:val="Phngmcinhcuaoanvn"/>
-    <w:link w:val="Litrichdn"/>
+  <w:style w:type="character" w:customStyle="1" w:styleId="QuoteChar">
+    <w:name w:val="Quote Char"/>
+    <w:basedOn w:val="DefaultParagraphFont"/>
+    <w:link w:val="Quote"/>
     <w:uiPriority w:val="29"/>
     <w:rsid w:val="000013A2"/>
     <w:rPr>
@@ -20167,9 +20152,9 @@
       <w:color w:val="404040" w:themeColor="text1" w:themeTint="BF"/>
     </w:rPr>
   </w:style>
-  <w:style w:type="paragraph" w:styleId="oancuaDanhsach">
+  <w:style w:type="paragraph" w:styleId="ListParagraph">
     <w:name w:val="List Paragraph"/>
-    <w:basedOn w:val="Binhthng"/>
+    <w:basedOn w:val="Normal"/>
     <w:uiPriority w:val="34"/>
     <w:qFormat/>
     <w:rsid w:val="000013A2"/>
@@ -20178,9 +20163,9 @@
       <w:contextualSpacing/>
     </w:pPr>
   </w:style>
-  <w:style w:type="character" w:styleId="NhnmnhThm">
+  <w:style w:type="character" w:styleId="IntenseEmphasis">
     <w:name w:val="Intense Emphasis"/>
-    <w:basedOn w:val="Phngmcinhcuaoanvn"/>
+    <w:basedOn w:val="DefaultParagraphFont"/>
     <w:uiPriority w:val="21"/>
     <w:qFormat/>
     <w:rsid w:val="000013A2"/>
@@ -20190,11 +20175,11 @@
       <w:color w:val="2F5496" w:themeColor="accent1" w:themeShade="BF"/>
     </w:rPr>
   </w:style>
-  <w:style w:type="paragraph" w:styleId="Nhaykepm">
+  <w:style w:type="paragraph" w:styleId="IntenseQuote">
     <w:name w:val="Intense Quote"/>
-    <w:basedOn w:val="Binhthng"/>
-    <w:next w:val="Binhthng"/>
-    <w:link w:val="NhaykepmChar"/>
+    <w:basedOn w:val="Normal"/>
+    <w:next w:val="Normal"/>
+    <w:link w:val="IntenseQuoteChar"/>
     <w:uiPriority w:val="30"/>
     <w:qFormat/>
     <w:rsid w:val="000013A2"/>
@@ -20213,10 +20198,10 @@
       <w:color w:val="2F5496" w:themeColor="accent1" w:themeShade="BF"/>
     </w:rPr>
   </w:style>
-  <w:style w:type="character" w:customStyle="1" w:styleId="NhaykepmChar">
-    <w:name w:val="Nháy kép Đậm Char"/>
-    <w:basedOn w:val="Phngmcinhcuaoanvn"/>
-    <w:link w:val="Nhaykepm"/>
+  <w:style w:type="character" w:customStyle="1" w:styleId="IntenseQuoteChar">
+    <w:name w:val="Intense Quote Char"/>
+    <w:basedOn w:val="DefaultParagraphFont"/>
+    <w:link w:val="IntenseQuote"/>
     <w:uiPriority w:val="30"/>
     <w:rsid w:val="000013A2"/>
     <w:rPr>
@@ -20225,9 +20210,9 @@
       <w:color w:val="2F5496" w:themeColor="accent1" w:themeShade="BF"/>
     </w:rPr>
   </w:style>
-  <w:style w:type="character" w:styleId="ThamchiuNhnmnh">
+  <w:style w:type="character" w:styleId="IntenseReference">
     <w:name w:val="Intense Reference"/>
-    <w:basedOn w:val="Phngmcinhcuaoanvn"/>
+    <w:basedOn w:val="DefaultParagraphFont"/>
     <w:uiPriority w:val="32"/>
     <w:qFormat/>
     <w:rsid w:val="000013A2"/>
@@ -20239,9 +20224,9 @@
       <w:spacing w:val="5"/>
     </w:rPr>
   </w:style>
-  <w:style w:type="paragraph" w:styleId="ThngthngWeb">
+  <w:style w:type="paragraph" w:styleId="NormalWeb">
     <w:name w:val="Normal (Web)"/>
-    <w:basedOn w:val="Binhthng"/>
+    <w:basedOn w:val="Normal"/>
     <w:uiPriority w:val="99"/>
     <w:unhideWhenUsed/>
     <w:rsid w:val="00270C06"/>
@@ -20256,7 +20241,7 @@
       <w14:ligatures w14:val="none"/>
     </w:rPr>
   </w:style>
-  <w:style w:type="paragraph" w:styleId="KhngDncch">
+  <w:style w:type="paragraph" w:styleId="NoSpacing">
     <w:name w:val="No Spacing"/>
     <w:uiPriority w:val="1"/>
     <w:qFormat/>
